--- a/DSDR_Study/report/DSDR_Report.docx
+++ b/DSDR_Study/report/DSDR_Report.docx
@@ -64,7 +64,7 @@
                     <pic:cNvPicPr/>
                   </pic:nvPicPr>
                   <pic:blipFill>
-                    <a:blip r:embed="rId5"/>
+                    <a:blip r:embed="rId7"/>
                     <a:stretch>
                       <a:fillRect/>
                     </a:stretch>
@@ -178,15 +178,24 @@
       </w:r>
     </w:p>
     <w:p>
-      <w:r>
-        <w:br w:type="page"/>
-      </w:r>
+      <w:pPr>
+        <w:sectPr>
+          <w:footerReference w:type="default" r:id="rId8"/>
+          <w:footnotePr>
+            <w:numRestart w:val="eachSect"/>
+          </w:footnotePr>
+          <w:pgSz w:w="12240" w:h="15840"/>
+          <w:pgMar w:top="1440" w:right="1440" w:bottom="1440" w:left="1729" w:header="720" w:footer="720" w:gutter="0"/>
+          <w:cols w:space="720"/>
+        </w:sectPr>
+      </w:pPr>
     </w:p>
     <w:p>
       <w:pPr>
         <w:pStyle w:val="Heading1"/>
+        <w:pageBreakBefore w:val="0"/>
       </w:pPr>
-      <w:bookmarkStart w:id="2" w:name="_Toc241964608"/>
+      <w:bookmarkStart w:id="2" w:name="_Toc241965017"/>
       <w:r>
         <w:lastRenderedPageBreak/>
         <w:t>ABSTRACT</w:t>
@@ -198,25 +207,22 @@
         <w:pStyle w:val="FirstParagraph"/>
       </w:pPr>
       <w:r>
-        <w:t>Th</w:t>
+        <w:t>The recloser–fuse coordination of distribution networks with distributed generation (DG) can be lost when conventional overcurrent protection is used, because the DG changes the magni</w:t>
       </w:r>
       <w:r>
-        <w:t>e recloser–fuse coordination of distribution networks with distributed generation (DG) can be lost when conventional overcurrent protection is used, because the DG changes the magnitude and the direction of the fault current seen by the protective devices.</w:t>
+        <w:t>tude and the direction of the fault current seen by the protective devices. This project studies a protection coordination strategy based on a dual-setting directional recloser (DSDR) for the fuse-saving scheme of an unbalanced distribution network. The mi</w:t>
       </w:r>
       <w:r>
-        <w:t xml:space="preserve"> This project studies a protection coordination strategy based on a dual-setting directional recloser (DSDR) for the fuse-saving scheme of an unbalanced distribution network. The mid-line recloser is given independent forward and reverse settings, so that </w:t>
+        <w:t>d-line recloser is given independent forward and reverse settings, so that it coordinates with the lateral fuses for faults on both sides of it. The strategy is implemented on the IEEE 13-node test feeder in DIgSILENT PowerFactory with a synchronous DG, th</w:t>
       </w:r>
       <w:r>
-        <w:t>it coordinates with the lateral fuses for faults on both sides of it. The strategy is implemented on the IEEE 13-node test feeder in DIgSILENT PowerFactory with a synchronous DG, the characteristics of commercial recloser relays and fuses, unbalanced load-</w:t>
+        <w:t>e characteristics of commercial recloser relays and fuses, unbalanced load-flow and short-circuit studies, and an electromagnetic-transient simulation of the reclosing sequence. The results show that the DG makes the fuses operate before the fast operation</w:t>
       </w:r>
       <w:r>
-        <w:t>flow and short-circuit studies, and an electromagnetic-transient simulation of the reclosing sequence. The results show that the DG makes the fuses operate before the fast operation of a conventional recloser, increasingly so as the DG penetration rises, a</w:t>
+        <w:t xml:space="preserve"> of a conventional recloser, increasingly so as the DG penetration rises, and that the dual-setting directional recloser, together with a revision of the fuse sizes, restores the fuse-saving coordination in the zone between the grid and the DG. They also s</w:t>
       </w:r>
       <w:r>
-        <w:t>nd that the dual-setting directional recloser, together with a revision of the fuse sizes, restores the fuse-saving coordination in the zone between the grid and the DG. They also show the limits of the strategy: the dial range of the recloser and the DG i</w:t>
-      </w:r>
-      <w:r>
-        <w:t>nfeed to faults beyond the recloser.</w:t>
+        <w:t>how the limits of the strategy: the dial range of the recloser and the DG infeed to faults beyond the recloser.</w:t>
       </w:r>
     </w:p>
     <w:p>
@@ -231,14 +237,17 @@
         <w:t>Keywords:</w:t>
       </w:r>
       <w:r>
-        <w:t xml:space="preserve"> distributed generation, dual-setting directional recloser, fuse saving, recloser–fuse coordination, IEEE 13-node feeder, DIgSILENT PowerFactory.</w:t>
+        <w:t xml:space="preserve"> distributed generation, dual-setting directional recloser, fuse saving, recloser–fuse coordination, IEEE 13-node feeder, DIgSILENT Pow</w:t>
+      </w:r>
+      <w:r>
+        <w:t>erFactory.</w:t>
       </w:r>
     </w:p>
     <w:p>
       <w:pPr>
         <w:pStyle w:val="Heading1"/>
       </w:pPr>
-      <w:bookmarkStart w:id="3" w:name="_Toc241964609"/>
+      <w:bookmarkStart w:id="3" w:name="_Toc241965018"/>
       <w:r>
         <w:lastRenderedPageBreak/>
         <w:t>TABLE OF CONTENTS</w:t>
@@ -268,7 +277,7 @@
       <w:r>
         <w:fldChar w:fldCharType="separate"/>
       </w:r>
-      <w:hyperlink w:anchor="_Toc241964608" w:history="1">
+      <w:hyperlink w:anchor="_Toc241965017" w:history="1">
         <w:r>
           <w:rPr>
             <w:rStyle w:val="Hyperlink"/>
@@ -295,7 +304,7 @@
             <w:noProof/>
             <w:webHidden/>
           </w:rPr>
-          <w:instrText xml:space="preserve"> PAGEREF _Toc241964608 \h </w:instrText>
+          <w:instrText xml:space="preserve"> PAGEREF _Toc241965017 \h </w:instrText>
         </w:r>
         <w:r>
           <w:rPr>
@@ -315,7 +324,7 @@
             <w:noProof/>
             <w:webHidden/>
           </w:rPr>
-          <w:t>2</w:t>
+          <w:t>i</w:t>
         </w:r>
         <w:r>
           <w:rPr>
@@ -340,7 +349,7 @@
           <w:lang w:eastAsia="en-US"/>
         </w:rPr>
       </w:pPr>
-      <w:hyperlink w:anchor="_Toc241964609" w:history="1">
+      <w:hyperlink w:anchor="_Toc241965018" w:history="1">
         <w:r>
           <w:rPr>
             <w:rStyle w:val="Hyperlink"/>
@@ -367,7 +376,7 @@
             <w:noProof/>
             <w:webHidden/>
           </w:rPr>
-          <w:instrText xml:space="preserve"> PAGEREF _Toc241964609 \h </w:instrText>
+          <w:instrText xml:space="preserve"> PAGEREF _Toc241965018 \h </w:instrText>
         </w:r>
         <w:r>
           <w:rPr>
@@ -387,7 +396,7 @@
             <w:noProof/>
             <w:webHidden/>
           </w:rPr>
-          <w:t>3</w:t>
+          <w:t>ii</w:t>
         </w:r>
         <w:r>
           <w:rPr>
@@ -412,7 +421,7 @@
           <w:lang w:eastAsia="en-US"/>
         </w:rPr>
       </w:pPr>
-      <w:hyperlink w:anchor="_Toc241964610" w:history="1">
+      <w:hyperlink w:anchor="_Toc241965019" w:history="1">
         <w:r>
           <w:rPr>
             <w:rStyle w:val="Hyperlink"/>
@@ -439,7 +448,7 @@
             <w:noProof/>
             <w:webHidden/>
           </w:rPr>
-          <w:instrText xml:space="preserve"> PAGEREF _Toc241964610 \h </w:instrText>
+          <w:instrText xml:space="preserve"> PAGEREF _Toc241965019 \h </w:instrText>
         </w:r>
         <w:r>
           <w:rPr>
@@ -459,7 +468,7 @@
             <w:noProof/>
             <w:webHidden/>
           </w:rPr>
-          <w:t>7</w:t>
+          <w:t>vi</w:t>
         </w:r>
         <w:r>
           <w:rPr>
@@ -484,7 +493,7 @@
           <w:lang w:eastAsia="en-US"/>
         </w:rPr>
       </w:pPr>
-      <w:hyperlink w:anchor="_Toc241964611" w:history="1">
+      <w:hyperlink w:anchor="_Toc241965020" w:history="1">
         <w:r>
           <w:rPr>
             <w:rStyle w:val="Hyperlink"/>
@@ -511,7 +520,7 @@
             <w:noProof/>
             <w:webHidden/>
           </w:rPr>
-          <w:instrText xml:space="preserve"> PAGEREF _Toc241964611 \h </w:instrText>
+          <w:instrText xml:space="preserve"> PAGEREF _Toc241965020 \h </w:instrText>
         </w:r>
         <w:r>
           <w:rPr>
@@ -531,7 +540,7 @@
             <w:noProof/>
             <w:webHidden/>
           </w:rPr>
-          <w:t>8</w:t>
+          <w:t>vii</w:t>
         </w:r>
         <w:r>
           <w:rPr>
@@ -556,7 +565,7 @@
           <w:lang w:eastAsia="en-US"/>
         </w:rPr>
       </w:pPr>
-      <w:hyperlink w:anchor="_Toc241964612" w:history="1">
+      <w:hyperlink w:anchor="_Toc241965021" w:history="1">
         <w:r>
           <w:rPr>
             <w:rStyle w:val="Hyperlink"/>
@@ -583,7 +592,7 @@
             <w:noProof/>
             <w:webHidden/>
           </w:rPr>
-          <w:instrText xml:space="preserve"> PAGEREF _Toc241964612 \h </w:instrText>
+          <w:instrText xml:space="preserve"> PAGEREF _Toc241965021 \h </w:instrText>
         </w:r>
         <w:r>
           <w:rPr>
@@ -603,7 +612,7 @@
             <w:noProof/>
             <w:webHidden/>
           </w:rPr>
-          <w:t>9</w:t>
+          <w:t>1</w:t>
         </w:r>
         <w:r>
           <w:rPr>
@@ -628,7 +637,7 @@
           <w:lang w:eastAsia="en-US"/>
         </w:rPr>
       </w:pPr>
-      <w:hyperlink w:anchor="_Toc241964613" w:history="1">
+      <w:hyperlink w:anchor="_Toc241965022" w:history="1">
         <w:r>
           <w:rPr>
             <w:rStyle w:val="Hyperlink"/>
@@ -655,7 +664,7 @@
             <w:noProof/>
             <w:webHidden/>
           </w:rPr>
-          <w:instrText xml:space="preserve"> PAGEREF _Toc241964613 \h </w:instrText>
+          <w:instrText xml:space="preserve"> PAGEREF _Toc241965022 \h </w:instrText>
         </w:r>
         <w:r>
           <w:rPr>
@@ -675,7 +684,7 @@
             <w:noProof/>
             <w:webHidden/>
           </w:rPr>
-          <w:t>9</w:t>
+          <w:t>1</w:t>
         </w:r>
         <w:r>
           <w:rPr>
@@ -700,7 +709,7 @@
           <w:lang w:eastAsia="en-US"/>
         </w:rPr>
       </w:pPr>
-      <w:hyperlink w:anchor="_Toc241964614" w:history="1">
+      <w:hyperlink w:anchor="_Toc241965023" w:history="1">
         <w:r>
           <w:rPr>
             <w:rStyle w:val="Hyperlink"/>
@@ -727,7 +736,7 @@
             <w:noProof/>
             <w:webHidden/>
           </w:rPr>
-          <w:instrText xml:space="preserve"> PAGEREF _Toc241964614 \h </w:instrText>
+          <w:instrText xml:space="preserve"> PAGEREF _Toc241965023 \h </w:instrText>
         </w:r>
         <w:r>
           <w:rPr>
@@ -747,7 +756,7 @@
             <w:noProof/>
             <w:webHidden/>
           </w:rPr>
-          <w:t>9</w:t>
+          <w:t>1</w:t>
         </w:r>
         <w:r>
           <w:rPr>
@@ -772,7 +781,7 @@
           <w:lang w:eastAsia="en-US"/>
         </w:rPr>
       </w:pPr>
-      <w:hyperlink w:anchor="_Toc241964615" w:history="1">
+      <w:hyperlink w:anchor="_Toc241965024" w:history="1">
         <w:r>
           <w:rPr>
             <w:rStyle w:val="Hyperlink"/>
@@ -799,7 +808,7 @@
             <w:noProof/>
             <w:webHidden/>
           </w:rPr>
-          <w:instrText xml:space="preserve"> PAGEREF _Toc241964615 \h </w:instrText>
+          <w:instrText xml:space="preserve"> PAGEREF _Toc241965024 \h </w:instrText>
         </w:r>
         <w:r>
           <w:rPr>
@@ -819,7 +828,7 @@
             <w:noProof/>
             <w:webHidden/>
           </w:rPr>
-          <w:t>10</w:t>
+          <w:t>1</w:t>
         </w:r>
         <w:r>
           <w:rPr>
@@ -844,7 +853,7 @@
           <w:lang w:eastAsia="en-US"/>
         </w:rPr>
       </w:pPr>
-      <w:hyperlink w:anchor="_Toc241964616" w:history="1">
+      <w:hyperlink w:anchor="_Toc241965025" w:history="1">
         <w:r>
           <w:rPr>
             <w:rStyle w:val="Hyperlink"/>
@@ -871,7 +880,7 @@
             <w:noProof/>
             <w:webHidden/>
           </w:rPr>
-          <w:instrText xml:space="preserve"> PAGEREF _Toc241964616 \h </w:instrText>
+          <w:instrText xml:space="preserve"> PAGEREF _Toc241965025 \h </w:instrText>
         </w:r>
         <w:r>
           <w:rPr>
@@ -891,7 +900,7 @@
             <w:noProof/>
             <w:webHidden/>
           </w:rPr>
-          <w:t>10</w:t>
+          <w:t>1</w:t>
         </w:r>
         <w:r>
           <w:rPr>
@@ -916,7 +925,7 @@
           <w:lang w:eastAsia="en-US"/>
         </w:rPr>
       </w:pPr>
-      <w:hyperlink w:anchor="_Toc241964617" w:history="1">
+      <w:hyperlink w:anchor="_Toc241965026" w:history="1">
         <w:r>
           <w:rPr>
             <w:rStyle w:val="Hyperlink"/>
@@ -943,7 +952,7 @@
             <w:noProof/>
             <w:webHidden/>
           </w:rPr>
-          <w:instrText xml:space="preserve"> PAGEREF _Toc241964617 \h </w:instrText>
+          <w:instrText xml:space="preserve"> PAGEREF _Toc241965026 \h </w:instrText>
         </w:r>
         <w:r>
           <w:rPr>
@@ -963,7 +972,7 @@
             <w:noProof/>
             <w:webHidden/>
           </w:rPr>
-          <w:t>10</w:t>
+          <w:t>2</w:t>
         </w:r>
         <w:r>
           <w:rPr>
@@ -988,7 +997,7 @@
           <w:lang w:eastAsia="en-US"/>
         </w:rPr>
       </w:pPr>
-      <w:hyperlink w:anchor="_Toc241964618" w:history="1">
+      <w:hyperlink w:anchor="_Toc241965027" w:history="1">
         <w:r>
           <w:rPr>
             <w:rStyle w:val="Hyperlink"/>
@@ -1015,7 +1024,7 @@
             <w:noProof/>
             <w:webHidden/>
           </w:rPr>
-          <w:instrText xml:space="preserve"> PAGEREF _Toc241964618 \h </w:instrText>
+          <w:instrText xml:space="preserve"> PAGEREF _Toc241965027 \h </w:instrText>
         </w:r>
         <w:r>
           <w:rPr>
@@ -1035,7 +1044,7 @@
             <w:noProof/>
             <w:webHidden/>
           </w:rPr>
-          <w:t>10</w:t>
+          <w:t>2</w:t>
         </w:r>
         <w:r>
           <w:rPr>
@@ -1060,7 +1069,7 @@
           <w:lang w:eastAsia="en-US"/>
         </w:rPr>
       </w:pPr>
-      <w:hyperlink w:anchor="_Toc241964619" w:history="1">
+      <w:hyperlink w:anchor="_Toc241965028" w:history="1">
         <w:r>
           <w:rPr>
             <w:rStyle w:val="Hyperlink"/>
@@ -1087,7 +1096,7 @@
             <w:noProof/>
             <w:webHidden/>
           </w:rPr>
-          <w:instrText xml:space="preserve"> PAGEREF _Toc241964619 \h </w:instrText>
+          <w:instrText xml:space="preserve"> PAGEREF _Toc241965028 \h </w:instrText>
         </w:r>
         <w:r>
           <w:rPr>
@@ -1107,7 +1116,7 @@
             <w:noProof/>
             <w:webHidden/>
           </w:rPr>
-          <w:t>11</w:t>
+          <w:t>2</w:t>
         </w:r>
         <w:r>
           <w:rPr>
@@ -1132,7 +1141,7 @@
           <w:lang w:eastAsia="en-US"/>
         </w:rPr>
       </w:pPr>
-      <w:hyperlink w:anchor="_Toc241964620" w:history="1">
+      <w:hyperlink w:anchor="_Toc241965029" w:history="1">
         <w:r>
           <w:rPr>
             <w:rStyle w:val="Hyperlink"/>
@@ -1159,7 +1168,7 @@
             <w:noProof/>
             <w:webHidden/>
           </w:rPr>
-          <w:instrText xml:space="preserve"> PAGEREF _Toc241964620 \h </w:instrText>
+          <w:instrText xml:space="preserve"> PAGEREF _Toc241965029 \h </w:instrText>
         </w:r>
         <w:r>
           <w:rPr>
@@ -1179,7 +1188,7 @@
             <w:noProof/>
             <w:webHidden/>
           </w:rPr>
-          <w:t>11</w:t>
+          <w:t>3</w:t>
         </w:r>
         <w:r>
           <w:rPr>
@@ -1204,7 +1213,7 @@
           <w:lang w:eastAsia="en-US"/>
         </w:rPr>
       </w:pPr>
-      <w:hyperlink w:anchor="_Toc241964621" w:history="1">
+      <w:hyperlink w:anchor="_Toc241965030" w:history="1">
         <w:r>
           <w:rPr>
             <w:rStyle w:val="Hyperlink"/>
@@ -1231,7 +1240,7 @@
             <w:noProof/>
             <w:webHidden/>
           </w:rPr>
-          <w:instrText xml:space="preserve"> PAGEREF _Toc241964621 \h </w:instrText>
+          <w:instrText xml:space="preserve"> PAGEREF _Toc241965030 \h </w:instrText>
         </w:r>
         <w:r>
           <w:rPr>
@@ -1251,7 +1260,7 @@
             <w:noProof/>
             <w:webHidden/>
           </w:rPr>
-          <w:t>11</w:t>
+          <w:t>3</w:t>
         </w:r>
         <w:r>
           <w:rPr>
@@ -1276,7 +1285,7 @@
           <w:lang w:eastAsia="en-US"/>
         </w:rPr>
       </w:pPr>
-      <w:hyperlink w:anchor="_Toc241964622" w:history="1">
+      <w:hyperlink w:anchor="_Toc241965031" w:history="1">
         <w:r>
           <w:rPr>
             <w:rStyle w:val="Hyperlink"/>
@@ -1303,7 +1312,7 @@
             <w:noProof/>
             <w:webHidden/>
           </w:rPr>
-          <w:instrText xml:space="preserve"> PAGEREF _Toc241964622 \h </w:instrText>
+          <w:instrText xml:space="preserve"> PAGEREF _Toc241965031 \h </w:instrText>
         </w:r>
         <w:r>
           <w:rPr>
@@ -1323,7 +1332,7 @@
             <w:noProof/>
             <w:webHidden/>
           </w:rPr>
-          <w:t>12</w:t>
+          <w:t>4</w:t>
         </w:r>
         <w:r>
           <w:rPr>
@@ -1348,7 +1357,7 @@
           <w:lang w:eastAsia="en-US"/>
         </w:rPr>
       </w:pPr>
-      <w:hyperlink w:anchor="_Toc241964623" w:history="1">
+      <w:hyperlink w:anchor="_Toc241965032" w:history="1">
         <w:r>
           <w:rPr>
             <w:rStyle w:val="Hyperlink"/>
@@ -1375,7 +1384,7 @@
             <w:noProof/>
             <w:webHidden/>
           </w:rPr>
-          <w:instrText xml:space="preserve"> PAGEREF _Toc241964623 \h </w:instrText>
+          <w:instrText xml:space="preserve"> PAGEREF _Toc241965032 \h </w:instrText>
         </w:r>
         <w:r>
           <w:rPr>
@@ -1395,7 +1404,7 @@
             <w:noProof/>
             <w:webHidden/>
           </w:rPr>
-          <w:t>12</w:t>
+          <w:t>4</w:t>
         </w:r>
         <w:r>
           <w:rPr>
@@ -1420,7 +1429,7 @@
           <w:lang w:eastAsia="en-US"/>
         </w:rPr>
       </w:pPr>
-      <w:hyperlink w:anchor="_Toc241964624" w:history="1">
+      <w:hyperlink w:anchor="_Toc241965033" w:history="1">
         <w:r>
           <w:rPr>
             <w:rStyle w:val="Hyperlink"/>
@@ -1447,7 +1456,7 @@
             <w:noProof/>
             <w:webHidden/>
           </w:rPr>
-          <w:instrText xml:space="preserve"> PAGEREF _Toc241964624 \h </w:instrText>
+          <w:instrText xml:space="preserve"> PAGEREF _Toc241965033 \h </w:instrText>
         </w:r>
         <w:r>
           <w:rPr>
@@ -1467,7 +1476,7 @@
             <w:noProof/>
             <w:webHidden/>
           </w:rPr>
-          <w:t>12</w:t>
+          <w:t>4</w:t>
         </w:r>
         <w:r>
           <w:rPr>
@@ -1492,7 +1501,7 @@
           <w:lang w:eastAsia="en-US"/>
         </w:rPr>
       </w:pPr>
-      <w:hyperlink w:anchor="_Toc241964625" w:history="1">
+      <w:hyperlink w:anchor="_Toc241965034" w:history="1">
         <w:r>
           <w:rPr>
             <w:rStyle w:val="Hyperlink"/>
@@ -1519,7 +1528,7 @@
             <w:noProof/>
             <w:webHidden/>
           </w:rPr>
-          <w:instrText xml:space="preserve"> PAGEREF _Toc241964625 \h </w:instrText>
+          <w:instrText xml:space="preserve"> PAGEREF _Toc241965034 \h </w:instrText>
         </w:r>
         <w:r>
           <w:rPr>
@@ -1539,7 +1548,7 @@
             <w:noProof/>
             <w:webHidden/>
           </w:rPr>
-          <w:t>12</w:t>
+          <w:t>4</w:t>
         </w:r>
         <w:r>
           <w:rPr>
@@ -1564,7 +1573,7 @@
           <w:lang w:eastAsia="en-US"/>
         </w:rPr>
       </w:pPr>
-      <w:hyperlink w:anchor="_Toc241964626" w:history="1">
+      <w:hyperlink w:anchor="_Toc241965035" w:history="1">
         <w:r>
           <w:rPr>
             <w:rStyle w:val="Hyperlink"/>
@@ -1591,7 +1600,7 @@
             <w:noProof/>
             <w:webHidden/>
           </w:rPr>
-          <w:instrText xml:space="preserve"> PAGEREF _Toc241964626 \h </w:instrText>
+          <w:instrText xml:space="preserve"> PAGEREF _Toc241965035 \h </w:instrText>
         </w:r>
         <w:r>
           <w:rPr>
@@ -1611,7 +1620,7 @@
             <w:noProof/>
             <w:webHidden/>
           </w:rPr>
-          <w:t>12</w:t>
+          <w:t>4</w:t>
         </w:r>
         <w:r>
           <w:rPr>
@@ -1636,7 +1645,7 @@
           <w:lang w:eastAsia="en-US"/>
         </w:rPr>
       </w:pPr>
-      <w:hyperlink w:anchor="_Toc241964627" w:history="1">
+      <w:hyperlink w:anchor="_Toc241965036" w:history="1">
         <w:r>
           <w:rPr>
             <w:rStyle w:val="Hyperlink"/>
@@ -1663,7 +1672,7 @@
             <w:noProof/>
             <w:webHidden/>
           </w:rPr>
-          <w:instrText xml:space="preserve"> PAGEREF _Toc241964627 \h </w:instrText>
+          <w:instrText xml:space="preserve"> PAGEREF _Toc241965036 \h </w:instrText>
         </w:r>
         <w:r>
           <w:rPr>
@@ -1683,7 +1692,7 @@
             <w:noProof/>
             <w:webHidden/>
           </w:rPr>
-          <w:t>12</w:t>
+          <w:t>4</w:t>
         </w:r>
         <w:r>
           <w:rPr>
@@ -1708,7 +1717,7 @@
           <w:lang w:eastAsia="en-US"/>
         </w:rPr>
       </w:pPr>
-      <w:hyperlink w:anchor="_Toc241964628" w:history="1">
+      <w:hyperlink w:anchor="_Toc241965037" w:history="1">
         <w:r>
           <w:rPr>
             <w:rStyle w:val="Hyperlink"/>
@@ -1735,7 +1744,7 @@
             <w:noProof/>
             <w:webHidden/>
           </w:rPr>
-          <w:instrText xml:space="preserve"> PAGEREF _Toc241964628 \h </w:instrText>
+          <w:instrText xml:space="preserve"> PAGEREF _Toc241965037 \h </w:instrText>
         </w:r>
         <w:r>
           <w:rPr>
@@ -1755,7 +1764,7 @@
             <w:noProof/>
             <w:webHidden/>
           </w:rPr>
-          <w:t>13</w:t>
+          <w:t>5</w:t>
         </w:r>
         <w:r>
           <w:rPr>
@@ -1780,7 +1789,7 @@
           <w:lang w:eastAsia="en-US"/>
         </w:rPr>
       </w:pPr>
-      <w:hyperlink w:anchor="_Toc241964629" w:history="1">
+      <w:hyperlink w:anchor="_Toc241965038" w:history="1">
         <w:r>
           <w:rPr>
             <w:rStyle w:val="Hyperlink"/>
@@ -1807,7 +1816,7 @@
             <w:noProof/>
             <w:webHidden/>
           </w:rPr>
-          <w:instrText xml:space="preserve"> PAGEREF _Toc241964629 \h </w:instrText>
+          <w:instrText xml:space="preserve"> PAGEREF _Toc241965038 \h </w:instrText>
         </w:r>
         <w:r>
           <w:rPr>
@@ -1827,7 +1836,7 @@
             <w:noProof/>
             <w:webHidden/>
           </w:rPr>
-          <w:t>13</w:t>
+          <w:t>5</w:t>
         </w:r>
         <w:r>
           <w:rPr>
@@ -1852,7 +1861,7 @@
           <w:lang w:eastAsia="en-US"/>
         </w:rPr>
       </w:pPr>
-      <w:hyperlink w:anchor="_Toc241964630" w:history="1">
+      <w:hyperlink w:anchor="_Toc241965039" w:history="1">
         <w:r>
           <w:rPr>
             <w:rStyle w:val="Hyperlink"/>
@@ -1879,7 +1888,7 @@
             <w:noProof/>
             <w:webHidden/>
           </w:rPr>
-          <w:instrText xml:space="preserve"> PAGEREF _Toc241964630 \h </w:instrText>
+          <w:instrText xml:space="preserve"> PAGEREF _Toc241965039 \h </w:instrText>
         </w:r>
         <w:r>
           <w:rPr>
@@ -1899,7 +1908,7 @@
             <w:noProof/>
             <w:webHidden/>
           </w:rPr>
-          <w:t>13</w:t>
+          <w:t>5</w:t>
         </w:r>
         <w:r>
           <w:rPr>
@@ -1924,7 +1933,7 @@
           <w:lang w:eastAsia="en-US"/>
         </w:rPr>
       </w:pPr>
-      <w:hyperlink w:anchor="_Toc241964631" w:history="1">
+      <w:hyperlink w:anchor="_Toc241965040" w:history="1">
         <w:r>
           <w:rPr>
             <w:rStyle w:val="Hyperlink"/>
@@ -1951,7 +1960,7 @@
             <w:noProof/>
             <w:webHidden/>
           </w:rPr>
-          <w:instrText xml:space="preserve"> PAGEREF _Toc241964631 \h </w:instrText>
+          <w:instrText xml:space="preserve"> PAGEREF _Toc241965040 \h </w:instrText>
         </w:r>
         <w:r>
           <w:rPr>
@@ -1971,7 +1980,7 @@
             <w:noProof/>
             <w:webHidden/>
           </w:rPr>
-          <w:t>14</w:t>
+          <w:t>6</w:t>
         </w:r>
         <w:r>
           <w:rPr>
@@ -1996,7 +2005,7 @@
           <w:lang w:eastAsia="en-US"/>
         </w:rPr>
       </w:pPr>
-      <w:hyperlink w:anchor="_Toc241964632" w:history="1">
+      <w:hyperlink w:anchor="_Toc241965041" w:history="1">
         <w:r>
           <w:rPr>
             <w:rStyle w:val="Hyperlink"/>
@@ -2023,7 +2032,7 @@
             <w:noProof/>
             <w:webHidden/>
           </w:rPr>
-          <w:instrText xml:space="preserve"> PAGEREF _Toc241964632 \h </w:instrText>
+          <w:instrText xml:space="preserve"> PAGEREF _Toc241965041 \h </w:instrText>
         </w:r>
         <w:r>
           <w:rPr>
@@ -2043,7 +2052,7 @@
             <w:noProof/>
             <w:webHidden/>
           </w:rPr>
-          <w:t>14</w:t>
+          <w:t>6</w:t>
         </w:r>
         <w:r>
           <w:rPr>
@@ -2068,7 +2077,7 @@
           <w:lang w:eastAsia="en-US"/>
         </w:rPr>
       </w:pPr>
-      <w:hyperlink w:anchor="_Toc241964633" w:history="1">
+      <w:hyperlink w:anchor="_Toc241965042" w:history="1">
         <w:r>
           <w:rPr>
             <w:rStyle w:val="Hyperlink"/>
@@ -2095,7 +2104,7 @@
             <w:noProof/>
             <w:webHidden/>
           </w:rPr>
-          <w:instrText xml:space="preserve"> PAGEREF _Toc241964633 \h </w:instrText>
+          <w:instrText xml:space="preserve"> PAGEREF _Toc241965042 \h </w:instrText>
         </w:r>
         <w:r>
           <w:rPr>
@@ -2115,7 +2124,7 @@
             <w:noProof/>
             <w:webHidden/>
           </w:rPr>
-          <w:t>14</w:t>
+          <w:t>6</w:t>
         </w:r>
         <w:r>
           <w:rPr>
@@ -2140,7 +2149,7 @@
           <w:lang w:eastAsia="en-US"/>
         </w:rPr>
       </w:pPr>
-      <w:hyperlink w:anchor="_Toc241964634" w:history="1">
+      <w:hyperlink w:anchor="_Toc241965043" w:history="1">
         <w:r>
           <w:rPr>
             <w:rStyle w:val="Hyperlink"/>
@@ -2167,7 +2176,7 @@
             <w:noProof/>
             <w:webHidden/>
           </w:rPr>
-          <w:instrText xml:space="preserve"> PAGEREF _Toc241964634 \h </w:instrText>
+          <w:instrText xml:space="preserve"> PAGEREF _Toc241965043 \h </w:instrText>
         </w:r>
         <w:r>
           <w:rPr>
@@ -2187,7 +2196,7 @@
             <w:noProof/>
             <w:webHidden/>
           </w:rPr>
-          <w:t>14</w:t>
+          <w:t>6</w:t>
         </w:r>
         <w:r>
           <w:rPr>
@@ -2212,7 +2221,7 @@
           <w:lang w:eastAsia="en-US"/>
         </w:rPr>
       </w:pPr>
-      <w:hyperlink w:anchor="_Toc241964635" w:history="1">
+      <w:hyperlink w:anchor="_Toc241965044" w:history="1">
         <w:r>
           <w:rPr>
             <w:rStyle w:val="Hyperlink"/>
@@ -2239,7 +2248,7 @@
             <w:noProof/>
             <w:webHidden/>
           </w:rPr>
-          <w:instrText xml:space="preserve"> PAGEREF _Toc241964635 \h </w:instrText>
+          <w:instrText xml:space="preserve"> PAGEREF _Toc241965044 \h </w:instrText>
         </w:r>
         <w:r>
           <w:rPr>
@@ -2259,7 +2268,7 @@
             <w:noProof/>
             <w:webHidden/>
           </w:rPr>
-          <w:t>15</w:t>
+          <w:t>7</w:t>
         </w:r>
         <w:r>
           <w:rPr>
@@ -2284,7 +2293,7 @@
           <w:lang w:eastAsia="en-US"/>
         </w:rPr>
       </w:pPr>
-      <w:hyperlink w:anchor="_Toc241964636" w:history="1">
+      <w:hyperlink w:anchor="_Toc241965045" w:history="1">
         <w:r>
           <w:rPr>
             <w:rStyle w:val="Hyperlink"/>
@@ -2311,7 +2320,7 @@
             <w:noProof/>
             <w:webHidden/>
           </w:rPr>
-          <w:instrText xml:space="preserve"> PAGEREF _Toc241964636 \h </w:instrText>
+          <w:instrText xml:space="preserve"> PAGEREF _Toc241965045 \h </w:instrText>
         </w:r>
         <w:r>
           <w:rPr>
@@ -2331,7 +2340,7 @@
             <w:noProof/>
             <w:webHidden/>
           </w:rPr>
-          <w:t>15</w:t>
+          <w:t>7</w:t>
         </w:r>
         <w:r>
           <w:rPr>
@@ -2356,7 +2365,7 @@
           <w:lang w:eastAsia="en-US"/>
         </w:rPr>
       </w:pPr>
-      <w:hyperlink w:anchor="_Toc241964637" w:history="1">
+      <w:hyperlink w:anchor="_Toc241965046" w:history="1">
         <w:r>
           <w:rPr>
             <w:rStyle w:val="Hyperlink"/>
@@ -2383,7 +2392,7 @@
             <w:noProof/>
             <w:webHidden/>
           </w:rPr>
-          <w:instrText xml:space="preserve"> PAGEREF _Toc241964637 \h </w:instrText>
+          <w:instrText xml:space="preserve"> PAGEREF _Toc241965046 \h </w:instrText>
         </w:r>
         <w:r>
           <w:rPr>
@@ -2403,7 +2412,7 @@
             <w:noProof/>
             <w:webHidden/>
           </w:rPr>
-          <w:t>16</w:t>
+          <w:t>8</w:t>
         </w:r>
         <w:r>
           <w:rPr>
@@ -2428,7 +2437,7 @@
           <w:lang w:eastAsia="en-US"/>
         </w:rPr>
       </w:pPr>
-      <w:hyperlink w:anchor="_Toc241964638" w:history="1">
+      <w:hyperlink w:anchor="_Toc241965047" w:history="1">
         <w:r>
           <w:rPr>
             <w:rStyle w:val="Hyperlink"/>
@@ -2455,7 +2464,7 @@
             <w:noProof/>
             <w:webHidden/>
           </w:rPr>
-          <w:instrText xml:space="preserve"> PAGEREF _Toc241964638 \h </w:instrText>
+          <w:instrText xml:space="preserve"> PAGEREF _Toc241965047 \h </w:instrText>
         </w:r>
         <w:r>
           <w:rPr>
@@ -2475,7 +2484,7 @@
             <w:noProof/>
             <w:webHidden/>
           </w:rPr>
-          <w:t>17</w:t>
+          <w:t>9</w:t>
         </w:r>
         <w:r>
           <w:rPr>
@@ -2500,7 +2509,7 @@
           <w:lang w:eastAsia="en-US"/>
         </w:rPr>
       </w:pPr>
-      <w:hyperlink w:anchor="_Toc241964639" w:history="1">
+      <w:hyperlink w:anchor="_Toc241965048" w:history="1">
         <w:r>
           <w:rPr>
             <w:rStyle w:val="Hyperlink"/>
@@ -2527,7 +2536,7 @@
             <w:noProof/>
             <w:webHidden/>
           </w:rPr>
-          <w:instrText xml:space="preserve"> PAGEREF _Toc241964639 \h </w:instrText>
+          <w:instrText xml:space="preserve"> PAGEREF _Toc241965048 \h </w:instrText>
         </w:r>
         <w:r>
           <w:rPr>
@@ -2547,7 +2556,7 @@
             <w:noProof/>
             <w:webHidden/>
           </w:rPr>
-          <w:t>17</w:t>
+          <w:t>9</w:t>
         </w:r>
         <w:r>
           <w:rPr>
@@ -2572,7 +2581,7 @@
           <w:lang w:eastAsia="en-US"/>
         </w:rPr>
       </w:pPr>
-      <w:hyperlink w:anchor="_Toc241964640" w:history="1">
+      <w:hyperlink w:anchor="_Toc241965049" w:history="1">
         <w:r>
           <w:rPr>
             <w:rStyle w:val="Hyperlink"/>
@@ -2599,7 +2608,7 @@
             <w:noProof/>
             <w:webHidden/>
           </w:rPr>
-          <w:instrText xml:space="preserve"> PAGEREF _Toc241964640 \h </w:instrText>
+          <w:instrText xml:space="preserve"> PAGEREF _Toc241965049 \h </w:instrText>
         </w:r>
         <w:r>
           <w:rPr>
@@ -2619,7 +2628,7 @@
             <w:noProof/>
             <w:webHidden/>
           </w:rPr>
-          <w:t>17</w:t>
+          <w:t>9</w:t>
         </w:r>
         <w:r>
           <w:rPr>
@@ -2644,7 +2653,7 @@
           <w:lang w:eastAsia="en-US"/>
         </w:rPr>
       </w:pPr>
-      <w:hyperlink w:anchor="_Toc241964641" w:history="1">
+      <w:hyperlink w:anchor="_Toc241965050" w:history="1">
         <w:r>
           <w:rPr>
             <w:rStyle w:val="Hyperlink"/>
@@ -2671,7 +2680,7 @@
             <w:noProof/>
             <w:webHidden/>
           </w:rPr>
-          <w:instrText xml:space="preserve"> PAGEREF _Toc241964641 \h </w:instrText>
+          <w:instrText xml:space="preserve"> PAGEREF _Toc241965050 \h </w:instrText>
         </w:r>
         <w:r>
           <w:rPr>
@@ -2691,7 +2700,7 @@
             <w:noProof/>
             <w:webHidden/>
           </w:rPr>
-          <w:t>17</w:t>
+          <w:t>9</w:t>
         </w:r>
         <w:r>
           <w:rPr>
@@ -2716,7 +2725,7 @@
           <w:lang w:eastAsia="en-US"/>
         </w:rPr>
       </w:pPr>
-      <w:hyperlink w:anchor="_Toc241964642" w:history="1">
+      <w:hyperlink w:anchor="_Toc241965051" w:history="1">
         <w:r>
           <w:rPr>
             <w:rStyle w:val="Hyperlink"/>
@@ -2743,7 +2752,7 @@
             <w:noProof/>
             <w:webHidden/>
           </w:rPr>
-          <w:instrText xml:space="preserve"> PAGEREF _Toc241964642 \h </w:instrText>
+          <w:instrText xml:space="preserve"> PAGEREF _Toc241965051 \h </w:instrText>
         </w:r>
         <w:r>
           <w:rPr>
@@ -2763,7 +2772,7 @@
             <w:noProof/>
             <w:webHidden/>
           </w:rPr>
-          <w:t>17</w:t>
+          <w:t>9</w:t>
         </w:r>
         <w:r>
           <w:rPr>
@@ -2788,7 +2797,7 @@
           <w:lang w:eastAsia="en-US"/>
         </w:rPr>
       </w:pPr>
-      <w:hyperlink w:anchor="_Toc241964643" w:history="1">
+      <w:hyperlink w:anchor="_Toc241965052" w:history="1">
         <w:r>
           <w:rPr>
             <w:rStyle w:val="Hyperlink"/>
@@ -2815,7 +2824,7 @@
             <w:noProof/>
             <w:webHidden/>
           </w:rPr>
-          <w:instrText xml:space="preserve"> PAGEREF _Toc241964643 \h </w:instrText>
+          <w:instrText xml:space="preserve"> PAGEREF _Toc241965052 \h </w:instrText>
         </w:r>
         <w:r>
           <w:rPr>
@@ -2835,7 +2844,7 @@
             <w:noProof/>
             <w:webHidden/>
           </w:rPr>
-          <w:t>18</w:t>
+          <w:t>10</w:t>
         </w:r>
         <w:r>
           <w:rPr>
@@ -2860,7 +2869,7 @@
           <w:lang w:eastAsia="en-US"/>
         </w:rPr>
       </w:pPr>
-      <w:hyperlink w:anchor="_Toc241964644" w:history="1">
+      <w:hyperlink w:anchor="_Toc241965053" w:history="1">
         <w:r>
           <w:rPr>
             <w:rStyle w:val="Hyperlink"/>
@@ -2887,7 +2896,7 @@
             <w:noProof/>
             <w:webHidden/>
           </w:rPr>
-          <w:instrText xml:space="preserve"> PAGEREF _Toc241964644 \h </w:instrText>
+          <w:instrText xml:space="preserve"> PAGEREF _Toc241965053 \h </w:instrText>
         </w:r>
         <w:r>
           <w:rPr>
@@ -2907,7 +2916,7 @@
             <w:noProof/>
             <w:webHidden/>
           </w:rPr>
-          <w:t>18</w:t>
+          <w:t>10</w:t>
         </w:r>
         <w:r>
           <w:rPr>
@@ -2932,7 +2941,7 @@
           <w:lang w:eastAsia="en-US"/>
         </w:rPr>
       </w:pPr>
-      <w:hyperlink w:anchor="_Toc241964645" w:history="1">
+      <w:hyperlink w:anchor="_Toc241965054" w:history="1">
         <w:r>
           <w:rPr>
             <w:rStyle w:val="Hyperlink"/>
@@ -2959,7 +2968,7 @@
             <w:noProof/>
             <w:webHidden/>
           </w:rPr>
-          <w:instrText xml:space="preserve"> PAGEREF _Toc241964645 \h </w:instrText>
+          <w:instrText xml:space="preserve"> PAGEREF _Toc241965054 \h </w:instrText>
         </w:r>
         <w:r>
           <w:rPr>
@@ -2979,7 +2988,7 @@
             <w:noProof/>
             <w:webHidden/>
           </w:rPr>
-          <w:t>18</w:t>
+          <w:t>10</w:t>
         </w:r>
         <w:r>
           <w:rPr>
@@ -3004,7 +3013,7 @@
           <w:lang w:eastAsia="en-US"/>
         </w:rPr>
       </w:pPr>
-      <w:hyperlink w:anchor="_Toc241964646" w:history="1">
+      <w:hyperlink w:anchor="_Toc241965055" w:history="1">
         <w:r>
           <w:rPr>
             <w:rStyle w:val="Hyperlink"/>
@@ -3031,7 +3040,7 @@
             <w:noProof/>
             <w:webHidden/>
           </w:rPr>
-          <w:instrText xml:space="preserve"> PAGEREF _Toc241964646 \h </w:instrText>
+          <w:instrText xml:space="preserve"> PAGEREF _Toc241965055 \h </w:instrText>
         </w:r>
         <w:r>
           <w:rPr>
@@ -3051,7 +3060,7 @@
             <w:noProof/>
             <w:webHidden/>
           </w:rPr>
-          <w:t>18</w:t>
+          <w:t>10</w:t>
         </w:r>
         <w:r>
           <w:rPr>
@@ -3076,7 +3085,7 @@
           <w:lang w:eastAsia="en-US"/>
         </w:rPr>
       </w:pPr>
-      <w:hyperlink w:anchor="_Toc241964647" w:history="1">
+      <w:hyperlink w:anchor="_Toc241965056" w:history="1">
         <w:r>
           <w:rPr>
             <w:rStyle w:val="Hyperlink"/>
@@ -3103,7 +3112,7 @@
             <w:noProof/>
             <w:webHidden/>
           </w:rPr>
-          <w:instrText xml:space="preserve"> PAGEREF _Toc241964647 \h </w:instrText>
+          <w:instrText xml:space="preserve"> PAGEREF _Toc241965056 \h </w:instrText>
         </w:r>
         <w:r>
           <w:rPr>
@@ -3123,7 +3132,7 @@
             <w:noProof/>
             <w:webHidden/>
           </w:rPr>
-          <w:t>19</w:t>
+          <w:t>11</w:t>
         </w:r>
         <w:r>
           <w:rPr>
@@ -3148,7 +3157,7 @@
           <w:lang w:eastAsia="en-US"/>
         </w:rPr>
       </w:pPr>
-      <w:hyperlink w:anchor="_Toc241964648" w:history="1">
+      <w:hyperlink w:anchor="_Toc241965057" w:history="1">
         <w:r>
           <w:rPr>
             <w:rStyle w:val="Hyperlink"/>
@@ -3175,7 +3184,7 @@
             <w:noProof/>
             <w:webHidden/>
           </w:rPr>
-          <w:instrText xml:space="preserve"> PAGEREF _Toc241964648 \h </w:instrText>
+          <w:instrText xml:space="preserve"> PAGEREF _Toc241965057 \h </w:instrText>
         </w:r>
         <w:r>
           <w:rPr>
@@ -3195,7 +3204,7 @@
             <w:noProof/>
             <w:webHidden/>
           </w:rPr>
-          <w:t>19</w:t>
+          <w:t>11</w:t>
         </w:r>
         <w:r>
           <w:rPr>
@@ -3220,7 +3229,7 @@
           <w:lang w:eastAsia="en-US"/>
         </w:rPr>
       </w:pPr>
-      <w:hyperlink w:anchor="_Toc241964649" w:history="1">
+      <w:hyperlink w:anchor="_Toc241965058" w:history="1">
         <w:r>
           <w:rPr>
             <w:rStyle w:val="Hyperlink"/>
@@ -3247,7 +3256,7 @@
             <w:noProof/>
             <w:webHidden/>
           </w:rPr>
-          <w:instrText xml:space="preserve"> PAGEREF _Toc241964649 \h </w:instrText>
+          <w:instrText xml:space="preserve"> PAGEREF _Toc241965058 \h </w:instrText>
         </w:r>
         <w:r>
           <w:rPr>
@@ -3267,7 +3276,7 @@
             <w:noProof/>
             <w:webHidden/>
           </w:rPr>
-          <w:t>19</w:t>
+          <w:t>11</w:t>
         </w:r>
         <w:r>
           <w:rPr>
@@ -3292,7 +3301,7 @@
           <w:lang w:eastAsia="en-US"/>
         </w:rPr>
       </w:pPr>
-      <w:hyperlink w:anchor="_Toc241964650" w:history="1">
+      <w:hyperlink w:anchor="_Toc241965059" w:history="1">
         <w:r>
           <w:rPr>
             <w:rStyle w:val="Hyperlink"/>
@@ -3319,7 +3328,7 @@
             <w:noProof/>
             <w:webHidden/>
           </w:rPr>
-          <w:instrText xml:space="preserve"> PAGEREF _Toc241964650 \h </w:instrText>
+          <w:instrText xml:space="preserve"> PAGEREF _Toc241965059 \h </w:instrText>
         </w:r>
         <w:r>
           <w:rPr>
@@ -3339,7 +3348,7 @@
             <w:noProof/>
             <w:webHidden/>
           </w:rPr>
-          <w:t>20</w:t>
+          <w:t>12</w:t>
         </w:r>
         <w:r>
           <w:rPr>
@@ -3364,7 +3373,7 @@
           <w:lang w:eastAsia="en-US"/>
         </w:rPr>
       </w:pPr>
-      <w:hyperlink w:anchor="_Toc241964651" w:history="1">
+      <w:hyperlink w:anchor="_Toc241965060" w:history="1">
         <w:r>
           <w:rPr>
             <w:rStyle w:val="Hyperlink"/>
@@ -3391,7 +3400,7 @@
             <w:noProof/>
             <w:webHidden/>
           </w:rPr>
-          <w:instrText xml:space="preserve"> PAGEREF _Toc241964651 \h </w:instrText>
+          <w:instrText xml:space="preserve"> PAGEREF _Toc241965060 \h </w:instrText>
         </w:r>
         <w:r>
           <w:rPr>
@@ -3411,7 +3420,7 @@
             <w:noProof/>
             <w:webHidden/>
           </w:rPr>
-          <w:t>20</w:t>
+          <w:t>12</w:t>
         </w:r>
         <w:r>
           <w:rPr>
@@ -3436,7 +3445,7 @@
           <w:lang w:eastAsia="en-US"/>
         </w:rPr>
       </w:pPr>
-      <w:hyperlink w:anchor="_Toc241964652" w:history="1">
+      <w:hyperlink w:anchor="_Toc241965061" w:history="1">
         <w:r>
           <w:rPr>
             <w:rStyle w:val="Hyperlink"/>
@@ -3463,7 +3472,7 @@
             <w:noProof/>
             <w:webHidden/>
           </w:rPr>
-          <w:instrText xml:space="preserve"> PAGEREF _Toc241964652 \h </w:instrText>
+          <w:instrText xml:space="preserve"> PAGEREF _Toc241965061 \h </w:instrText>
         </w:r>
         <w:r>
           <w:rPr>
@@ -3483,7 +3492,7 @@
             <w:noProof/>
             <w:webHidden/>
           </w:rPr>
-          <w:t>20</w:t>
+          <w:t>12</w:t>
         </w:r>
         <w:r>
           <w:rPr>
@@ -3508,7 +3517,7 @@
           <w:lang w:eastAsia="en-US"/>
         </w:rPr>
       </w:pPr>
-      <w:hyperlink w:anchor="_Toc241964653" w:history="1">
+      <w:hyperlink w:anchor="_Toc241965062" w:history="1">
         <w:r>
           <w:rPr>
             <w:rStyle w:val="Hyperlink"/>
@@ -3535,7 +3544,7 @@
             <w:noProof/>
             <w:webHidden/>
           </w:rPr>
-          <w:instrText xml:space="preserve"> PAGEREF _Toc241964653 \h </w:instrText>
+          <w:instrText xml:space="preserve"> PAGEREF _Toc241965062 \h </w:instrText>
         </w:r>
         <w:r>
           <w:rPr>
@@ -3555,7 +3564,7 @@
             <w:noProof/>
             <w:webHidden/>
           </w:rPr>
-          <w:t>22</w:t>
+          <w:t>14</w:t>
         </w:r>
         <w:r>
           <w:rPr>
@@ -3580,7 +3589,7 @@
           <w:lang w:eastAsia="en-US"/>
         </w:rPr>
       </w:pPr>
-      <w:hyperlink w:anchor="_Toc241964654" w:history="1">
+      <w:hyperlink w:anchor="_Toc241965063" w:history="1">
         <w:r>
           <w:rPr>
             <w:rStyle w:val="Hyperlink"/>
@@ -3607,7 +3616,7 @@
             <w:noProof/>
             <w:webHidden/>
           </w:rPr>
-          <w:instrText xml:space="preserve"> PAGEREF _Toc241964654 \h </w:instrText>
+          <w:instrText xml:space="preserve"> PAGEREF _Toc241965063 \h </w:instrText>
         </w:r>
         <w:r>
           <w:rPr>
@@ -3627,7 +3636,7 @@
             <w:noProof/>
             <w:webHidden/>
           </w:rPr>
-          <w:t>22</w:t>
+          <w:t>14</w:t>
         </w:r>
         <w:r>
           <w:rPr>
@@ -3652,7 +3661,7 @@
           <w:lang w:eastAsia="en-US"/>
         </w:rPr>
       </w:pPr>
-      <w:hyperlink w:anchor="_Toc241964655" w:history="1">
+      <w:hyperlink w:anchor="_Toc241965064" w:history="1">
         <w:r>
           <w:rPr>
             <w:rStyle w:val="Hyperlink"/>
@@ -3679,7 +3688,7 @@
             <w:noProof/>
             <w:webHidden/>
           </w:rPr>
-          <w:instrText xml:space="preserve"> PAGEREF _Toc241964655 \h </w:instrText>
+          <w:instrText xml:space="preserve"> PAGEREF _Toc241965064 \h </w:instrText>
         </w:r>
         <w:r>
           <w:rPr>
@@ -3699,7 +3708,7 @@
             <w:noProof/>
             <w:webHidden/>
           </w:rPr>
-          <w:t>22</w:t>
+          <w:t>14</w:t>
         </w:r>
         <w:r>
           <w:rPr>
@@ -3724,7 +3733,7 @@
           <w:lang w:eastAsia="en-US"/>
         </w:rPr>
       </w:pPr>
-      <w:hyperlink w:anchor="_Toc241964656" w:history="1">
+      <w:hyperlink w:anchor="_Toc241965065" w:history="1">
         <w:r>
           <w:rPr>
             <w:rStyle w:val="Hyperlink"/>
@@ -3751,7 +3760,7 @@
             <w:noProof/>
             <w:webHidden/>
           </w:rPr>
-          <w:instrText xml:space="preserve"> PAGEREF _Toc241964656 \h </w:instrText>
+          <w:instrText xml:space="preserve"> PAGEREF _Toc241965065 \h </w:instrText>
         </w:r>
         <w:r>
           <w:rPr>
@@ -3771,7 +3780,7 @@
             <w:noProof/>
             <w:webHidden/>
           </w:rPr>
-          <w:t>22</w:t>
+          <w:t>14</w:t>
         </w:r>
         <w:r>
           <w:rPr>
@@ -3796,7 +3805,7 @@
           <w:lang w:eastAsia="en-US"/>
         </w:rPr>
       </w:pPr>
-      <w:hyperlink w:anchor="_Toc241964657" w:history="1">
+      <w:hyperlink w:anchor="_Toc241965066" w:history="1">
         <w:r>
           <w:rPr>
             <w:rStyle w:val="Hyperlink"/>
@@ -3823,7 +3832,7 @@
             <w:noProof/>
             <w:webHidden/>
           </w:rPr>
-          <w:instrText xml:space="preserve"> PAGEREF _Toc241964657 \h </w:instrText>
+          <w:instrText xml:space="preserve"> PAGEREF _Toc241965066 \h </w:instrText>
         </w:r>
         <w:r>
           <w:rPr>
@@ -3843,7 +3852,7 @@
             <w:noProof/>
             <w:webHidden/>
           </w:rPr>
-          <w:t>23</w:t>
+          <w:t>15</w:t>
         </w:r>
         <w:r>
           <w:rPr>
@@ -3868,7 +3877,7 @@
           <w:lang w:eastAsia="en-US"/>
         </w:rPr>
       </w:pPr>
-      <w:hyperlink w:anchor="_Toc241964658" w:history="1">
+      <w:hyperlink w:anchor="_Toc241965067" w:history="1">
         <w:r>
           <w:rPr>
             <w:rStyle w:val="Hyperlink"/>
@@ -3895,7 +3904,7 @@
             <w:noProof/>
             <w:webHidden/>
           </w:rPr>
-          <w:instrText xml:space="preserve"> PAGEREF _Toc241964658 \h </w:instrText>
+          <w:instrText xml:space="preserve"> PAGEREF _Toc241965067 \h </w:instrText>
         </w:r>
         <w:r>
           <w:rPr>
@@ -3915,7 +3924,7 @@
             <w:noProof/>
             <w:webHidden/>
           </w:rPr>
-          <w:t>23</w:t>
+          <w:t>15</w:t>
         </w:r>
         <w:r>
           <w:rPr>
@@ -3940,7 +3949,7 @@
           <w:lang w:eastAsia="en-US"/>
         </w:rPr>
       </w:pPr>
-      <w:hyperlink w:anchor="_Toc241964659" w:history="1">
+      <w:hyperlink w:anchor="_Toc241965068" w:history="1">
         <w:r>
           <w:rPr>
             <w:rStyle w:val="Hyperlink"/>
@@ -3967,7 +3976,7 @@
             <w:noProof/>
             <w:webHidden/>
           </w:rPr>
-          <w:instrText xml:space="preserve"> PAGEREF _Toc241964659 \h </w:instrText>
+          <w:instrText xml:space="preserve"> PAGEREF _Toc241965068 \h </w:instrText>
         </w:r>
         <w:r>
           <w:rPr>
@@ -3987,7 +3996,7 @@
             <w:noProof/>
             <w:webHidden/>
           </w:rPr>
-          <w:t>24</w:t>
+          <w:t>16</w:t>
         </w:r>
         <w:r>
           <w:rPr>
@@ -4012,7 +4021,7 @@
           <w:lang w:eastAsia="en-US"/>
         </w:rPr>
       </w:pPr>
-      <w:hyperlink w:anchor="_Toc241964660" w:history="1">
+      <w:hyperlink w:anchor="_Toc241965069" w:history="1">
         <w:r>
           <w:rPr>
             <w:rStyle w:val="Hyperlink"/>
@@ -4039,7 +4048,7 @@
             <w:noProof/>
             <w:webHidden/>
           </w:rPr>
-          <w:instrText xml:space="preserve"> PAGEREF _Toc241964660 \h </w:instrText>
+          <w:instrText xml:space="preserve"> PAGEREF _Toc241965069 \h </w:instrText>
         </w:r>
         <w:r>
           <w:rPr>
@@ -4059,7 +4068,7 @@
             <w:noProof/>
             <w:webHidden/>
           </w:rPr>
-          <w:t>25</w:t>
+          <w:t>17</w:t>
         </w:r>
         <w:r>
           <w:rPr>
@@ -4084,7 +4093,7 @@
           <w:lang w:eastAsia="en-US"/>
         </w:rPr>
       </w:pPr>
-      <w:hyperlink w:anchor="_Toc241964661" w:history="1">
+      <w:hyperlink w:anchor="_Toc241965070" w:history="1">
         <w:r>
           <w:rPr>
             <w:rStyle w:val="Hyperlink"/>
@@ -4111,7 +4120,7 @@
             <w:noProof/>
             <w:webHidden/>
           </w:rPr>
-          <w:instrText xml:space="preserve"> PAGEREF _Toc241964661 \h </w:instrText>
+          <w:instrText xml:space="preserve"> PAGEREF _Toc241965070 \h </w:instrText>
         </w:r>
         <w:r>
           <w:rPr>
@@ -4131,7 +4140,7 @@
             <w:noProof/>
             <w:webHidden/>
           </w:rPr>
-          <w:t>25</w:t>
+          <w:t>17</w:t>
         </w:r>
         <w:r>
           <w:rPr>
@@ -4156,7 +4165,7 @@
           <w:lang w:eastAsia="en-US"/>
         </w:rPr>
       </w:pPr>
-      <w:hyperlink w:anchor="_Toc241964662" w:history="1">
+      <w:hyperlink w:anchor="_Toc241965071" w:history="1">
         <w:r>
           <w:rPr>
             <w:rStyle w:val="Hyperlink"/>
@@ -4183,7 +4192,7 @@
             <w:noProof/>
             <w:webHidden/>
           </w:rPr>
-          <w:instrText xml:space="preserve"> PAGEREF _Toc241964662 \h </w:instrText>
+          <w:instrText xml:space="preserve"> PAGEREF _Toc241965071 \h </w:instrText>
         </w:r>
         <w:r>
           <w:rPr>
@@ -4203,7 +4212,7 @@
             <w:noProof/>
             <w:webHidden/>
           </w:rPr>
-          <w:t>25</w:t>
+          <w:t>17</w:t>
         </w:r>
         <w:r>
           <w:rPr>
@@ -4228,7 +4237,7 @@
           <w:lang w:eastAsia="en-US"/>
         </w:rPr>
       </w:pPr>
-      <w:hyperlink w:anchor="_Toc241964663" w:history="1">
+      <w:hyperlink w:anchor="_Toc241965072" w:history="1">
         <w:r>
           <w:rPr>
             <w:rStyle w:val="Hyperlink"/>
@@ -4255,7 +4264,7 @@
             <w:noProof/>
             <w:webHidden/>
           </w:rPr>
-          <w:instrText xml:space="preserve"> PAGEREF _Toc241964663 \h </w:instrText>
+          <w:instrText xml:space="preserve"> PAGEREF _Toc241965072 \h </w:instrText>
         </w:r>
         <w:r>
           <w:rPr>
@@ -4275,7 +4284,7 @@
             <w:noProof/>
             <w:webHidden/>
           </w:rPr>
-          <w:t>27</w:t>
+          <w:t>19</w:t>
         </w:r>
         <w:r>
           <w:rPr>
@@ -4300,7 +4309,7 @@
           <w:lang w:eastAsia="en-US"/>
         </w:rPr>
       </w:pPr>
-      <w:hyperlink w:anchor="_Toc241964664" w:history="1">
+      <w:hyperlink w:anchor="_Toc241965073" w:history="1">
         <w:r>
           <w:rPr>
             <w:rStyle w:val="Hyperlink"/>
@@ -4327,7 +4336,7 @@
             <w:noProof/>
             <w:webHidden/>
           </w:rPr>
-          <w:instrText xml:space="preserve"> PAGEREF _Toc241964664 \h </w:instrText>
+          <w:instrText xml:space="preserve"> PAGEREF _Toc241965073 \h </w:instrText>
         </w:r>
         <w:r>
           <w:rPr>
@@ -4347,7 +4356,7 @@
             <w:noProof/>
             <w:webHidden/>
           </w:rPr>
-          <w:t>27</w:t>
+          <w:t>19</w:t>
         </w:r>
         <w:r>
           <w:rPr>
@@ -4372,7 +4381,7 @@
           <w:lang w:eastAsia="en-US"/>
         </w:rPr>
       </w:pPr>
-      <w:hyperlink w:anchor="_Toc241964665" w:history="1">
+      <w:hyperlink w:anchor="_Toc241965074" w:history="1">
         <w:r>
           <w:rPr>
             <w:rStyle w:val="Hyperlink"/>
@@ -4399,7 +4408,7 @@
             <w:noProof/>
             <w:webHidden/>
           </w:rPr>
-          <w:instrText xml:space="preserve"> PAGEREF _Toc241964665 \h </w:instrText>
+          <w:instrText xml:space="preserve"> PAGEREF _Toc241965074 \h </w:instrText>
         </w:r>
         <w:r>
           <w:rPr>
@@ -4419,7 +4428,7 @@
             <w:noProof/>
             <w:webHidden/>
           </w:rPr>
-          <w:t>28</w:t>
+          <w:t>20</w:t>
         </w:r>
         <w:r>
           <w:rPr>
@@ -4444,7 +4453,7 @@
           <w:lang w:eastAsia="en-US"/>
         </w:rPr>
       </w:pPr>
-      <w:hyperlink w:anchor="_Toc241964666" w:history="1">
+      <w:hyperlink w:anchor="_Toc241965075" w:history="1">
         <w:r>
           <w:rPr>
             <w:rStyle w:val="Hyperlink"/>
@@ -4471,7 +4480,7 @@
             <w:noProof/>
             <w:webHidden/>
           </w:rPr>
-          <w:instrText xml:space="preserve"> PAGEREF _Toc241964666 \h </w:instrText>
+          <w:instrText xml:space="preserve"> PAGEREF _Toc241965075 \h </w:instrText>
         </w:r>
         <w:r>
           <w:rPr>
@@ -4491,7 +4500,7 @@
             <w:noProof/>
             <w:webHidden/>
           </w:rPr>
-          <w:t>28</w:t>
+          <w:t>20</w:t>
         </w:r>
         <w:r>
           <w:rPr>
@@ -4516,7 +4525,7 @@
           <w:lang w:eastAsia="en-US"/>
         </w:rPr>
       </w:pPr>
-      <w:hyperlink w:anchor="_Toc241964667" w:history="1">
+      <w:hyperlink w:anchor="_Toc241965076" w:history="1">
         <w:r>
           <w:rPr>
             <w:rStyle w:val="Hyperlink"/>
@@ -4543,7 +4552,7 @@
             <w:noProof/>
             <w:webHidden/>
           </w:rPr>
-          <w:instrText xml:space="preserve"> PAGEREF _Toc241964667 \h </w:instrText>
+          <w:instrText xml:space="preserve"> PAGEREF _Toc241965076 \h </w:instrText>
         </w:r>
         <w:r>
           <w:rPr>
@@ -4563,7 +4572,7 @@
             <w:noProof/>
             <w:webHidden/>
           </w:rPr>
-          <w:t>28</w:t>
+          <w:t>20</w:t>
         </w:r>
         <w:r>
           <w:rPr>
@@ -4588,7 +4597,7 @@
           <w:lang w:eastAsia="en-US"/>
         </w:rPr>
       </w:pPr>
-      <w:hyperlink w:anchor="_Toc241964668" w:history="1">
+      <w:hyperlink w:anchor="_Toc241965077" w:history="1">
         <w:r>
           <w:rPr>
             <w:rStyle w:val="Hyperlink"/>
@@ -4615,7 +4624,7 @@
             <w:noProof/>
             <w:webHidden/>
           </w:rPr>
-          <w:instrText xml:space="preserve"> PAGEREF _Toc241964668 \h </w:instrText>
+          <w:instrText xml:space="preserve"> PAGEREF _Toc241965077 \h </w:instrText>
         </w:r>
         <w:r>
           <w:rPr>
@@ -4635,7 +4644,7 @@
             <w:noProof/>
             <w:webHidden/>
           </w:rPr>
-          <w:t>29</w:t>
+          <w:t>21</w:t>
         </w:r>
         <w:r>
           <w:rPr>
@@ -4660,7 +4669,7 @@
           <w:lang w:eastAsia="en-US"/>
         </w:rPr>
       </w:pPr>
-      <w:hyperlink w:anchor="_Toc241964669" w:history="1">
+      <w:hyperlink w:anchor="_Toc241965078" w:history="1">
         <w:r>
           <w:rPr>
             <w:rStyle w:val="Hyperlink"/>
@@ -4687,7 +4696,7 @@
             <w:noProof/>
             <w:webHidden/>
           </w:rPr>
-          <w:instrText xml:space="preserve"> PAGEREF _Toc241964669 \h </w:instrText>
+          <w:instrText xml:space="preserve"> PAGEREF _Toc241965078 \h </w:instrText>
         </w:r>
         <w:r>
           <w:rPr>
@@ -4707,7 +4716,7 @@
             <w:noProof/>
             <w:webHidden/>
           </w:rPr>
-          <w:t>30</w:t>
+          <w:t>22</w:t>
         </w:r>
         <w:r>
           <w:rPr>
@@ -4732,7 +4741,7 @@
           <w:lang w:eastAsia="en-US"/>
         </w:rPr>
       </w:pPr>
-      <w:hyperlink w:anchor="_Toc241964670" w:history="1">
+      <w:hyperlink w:anchor="_Toc241965079" w:history="1">
         <w:r>
           <w:rPr>
             <w:rStyle w:val="Hyperlink"/>
@@ -4759,7 +4768,7 @@
             <w:noProof/>
             <w:webHidden/>
           </w:rPr>
-          <w:instrText xml:space="preserve"> PAGEREF _Toc241964670 \h </w:instrText>
+          <w:instrText xml:space="preserve"> PAGEREF _Toc241965079 \h </w:instrText>
         </w:r>
         <w:r>
           <w:rPr>
@@ -4779,7 +4788,7 @@
             <w:noProof/>
             <w:webHidden/>
           </w:rPr>
-          <w:t>31</w:t>
+          <w:t>23</w:t>
         </w:r>
         <w:r>
           <w:rPr>
@@ -4804,7 +4813,7 @@
           <w:lang w:eastAsia="en-US"/>
         </w:rPr>
       </w:pPr>
-      <w:hyperlink w:anchor="_Toc241964671" w:history="1">
+      <w:hyperlink w:anchor="_Toc241965080" w:history="1">
         <w:r>
           <w:rPr>
             <w:rStyle w:val="Hyperlink"/>
@@ -4831,7 +4840,7 @@
             <w:noProof/>
             <w:webHidden/>
           </w:rPr>
-          <w:instrText xml:space="preserve"> PAGEREF _Toc241964671 \h </w:instrText>
+          <w:instrText xml:space="preserve"> PAGEREF _Toc241965080 \h </w:instrText>
         </w:r>
         <w:r>
           <w:rPr>
@@ -4851,7 +4860,7 @@
             <w:noProof/>
             <w:webHidden/>
           </w:rPr>
-          <w:t>33</w:t>
+          <w:t>25</w:t>
         </w:r>
         <w:r>
           <w:rPr>
@@ -4876,7 +4885,7 @@
           <w:lang w:eastAsia="en-US"/>
         </w:rPr>
       </w:pPr>
-      <w:hyperlink w:anchor="_Toc241964672" w:history="1">
+      <w:hyperlink w:anchor="_Toc241965081" w:history="1">
         <w:r>
           <w:rPr>
             <w:rStyle w:val="Hyperlink"/>
@@ -4903,7 +4912,7 @@
             <w:noProof/>
             <w:webHidden/>
           </w:rPr>
-          <w:instrText xml:space="preserve"> PAGEREF _Toc241964672 \h </w:instrText>
+          <w:instrText xml:space="preserve"> PAGEREF _Toc241965081 \h </w:instrText>
         </w:r>
         <w:r>
           <w:rPr>
@@ -4923,7 +4932,7 @@
             <w:noProof/>
             <w:webHidden/>
           </w:rPr>
-          <w:t>34</w:t>
+          <w:t>26</w:t>
         </w:r>
         <w:r>
           <w:rPr>
@@ -4948,7 +4957,7 @@
           <w:lang w:eastAsia="en-US"/>
         </w:rPr>
       </w:pPr>
-      <w:hyperlink w:anchor="_Toc241964673" w:history="1">
+      <w:hyperlink w:anchor="_Toc241965082" w:history="1">
         <w:r>
           <w:rPr>
             <w:rStyle w:val="Hyperlink"/>
@@ -4975,7 +4984,7 @@
             <w:noProof/>
             <w:webHidden/>
           </w:rPr>
-          <w:instrText xml:space="preserve"> PAGEREF _Toc241964673 \h </w:instrText>
+          <w:instrText xml:space="preserve"> PAGEREF _Toc241965082 \h </w:instrText>
         </w:r>
         <w:r>
           <w:rPr>
@@ -4995,7 +5004,7 @@
             <w:noProof/>
             <w:webHidden/>
           </w:rPr>
-          <w:t>36</w:t>
+          <w:t>28</w:t>
         </w:r>
         <w:r>
           <w:rPr>
@@ -5020,7 +5029,7 @@
           <w:lang w:eastAsia="en-US"/>
         </w:rPr>
       </w:pPr>
-      <w:hyperlink w:anchor="_Toc241964674" w:history="1">
+      <w:hyperlink w:anchor="_Toc241965083" w:history="1">
         <w:r>
           <w:rPr>
             <w:rStyle w:val="Hyperlink"/>
@@ -5047,7 +5056,7 @@
             <w:noProof/>
             <w:webHidden/>
           </w:rPr>
-          <w:instrText xml:space="preserve"> PAGEREF _Toc241964674 \h </w:instrText>
+          <w:instrText xml:space="preserve"> PAGEREF _Toc241965083 \h </w:instrText>
         </w:r>
         <w:r>
           <w:rPr>
@@ -5067,7 +5076,7 @@
             <w:noProof/>
             <w:webHidden/>
           </w:rPr>
-          <w:t>37</w:t>
+          <w:t>29</w:t>
         </w:r>
         <w:r>
           <w:rPr>
@@ -5092,7 +5101,7 @@
           <w:lang w:eastAsia="en-US"/>
         </w:rPr>
       </w:pPr>
-      <w:hyperlink w:anchor="_Toc241964675" w:history="1">
+      <w:hyperlink w:anchor="_Toc241965084" w:history="1">
         <w:r>
           <w:rPr>
             <w:rStyle w:val="Hyperlink"/>
@@ -5119,7 +5128,7 @@
             <w:noProof/>
             <w:webHidden/>
           </w:rPr>
-          <w:instrText xml:space="preserve"> PAGEREF _Toc241964675 \h </w:instrText>
+          <w:instrText xml:space="preserve"> PAGEREF _Toc241965084 \h </w:instrText>
         </w:r>
         <w:r>
           <w:rPr>
@@ -5139,7 +5148,7 @@
             <w:noProof/>
             <w:webHidden/>
           </w:rPr>
-          <w:t>40</w:t>
+          <w:t>32</w:t>
         </w:r>
         <w:r>
           <w:rPr>
@@ -5164,7 +5173,7 @@
           <w:lang w:eastAsia="en-US"/>
         </w:rPr>
       </w:pPr>
-      <w:hyperlink w:anchor="_Toc241964676" w:history="1">
+      <w:hyperlink w:anchor="_Toc241965085" w:history="1">
         <w:r>
           <w:rPr>
             <w:rStyle w:val="Hyperlink"/>
@@ -5191,7 +5200,7 @@
             <w:noProof/>
             <w:webHidden/>
           </w:rPr>
-          <w:instrText xml:space="preserve"> PAGEREF _Toc241964676 \h </w:instrText>
+          <w:instrText xml:space="preserve"> PAGEREF _Toc241965085 \h </w:instrText>
         </w:r>
         <w:r>
           <w:rPr>
@@ -5211,7 +5220,7 @@
             <w:noProof/>
             <w:webHidden/>
           </w:rPr>
-          <w:t>41</w:t>
+          <w:t>33</w:t>
         </w:r>
         <w:r>
           <w:rPr>
@@ -5236,7 +5245,7 @@
           <w:lang w:eastAsia="en-US"/>
         </w:rPr>
       </w:pPr>
-      <w:hyperlink w:anchor="_Toc241964677" w:history="1">
+      <w:hyperlink w:anchor="_Toc241965086" w:history="1">
         <w:r>
           <w:rPr>
             <w:rStyle w:val="Hyperlink"/>
@@ -5263,7 +5272,7 @@
             <w:noProof/>
             <w:webHidden/>
           </w:rPr>
-          <w:instrText xml:space="preserve"> PAGEREF _Toc241964677 \h </w:instrText>
+          <w:instrText xml:space="preserve"> PAGEREF _Toc241965086 \h </w:instrText>
         </w:r>
         <w:r>
           <w:rPr>
@@ -5283,7 +5292,7 @@
             <w:noProof/>
             <w:webHidden/>
           </w:rPr>
-          <w:t>42</w:t>
+          <w:t>34</w:t>
         </w:r>
         <w:r>
           <w:rPr>
@@ -5308,7 +5317,7 @@
           <w:lang w:eastAsia="en-US"/>
         </w:rPr>
       </w:pPr>
-      <w:hyperlink w:anchor="_Toc241964678" w:history="1">
+      <w:hyperlink w:anchor="_Toc241965087" w:history="1">
         <w:r>
           <w:rPr>
             <w:rStyle w:val="Hyperlink"/>
@@ -5335,7 +5344,7 @@
             <w:noProof/>
             <w:webHidden/>
           </w:rPr>
-          <w:instrText xml:space="preserve"> PAGEREF _Toc241964678 \h </w:instrText>
+          <w:instrText xml:space="preserve"> PAGEREF _Toc241965087 \h </w:instrText>
         </w:r>
         <w:r>
           <w:rPr>
@@ -5355,7 +5364,7 @@
             <w:noProof/>
             <w:webHidden/>
           </w:rPr>
-          <w:t>43</w:t>
+          <w:t>35</w:t>
         </w:r>
         <w:r>
           <w:rPr>
@@ -5380,7 +5389,7 @@
           <w:lang w:eastAsia="en-US"/>
         </w:rPr>
       </w:pPr>
-      <w:hyperlink w:anchor="_Toc241964679" w:history="1">
+      <w:hyperlink w:anchor="_Toc241965088" w:history="1">
         <w:r>
           <w:rPr>
             <w:rStyle w:val="Hyperlink"/>
@@ -5407,7 +5416,7 @@
             <w:noProof/>
             <w:webHidden/>
           </w:rPr>
-          <w:instrText xml:space="preserve"> PAGEREF _Toc241964679 \h </w:instrText>
+          <w:instrText xml:space="preserve"> PAGEREF _Toc241965088 \h </w:instrText>
         </w:r>
         <w:r>
           <w:rPr>
@@ -5427,7 +5436,7 @@
             <w:noProof/>
             <w:webHidden/>
           </w:rPr>
-          <w:t>43</w:t>
+          <w:t>35</w:t>
         </w:r>
         <w:r>
           <w:rPr>
@@ -5452,7 +5461,7 @@
           <w:lang w:eastAsia="en-US"/>
         </w:rPr>
       </w:pPr>
-      <w:hyperlink w:anchor="_Toc241964680" w:history="1">
+      <w:hyperlink w:anchor="_Toc241965089" w:history="1">
         <w:r>
           <w:rPr>
             <w:rStyle w:val="Hyperlink"/>
@@ -5479,7 +5488,7 @@
             <w:noProof/>
             <w:webHidden/>
           </w:rPr>
-          <w:instrText xml:space="preserve"> PAGEREF _Toc241964680 \h </w:instrText>
+          <w:instrText xml:space="preserve"> PAGEREF _Toc241965089 \h </w:instrText>
         </w:r>
         <w:r>
           <w:rPr>
@@ -5499,7 +5508,7 @@
             <w:noProof/>
             <w:webHidden/>
           </w:rPr>
-          <w:t>47</w:t>
+          <w:t>39</w:t>
         </w:r>
         <w:r>
           <w:rPr>
@@ -5524,7 +5533,7 @@
           <w:lang w:eastAsia="en-US"/>
         </w:rPr>
       </w:pPr>
-      <w:hyperlink w:anchor="_Toc241964681" w:history="1">
+      <w:hyperlink w:anchor="_Toc241965090" w:history="1">
         <w:r>
           <w:rPr>
             <w:rStyle w:val="Hyperlink"/>
@@ -5551,7 +5560,7 @@
             <w:noProof/>
             <w:webHidden/>
           </w:rPr>
-          <w:instrText xml:space="preserve"> PAGEREF _Toc241964681 \h </w:instrText>
+          <w:instrText xml:space="preserve"> PAGEREF _Toc241965090 \h </w:instrText>
         </w:r>
         <w:r>
           <w:rPr>
@@ -5571,7 +5580,7 @@
             <w:noProof/>
             <w:webHidden/>
           </w:rPr>
-          <w:t>49</w:t>
+          <w:t>41</w:t>
         </w:r>
         <w:r>
           <w:rPr>
@@ -5596,7 +5605,7 @@
           <w:lang w:eastAsia="en-US"/>
         </w:rPr>
       </w:pPr>
-      <w:hyperlink w:anchor="_Toc241964682" w:history="1">
+      <w:hyperlink w:anchor="_Toc241965091" w:history="1">
         <w:r>
           <w:rPr>
             <w:rStyle w:val="Hyperlink"/>
@@ -5623,7 +5632,7 @@
             <w:noProof/>
             <w:webHidden/>
           </w:rPr>
-          <w:instrText xml:space="preserve"> PAGEREF _Toc241964682 \h </w:instrText>
+          <w:instrText xml:space="preserve"> PAGEREF _Toc241965091 \h </w:instrText>
         </w:r>
         <w:r>
           <w:rPr>
@@ -5643,7 +5652,7 @@
             <w:noProof/>
             <w:webHidden/>
           </w:rPr>
-          <w:t>49</w:t>
+          <w:t>41</w:t>
         </w:r>
         <w:r>
           <w:rPr>
@@ -5668,7 +5677,7 @@
           <w:lang w:eastAsia="en-US"/>
         </w:rPr>
       </w:pPr>
-      <w:hyperlink w:anchor="_Toc241964683" w:history="1">
+      <w:hyperlink w:anchor="_Toc241965092" w:history="1">
         <w:r>
           <w:rPr>
             <w:rStyle w:val="Hyperlink"/>
@@ -5695,7 +5704,7 @@
             <w:noProof/>
             <w:webHidden/>
           </w:rPr>
-          <w:instrText xml:space="preserve"> PAGEREF _Toc241964683 \h </w:instrText>
+          <w:instrText xml:space="preserve"> PAGEREF _Toc241965092 \h </w:instrText>
         </w:r>
         <w:r>
           <w:rPr>
@@ -5715,7 +5724,7 @@
             <w:noProof/>
             <w:webHidden/>
           </w:rPr>
-          <w:t>49</w:t>
+          <w:t>41</w:t>
         </w:r>
         <w:r>
           <w:rPr>
@@ -5740,7 +5749,7 @@
           <w:lang w:eastAsia="en-US"/>
         </w:rPr>
       </w:pPr>
-      <w:hyperlink w:anchor="_Toc241964684" w:history="1">
+      <w:hyperlink w:anchor="_Toc241965093" w:history="1">
         <w:r>
           <w:rPr>
             <w:rStyle w:val="Hyperlink"/>
@@ -5767,7 +5776,7 @@
             <w:noProof/>
             <w:webHidden/>
           </w:rPr>
-          <w:instrText xml:space="preserve"> PAGEREF _Toc241964684 \h </w:instrText>
+          <w:instrText xml:space="preserve"> PAGEREF _Toc241965093 \h </w:instrText>
         </w:r>
         <w:r>
           <w:rPr>
@@ -5787,7 +5796,7 @@
             <w:noProof/>
             <w:webHidden/>
           </w:rPr>
-          <w:t>49</w:t>
+          <w:t>41</w:t>
         </w:r>
         <w:r>
           <w:rPr>
@@ -5812,7 +5821,7 @@
           <w:lang w:eastAsia="en-US"/>
         </w:rPr>
       </w:pPr>
-      <w:hyperlink w:anchor="_Toc241964685" w:history="1">
+      <w:hyperlink w:anchor="_Toc241965094" w:history="1">
         <w:r>
           <w:rPr>
             <w:rStyle w:val="Hyperlink"/>
@@ -5839,7 +5848,7 @@
             <w:noProof/>
             <w:webHidden/>
           </w:rPr>
-          <w:instrText xml:space="preserve"> PAGEREF _Toc241964685 \h </w:instrText>
+          <w:instrText xml:space="preserve"> PAGEREF _Toc241965094 \h </w:instrText>
         </w:r>
         <w:r>
           <w:rPr>
@@ -5859,7 +5868,7 @@
             <w:noProof/>
             <w:webHidden/>
           </w:rPr>
-          <w:t>49</w:t>
+          <w:t>41</w:t>
         </w:r>
         <w:r>
           <w:rPr>
@@ -5884,7 +5893,7 @@
           <w:lang w:eastAsia="en-US"/>
         </w:rPr>
       </w:pPr>
-      <w:hyperlink w:anchor="_Toc241964686" w:history="1">
+      <w:hyperlink w:anchor="_Toc241965095" w:history="1">
         <w:r>
           <w:rPr>
             <w:rStyle w:val="Hyperlink"/>
@@ -5911,7 +5920,7 @@
             <w:noProof/>
             <w:webHidden/>
           </w:rPr>
-          <w:instrText xml:space="preserve"> PAGEREF _Toc241964686 \h </w:instrText>
+          <w:instrText xml:space="preserve"> PAGEREF _Toc241965095 \h </w:instrText>
         </w:r>
         <w:r>
           <w:rPr>
@@ -5931,7 +5940,7 @@
             <w:noProof/>
             <w:webHidden/>
           </w:rPr>
-          <w:t>49</w:t>
+          <w:t>41</w:t>
         </w:r>
         <w:r>
           <w:rPr>
@@ -5956,7 +5965,7 @@
           <w:lang w:eastAsia="en-US"/>
         </w:rPr>
       </w:pPr>
-      <w:hyperlink w:anchor="_Toc241964687" w:history="1">
+      <w:hyperlink w:anchor="_Toc241965096" w:history="1">
         <w:r>
           <w:rPr>
             <w:rStyle w:val="Hyperlink"/>
@@ -5983,7 +5992,7 @@
             <w:noProof/>
             <w:webHidden/>
           </w:rPr>
-          <w:instrText xml:space="preserve"> PAGEREF _Toc241964687 \h </w:instrText>
+          <w:instrText xml:space="preserve"> PAGEREF _Toc241965096 \h </w:instrText>
         </w:r>
         <w:r>
           <w:rPr>
@@ -6003,7 +6012,7 @@
             <w:noProof/>
             <w:webHidden/>
           </w:rPr>
-          <w:t>50</w:t>
+          <w:t>42</w:t>
         </w:r>
         <w:r>
           <w:rPr>
@@ -6028,7 +6037,7 @@
           <w:lang w:eastAsia="en-US"/>
         </w:rPr>
       </w:pPr>
-      <w:hyperlink w:anchor="_Toc241964688" w:history="1">
+      <w:hyperlink w:anchor="_Toc241965097" w:history="1">
         <w:r>
           <w:rPr>
             <w:rStyle w:val="Hyperlink"/>
@@ -6055,7 +6064,7 @@
             <w:noProof/>
             <w:webHidden/>
           </w:rPr>
-          <w:instrText xml:space="preserve"> PAGEREF _Toc241964688 \h </w:instrText>
+          <w:instrText xml:space="preserve"> PAGEREF _Toc241965097 \h </w:instrText>
         </w:r>
         <w:r>
           <w:rPr>
@@ -6075,7 +6084,7 @@
             <w:noProof/>
             <w:webHidden/>
           </w:rPr>
-          <w:t>51</w:t>
+          <w:t>43</w:t>
         </w:r>
         <w:r>
           <w:rPr>
@@ -6100,7 +6109,7 @@
           <w:lang w:eastAsia="en-US"/>
         </w:rPr>
       </w:pPr>
-      <w:hyperlink w:anchor="_Toc241964689" w:history="1">
+      <w:hyperlink w:anchor="_Toc241965098" w:history="1">
         <w:r>
           <w:rPr>
             <w:rStyle w:val="Hyperlink"/>
@@ -6127,7 +6136,7 @@
             <w:noProof/>
             <w:webHidden/>
           </w:rPr>
-          <w:instrText xml:space="preserve"> PAGEREF _Toc241964689 \h </w:instrText>
+          <w:instrText xml:space="preserve"> PAGEREF _Toc241965098 \h </w:instrText>
         </w:r>
         <w:r>
           <w:rPr>
@@ -6147,7 +6156,7 @@
             <w:noProof/>
             <w:webHidden/>
           </w:rPr>
-          <w:t>51</w:t>
+          <w:t>43</w:t>
         </w:r>
         <w:r>
           <w:rPr>
@@ -6172,7 +6181,7 @@
           <w:lang w:eastAsia="en-US"/>
         </w:rPr>
       </w:pPr>
-      <w:hyperlink w:anchor="_Toc241964690" w:history="1">
+      <w:hyperlink w:anchor="_Toc241965099" w:history="1">
         <w:r>
           <w:rPr>
             <w:rStyle w:val="Hyperlink"/>
@@ -6199,7 +6208,7 @@
             <w:noProof/>
             <w:webHidden/>
           </w:rPr>
-          <w:instrText xml:space="preserve"> PAGEREF _Toc241964690 \h </w:instrText>
+          <w:instrText xml:space="preserve"> PAGEREF _Toc241965099 \h </w:instrText>
         </w:r>
         <w:r>
           <w:rPr>
@@ -6219,7 +6228,7 @@
             <w:noProof/>
             <w:webHidden/>
           </w:rPr>
-          <w:t>51</w:t>
+          <w:t>43</w:t>
         </w:r>
         <w:r>
           <w:rPr>
@@ -6244,7 +6253,7 @@
           <w:lang w:eastAsia="en-US"/>
         </w:rPr>
       </w:pPr>
-      <w:hyperlink w:anchor="_Toc241964691" w:history="1">
+      <w:hyperlink w:anchor="_Toc241965100" w:history="1">
         <w:r>
           <w:rPr>
             <w:rStyle w:val="Hyperlink"/>
@@ -6271,7 +6280,7 @@
             <w:noProof/>
             <w:webHidden/>
           </w:rPr>
-          <w:instrText xml:space="preserve"> PAGEREF _Toc241964691 \h </w:instrText>
+          <w:instrText xml:space="preserve"> PAGEREF _Toc241965100 \h </w:instrText>
         </w:r>
         <w:r>
           <w:rPr>
@@ -6291,7 +6300,7 @@
             <w:noProof/>
             <w:webHidden/>
           </w:rPr>
-          <w:t>52</w:t>
+          <w:t>44</w:t>
         </w:r>
         <w:r>
           <w:rPr>
@@ -6316,7 +6325,7 @@
           <w:lang w:eastAsia="en-US"/>
         </w:rPr>
       </w:pPr>
-      <w:hyperlink w:anchor="_Toc241964692" w:history="1">
+      <w:hyperlink w:anchor="_Toc241965101" w:history="1">
         <w:r>
           <w:rPr>
             <w:rStyle w:val="Hyperlink"/>
@@ -6343,7 +6352,7 @@
             <w:noProof/>
             <w:webHidden/>
           </w:rPr>
-          <w:instrText xml:space="preserve"> PAGEREF _Toc241964692 \h </w:instrText>
+          <w:instrText xml:space="preserve"> PAGEREF _Toc241965101 \h </w:instrText>
         </w:r>
         <w:r>
           <w:rPr>
@@ -6363,7 +6372,7 @@
             <w:noProof/>
             <w:webHidden/>
           </w:rPr>
-          <w:t>52</w:t>
+          <w:t>44</w:t>
         </w:r>
         <w:r>
           <w:rPr>
@@ -6388,7 +6397,7 @@
           <w:lang w:eastAsia="en-US"/>
         </w:rPr>
       </w:pPr>
-      <w:hyperlink w:anchor="_Toc241964693" w:history="1">
+      <w:hyperlink w:anchor="_Toc241965102" w:history="1">
         <w:r>
           <w:rPr>
             <w:rStyle w:val="Hyperlink"/>
@@ -6415,7 +6424,7 @@
             <w:noProof/>
             <w:webHidden/>
           </w:rPr>
-          <w:instrText xml:space="preserve"> PAGEREF _Toc241964693 \h </w:instrText>
+          <w:instrText xml:space="preserve"> PAGEREF _Toc241965102 \h </w:instrText>
         </w:r>
         <w:r>
           <w:rPr>
@@ -6435,7 +6444,7 @@
             <w:noProof/>
             <w:webHidden/>
           </w:rPr>
-          <w:t>53</w:t>
+          <w:t>45</w:t>
         </w:r>
         <w:r>
           <w:rPr>
@@ -6460,7 +6469,7 @@
           <w:lang w:eastAsia="en-US"/>
         </w:rPr>
       </w:pPr>
-      <w:hyperlink w:anchor="_Toc241964694" w:history="1">
+      <w:hyperlink w:anchor="_Toc241965103" w:history="1">
         <w:r>
           <w:rPr>
             <w:rStyle w:val="Hyperlink"/>
@@ -6487,7 +6496,7 @@
             <w:noProof/>
             <w:webHidden/>
           </w:rPr>
-          <w:instrText xml:space="preserve"> PAGEREF _Toc241964694 \h </w:instrText>
+          <w:instrText xml:space="preserve"> PAGEREF _Toc241965103 \h </w:instrText>
         </w:r>
         <w:r>
           <w:rPr>
@@ -6507,7 +6516,7 @@
             <w:noProof/>
             <w:webHidden/>
           </w:rPr>
-          <w:t>54</w:t>
+          <w:t>46</w:t>
         </w:r>
         <w:r>
           <w:rPr>
@@ -6532,7 +6541,7 @@
           <w:lang w:eastAsia="en-US"/>
         </w:rPr>
       </w:pPr>
-      <w:hyperlink w:anchor="_Toc241964695" w:history="1">
+      <w:hyperlink w:anchor="_Toc241965104" w:history="1">
         <w:r>
           <w:rPr>
             <w:rStyle w:val="Hyperlink"/>
@@ -6559,7 +6568,7 @@
             <w:noProof/>
             <w:webHidden/>
           </w:rPr>
-          <w:instrText xml:space="preserve"> PAGEREF _Toc241964695 \h </w:instrText>
+          <w:instrText xml:space="preserve"> PAGEREF _Toc241965104 \h </w:instrText>
         </w:r>
         <w:r>
           <w:rPr>
@@ -6579,7 +6588,7 @@
             <w:noProof/>
             <w:webHidden/>
           </w:rPr>
-          <w:t>55</w:t>
+          <w:t>47</w:t>
         </w:r>
         <w:r>
           <w:rPr>
@@ -6604,7 +6613,7 @@
           <w:lang w:eastAsia="en-US"/>
         </w:rPr>
       </w:pPr>
-      <w:hyperlink w:anchor="_Toc241964696" w:history="1">
+      <w:hyperlink w:anchor="_Toc241965105" w:history="1">
         <w:r>
           <w:rPr>
             <w:rStyle w:val="Hyperlink"/>
@@ -6631,7 +6640,7 @@
             <w:noProof/>
             <w:webHidden/>
           </w:rPr>
-          <w:instrText xml:space="preserve"> PAGEREF _Toc241964696 \h </w:instrText>
+          <w:instrText xml:space="preserve"> PAGEREF _Toc241965105 \h </w:instrText>
         </w:r>
         <w:r>
           <w:rPr>
@@ -6651,7 +6660,7 @@
             <w:noProof/>
             <w:webHidden/>
           </w:rPr>
-          <w:t>56</w:t>
+          <w:t>48</w:t>
         </w:r>
         <w:r>
           <w:rPr>
@@ -6676,7 +6685,7 @@
           <w:lang w:eastAsia="en-US"/>
         </w:rPr>
       </w:pPr>
-      <w:hyperlink w:anchor="_Toc241964697" w:history="1">
+      <w:hyperlink w:anchor="_Toc241965106" w:history="1">
         <w:r>
           <w:rPr>
             <w:rStyle w:val="Hyperlink"/>
@@ -6703,7 +6712,7 @@
             <w:noProof/>
             <w:webHidden/>
           </w:rPr>
-          <w:instrText xml:space="preserve"> PAGEREF _Toc241964697 \h </w:instrText>
+          <w:instrText xml:space="preserve"> PAGEREF _Toc241965106 \h </w:instrText>
         </w:r>
         <w:r>
           <w:rPr>
@@ -6723,7 +6732,7 @@
             <w:noProof/>
             <w:webHidden/>
           </w:rPr>
-          <w:t>56</w:t>
+          <w:t>48</w:t>
         </w:r>
         <w:r>
           <w:rPr>
@@ -6748,7 +6757,7 @@
           <w:lang w:eastAsia="en-US"/>
         </w:rPr>
       </w:pPr>
-      <w:hyperlink w:anchor="_Toc241964698" w:history="1">
+      <w:hyperlink w:anchor="_Toc241965107" w:history="1">
         <w:r>
           <w:rPr>
             <w:rStyle w:val="Hyperlink"/>
@@ -6775,7 +6784,7 @@
             <w:noProof/>
             <w:webHidden/>
           </w:rPr>
-          <w:instrText xml:space="preserve"> PAGEREF _Toc241964698 \h </w:instrText>
+          <w:instrText xml:space="preserve"> PAGEREF _Toc241965107 \h </w:instrText>
         </w:r>
         <w:r>
           <w:rPr>
@@ -6795,7 +6804,7 @@
             <w:noProof/>
             <w:webHidden/>
           </w:rPr>
-          <w:t>57</w:t>
+          <w:t>49</w:t>
         </w:r>
         <w:r>
           <w:rPr>
@@ -6820,7 +6829,7 @@
           <w:lang w:eastAsia="en-US"/>
         </w:rPr>
       </w:pPr>
-      <w:hyperlink w:anchor="_Toc241964699" w:history="1">
+      <w:hyperlink w:anchor="_Toc241965108" w:history="1">
         <w:r>
           <w:rPr>
             <w:rStyle w:val="Hyperlink"/>
@@ -6847,7 +6856,7 @@
             <w:noProof/>
             <w:webHidden/>
           </w:rPr>
-          <w:instrText xml:space="preserve"> PAGEREF _Toc241964699 \h </w:instrText>
+          <w:instrText xml:space="preserve"> PAGEREF _Toc241965108 \h </w:instrText>
         </w:r>
         <w:r>
           <w:rPr>
@@ -6867,7 +6876,7 @@
             <w:noProof/>
             <w:webHidden/>
           </w:rPr>
-          <w:t>57</w:t>
+          <w:t>49</w:t>
         </w:r>
         <w:r>
           <w:rPr>
@@ -6892,7 +6901,7 @@
           <w:lang w:eastAsia="en-US"/>
         </w:rPr>
       </w:pPr>
-      <w:hyperlink w:anchor="_Toc241964700" w:history="1">
+      <w:hyperlink w:anchor="_Toc241965109" w:history="1">
         <w:r>
           <w:rPr>
             <w:rStyle w:val="Hyperlink"/>
@@ -6919,7 +6928,7 @@
             <w:noProof/>
             <w:webHidden/>
           </w:rPr>
-          <w:instrText xml:space="preserve"> PAGEREF _Toc241964700 \h </w:instrText>
+          <w:instrText xml:space="preserve"> PAGEREF _Toc241965109 \h </w:instrText>
         </w:r>
         <w:r>
           <w:rPr>
@@ -6939,7 +6948,7 @@
             <w:noProof/>
             <w:webHidden/>
           </w:rPr>
-          <w:t>57</w:t>
+          <w:t>49</w:t>
         </w:r>
         <w:r>
           <w:rPr>
@@ -6964,7 +6973,7 @@
           <w:lang w:eastAsia="en-US"/>
         </w:rPr>
       </w:pPr>
-      <w:hyperlink w:anchor="_Toc241964701" w:history="1">
+      <w:hyperlink w:anchor="_Toc241965110" w:history="1">
         <w:r>
           <w:rPr>
             <w:rStyle w:val="Hyperlink"/>
@@ -6991,7 +7000,7 @@
             <w:noProof/>
             <w:webHidden/>
           </w:rPr>
-          <w:instrText xml:space="preserve"> PAGEREF _Toc241964701 \h </w:instrText>
+          <w:instrText xml:space="preserve"> PAGEREF _Toc241965110 \h </w:instrText>
         </w:r>
         <w:r>
           <w:rPr>
@@ -7011,7 +7020,7 @@
             <w:noProof/>
             <w:webHidden/>
           </w:rPr>
-          <w:t>57</w:t>
+          <w:t>49</w:t>
         </w:r>
         <w:r>
           <w:rPr>
@@ -7036,7 +7045,7 @@
           <w:lang w:eastAsia="en-US"/>
         </w:rPr>
       </w:pPr>
-      <w:hyperlink w:anchor="_Toc241964702" w:history="1">
+      <w:hyperlink w:anchor="_Toc241965111" w:history="1">
         <w:r>
           <w:rPr>
             <w:rStyle w:val="Hyperlink"/>
@@ -7063,7 +7072,7 @@
             <w:noProof/>
             <w:webHidden/>
           </w:rPr>
-          <w:instrText xml:space="preserve"> PAGEREF _Toc241964702 \h </w:instrText>
+          <w:instrText xml:space="preserve"> PAGEREF _Toc241965111 \h </w:instrText>
         </w:r>
         <w:r>
           <w:rPr>
@@ -7083,7 +7092,7 @@
             <w:noProof/>
             <w:webHidden/>
           </w:rPr>
-          <w:t>57</w:t>
+          <w:t>49</w:t>
         </w:r>
         <w:r>
           <w:rPr>
@@ -7108,7 +7117,7 @@
           <w:lang w:eastAsia="en-US"/>
         </w:rPr>
       </w:pPr>
-      <w:hyperlink w:anchor="_Toc241964703" w:history="1">
+      <w:hyperlink w:anchor="_Toc241965112" w:history="1">
         <w:r>
           <w:rPr>
             <w:rStyle w:val="Hyperlink"/>
@@ -7135,7 +7144,7 @@
             <w:noProof/>
             <w:webHidden/>
           </w:rPr>
-          <w:instrText xml:space="preserve"> PAGEREF _Toc241964703 \h </w:instrText>
+          <w:instrText xml:space="preserve"> PAGEREF _Toc241965112 \h </w:instrText>
         </w:r>
         <w:r>
           <w:rPr>
@@ -7155,7 +7164,7 @@
             <w:noProof/>
             <w:webHidden/>
           </w:rPr>
-          <w:t>58</w:t>
+          <w:t>50</w:t>
         </w:r>
         <w:r>
           <w:rPr>
@@ -7180,7 +7189,7 @@
           <w:lang w:eastAsia="en-US"/>
         </w:rPr>
       </w:pPr>
-      <w:hyperlink w:anchor="_Toc241964704" w:history="1">
+      <w:hyperlink w:anchor="_Toc241965113" w:history="1">
         <w:r>
           <w:rPr>
             <w:rStyle w:val="Hyperlink"/>
@@ -7207,7 +7216,7 @@
             <w:noProof/>
             <w:webHidden/>
           </w:rPr>
-          <w:instrText xml:space="preserve"> PAGEREF _Toc241964704 \h </w:instrText>
+          <w:instrText xml:space="preserve"> PAGEREF _Toc241965113 \h </w:instrText>
         </w:r>
         <w:r>
           <w:rPr>
@@ -7227,7 +7236,7 @@
             <w:noProof/>
             <w:webHidden/>
           </w:rPr>
-          <w:t>61</w:t>
+          <w:t>53</w:t>
         </w:r>
         <w:r>
           <w:rPr>
@@ -7251,7 +7260,7 @@
         <w:pStyle w:val="Heading1"/>
       </w:pPr>
       <w:bookmarkStart w:id="4" w:name="list-of-abbreviations"/>
-      <w:bookmarkStart w:id="5" w:name="_Toc241964610"/>
+      <w:bookmarkStart w:id="5" w:name="_Toc241965019"/>
       <w:bookmarkEnd w:id="0"/>
       <w:r>
         <w:lastRenderedPageBreak/>
@@ -8104,7 +8113,7 @@
         <w:pStyle w:val="Heading1"/>
       </w:pPr>
       <w:bookmarkStart w:id="6" w:name="list-of-symbols"/>
-      <w:bookmarkStart w:id="7" w:name="_Toc241964611"/>
+      <w:bookmarkStart w:id="7" w:name="_Toc241965020"/>
       <w:bookmarkEnd w:id="4"/>
       <w:r>
         <w:lastRenderedPageBreak/>
@@ -9230,13 +9239,7 @@
               <w:rPr>
                 <w:sz w:val="20"/>
               </w:rPr>
-              <w:t>Direct-axis sy</w:t>
-            </w:r>
-            <w:r>
-              <w:rPr>
-                <w:sz w:val="20"/>
-              </w:rPr>
-              <w:t>nchronous, transient and subtransient reactance</w:t>
+              <w:t>Direct-axis synchronous, transient and subtransient reactance</w:t>
             </w:r>
           </w:p>
         </w:tc>
@@ -9450,11 +9453,26 @@
     </w:tbl>
     <w:p>
       <w:pPr>
-        <w:pStyle w:val="Heading1"/>
+        <w:sectPr>
+          <w:footerReference w:type="default" r:id="rId9"/>
+          <w:footnotePr>
+            <w:numRestart w:val="eachSect"/>
+          </w:footnotePr>
+          <w:pgSz w:w="12240" w:h="15840"/>
+          <w:pgMar w:top="1440" w:right="1440" w:bottom="1440" w:left="1729" w:header="720" w:footer="720" w:gutter="0"/>
+          <w:pgNumType w:fmt="lowerRoman" w:start="1"/>
+          <w:cols w:space="720"/>
+        </w:sectPr>
       </w:pPr>
       <w:bookmarkStart w:id="8" w:name="chapter-one-introduction"/>
-      <w:bookmarkStart w:id="9" w:name="_Toc241964612"/>
       <w:bookmarkEnd w:id="6"/>
+    </w:p>
+    <w:p>
+      <w:pPr>
+        <w:pStyle w:val="Heading1"/>
+        <w:pageBreakBefore w:val="0"/>
+      </w:pPr>
+      <w:bookmarkStart w:id="9" w:name="_Toc241965021"/>
       <w:r>
         <w:lastRenderedPageBreak/>
         <w:t>CHAPTER ONE: INTRODUCTION</w:t>
@@ -9466,7 +9484,7 @@
         <w:pStyle w:val="Heading2"/>
       </w:pPr>
       <w:bookmarkStart w:id="10" w:name="background"/>
-      <w:bookmarkStart w:id="11" w:name="_Toc241964613"/>
+      <w:bookmarkStart w:id="11" w:name="_Toc241965022"/>
       <w:r>
         <w:t>1.1 Background</w:t>
       </w:r>
@@ -9477,10 +9495,13 @@
         <w:pStyle w:val="FirstParagraph"/>
       </w:pPr>
       <w:r>
-        <w:t>Overcurrent protection of radial distribution networks is traditionally coordinated on the assumption that the fault current flows from the substation towards the loads. A recloser upstream of a fuse first operates on a fast characteristic, to clear a temp</w:t>
+        <w:t xml:space="preserve">Overcurrent protection of radial distribution networks is </w:t>
       </w:r>
       <w:r>
-        <w:t xml:space="preserve">orary fault before the fuse melts, and then on a delayed characteristic, to let the fuse clear a permanent fault. This </w:t>
+        <w:t>traditionally coordinated on the assumption that the fault current flows from the substation towards the loads. A recloser upstream of a fuse first operates on a fast characteristic, to clear a temporary fault before the fuse melts, and then on a delayed c</w:t>
+      </w:r>
+      <w:r>
+        <w:t xml:space="preserve">haracteristic, to let the fuse clear a permanent fault. This </w:t>
       </w:r>
       <w:r>
         <w:rPr>
@@ -9498,13 +9519,10 @@
         <w:pStyle w:val="BodyText"/>
       </w:pPr>
       <w:r>
-        <w:t>Dist</w:t>
+        <w:t>Distributed generation changes this. A DG downstream of a recloser feeds current towards a fault upstream of it, so the recloser carries current in the reverse direction, and a fuse between the two sources carries the sum of both contributions while each r</w:t>
       </w:r>
       <w:r>
-        <w:t>ributed generation changes this. A DG downstream of a recloser feeds current towards a fault upstream of it, so the recloser carries current in the reverse direction, and a fuse between the two sources carries the sum of both contributions while each reclo</w:t>
-      </w:r>
-      <w:r>
-        <w:t>ser carries only one. The current seen by a protection device then depends on the fault location, the topology and the DG, and a single fixed setting is no longer suitable for both directions.</w:t>
+        <w:t>ecloser carries only one. The current seen by a protection device then depends on the fault location, the topology and the DG, and a single fixed setting is no longer suitable for both directions.</w:t>
       </w:r>
     </w:p>
     <w:p>
@@ -9512,10 +9530,10 @@
         <w:pStyle w:val="BodyText"/>
       </w:pPr>
       <w:r>
-        <w:t xml:space="preserve">The dual-setting directional recloser (DSDR) addresses this by </w:t>
+        <w:t>The dual-setting directional recloser (DSDR) addresses this</w:t>
       </w:r>
       <w:r>
-        <w:t>giving the mid-line recloser separate pickup and time-dial settings for the forward and for the reverse direction. This project implements the DSDR method of [1] on the IEEE 13-node feeder in DIgSILENT PowerFactory and evaluates it.</w:t>
+        <w:t xml:space="preserve"> by giving the mid-line recloser separate pickup and time-dial settings for the forward and for the reverse direction. This project implements the DSDR method of [1] on the IEEE 13-node feeder in DIgSILENT PowerFactory and evaluates it.</w:t>
       </w:r>
     </w:p>
     <w:p>
@@ -9523,7 +9541,7 @@
         <w:pStyle w:val="Heading2"/>
       </w:pPr>
       <w:bookmarkStart w:id="12" w:name="problem-statement"/>
-      <w:bookmarkStart w:id="13" w:name="_Toc241964614"/>
+      <w:bookmarkStart w:id="13" w:name="_Toc241965023"/>
       <w:bookmarkEnd w:id="10"/>
       <w:r>
         <w:t>1.2 Problem Statement</w:t>
@@ -9535,13 +9553,10 @@
         <w:pStyle w:val="FirstParagraph"/>
       </w:pPr>
       <w:r>
-        <w:t>T</w:t>
+        <w:t>The problem addressed is the loss of recloser–fuse coordination caused by the change of fault-current magnitude and direction when a DG is connected. A conventional scheme that is coordinated without DG may lose the fuse-saving proper</w:t>
       </w:r>
       <w:r>
-        <w:t xml:space="preserve">he problem addressed is the loss of recloser–fuse coordination caused by the change of fault-current magnitude and direction when a DG is connected. A conventional scheme that is coordinated without DG may lose the fuse-saving property in the zone between </w:t>
-      </w:r>
-      <w:r>
-        <w:t>the grid and the DG. The project investigates whether the DSDR method restores the coordination in an independently built model that uses the real characteristics of the protection devices.</w:t>
+        <w:t>ty in the zone between the grid and the DG. The project investigates whether the DSDR method restores the coordination in an independently built model that uses the real characteristics of the protection devices.</w:t>
       </w:r>
     </w:p>
     <w:p>
@@ -9549,10 +9564,9 @@
         <w:pStyle w:val="Heading2"/>
       </w:pPr>
       <w:bookmarkStart w:id="14" w:name="objectives"/>
-      <w:bookmarkStart w:id="15" w:name="_Toc241964615"/>
+      <w:bookmarkStart w:id="15" w:name="_Toc241965024"/>
       <w:bookmarkEnd w:id="12"/>
       <w:r>
-        <w:lastRenderedPageBreak/>
         <w:t>1.3 Objectives</w:t>
       </w:r>
       <w:bookmarkEnd w:id="15"/>
@@ -9562,7 +9576,7 @@
         <w:pStyle w:val="Heading3"/>
       </w:pPr>
       <w:bookmarkStart w:id="16" w:name="general-objective"/>
-      <w:bookmarkStart w:id="17" w:name="_Toc241964616"/>
+      <w:bookmarkStart w:id="17" w:name="_Toc241965025"/>
       <w:r>
         <w:t>1.3.1 General Objective</w:t>
       </w:r>
@@ -9573,10 +9587,10 @@
         <w:pStyle w:val="FirstParagraph"/>
       </w:pPr>
       <w:r>
-        <w:t>To build and validate a DIg</w:t>
+        <w:t>To b</w:t>
       </w:r>
       <w:r>
-        <w:t>SILENT PowerFactory implementation of the DSDR protection-coordination method on the IEEE 13-node test feeder, with and without distributed generation.</w:t>
+        <w:t>uild and validate a DIgSILENT PowerFactory implementation of the DSDR protection-coordination method on the IEEE 13-node test feeder, with and without distributed generation.</w:t>
       </w:r>
     </w:p>
     <w:p>
@@ -9584,9 +9598,10 @@
         <w:pStyle w:val="Heading3"/>
       </w:pPr>
       <w:bookmarkStart w:id="18" w:name="specific-objectives"/>
-      <w:bookmarkStart w:id="19" w:name="_Toc241964617"/>
+      <w:bookmarkStart w:id="19" w:name="_Toc241965026"/>
       <w:bookmarkEnd w:id="16"/>
       <w:r>
+        <w:lastRenderedPageBreak/>
         <w:t>1.3.2 Specific Objectives</w:t>
       </w:r>
       <w:bookmarkEnd w:id="19"/>
@@ -9599,7 +9614,10 @@
         </w:numPr>
       </w:pPr>
       <w:r>
-        <w:t>Build and verify the IEEE 13-node feeder with its recloser and fuse protection.</w:t>
+        <w:t>Build and verify the IEEE 13-node feeder with its reclo</w:t>
+      </w:r>
+      <w:r>
+        <w:t>ser and fuse protection.</w:t>
       </w:r>
     </w:p>
     <w:p>
@@ -9621,10 +9639,7 @@
         </w:numPr>
       </w:pPr>
       <w:r>
-        <w:t xml:space="preserve">Calculate the recloser pickup currents, time dials and the fuse coefficients </w:t>
-      </w:r>
-      <w:r>
-        <w:t>with the method’s equations.</w:t>
+        <w:t>Calculate the recloser pickup currents, time dials and the fuse coefficients with the method’s equations.</w:t>
       </w:r>
     </w:p>
     <w:p>
@@ -9635,7 +9650,10 @@
         </w:numPr>
       </w:pPr>
       <w:r>
-        <w:t>Establish the conventional recloser–fuse coordination without DG.</w:t>
+        <w:t>Establish the conventional</w:t>
+      </w:r>
+      <w:r>
+        <w:t xml:space="preserve"> recloser–fuse coordination without DG.</w:t>
       </w:r>
     </w:p>
     <w:p>
@@ -9668,7 +9686,10 @@
         </w:numPr>
       </w:pPr>
       <w:r>
-        <w:t>Design the forward and reverse settings of R2 as a DSDR and classify the coordination again and determine the operating times.</w:t>
+        <w:t>Design the forw</w:t>
+      </w:r>
+      <w:r>
+        <w:t>ard and reverse settings of R2 as a DSDR and classify the coordination again and determine the operating times.</w:t>
       </w:r>
     </w:p>
     <w:p>
@@ -9690,10 +9711,7 @@
         </w:numPr>
       </w:pPr>
       <w:r>
-        <w:t>Study how the</w:t>
-      </w:r>
-      <w:r>
-        <w:t xml:space="preserve"> coordination degrades as the DG penetration rises from 0 to 100 %.</w:t>
+        <w:t>Study how the coordination degrades as the DG penetration rises from 0 to 100 %.</w:t>
       </w:r>
     </w:p>
     <w:p>
@@ -9701,11 +9719,14 @@
         <w:pStyle w:val="Heading2"/>
       </w:pPr>
       <w:bookmarkStart w:id="20" w:name="scope-of-the-study"/>
-      <w:bookmarkStart w:id="21" w:name="_Toc241964618"/>
+      <w:bookmarkStart w:id="21" w:name="_Toc241965027"/>
       <w:bookmarkEnd w:id="18"/>
       <w:bookmarkEnd w:id="14"/>
       <w:r>
-        <w:t>1.4 Scope of the Study</w:t>
+        <w:t xml:space="preserve">1.4 Scope of </w:t>
+      </w:r>
+      <w:r>
+        <w:t>the Study</w:t>
       </w:r>
       <w:bookmarkEnd w:id="21"/>
     </w:p>
@@ -9714,10 +9735,10 @@
         <w:pStyle w:val="FirstParagraph"/>
       </w:pPr>
       <w:r>
-        <w:t>The study covers the IEEE 13-node feeder: unbalanced load flow, LG, LL, LLG and LLL faults at twelve fault locations, pickup and time-dial calculation, fuse coordina</w:t>
+        <w:t>The study covers the IEEE 13-node feeder: unbalanced load flow, LG, LL, LLG and LLL faults at twelve fault locations, pickup and time-dial calculation, fuse coordination, the DSDR forward and reverse settings, the coordination classification with</w:t>
       </w:r>
       <w:r>
-        <w:t>tion, the DSDR forward and reverse settings, the coordination classification with and without the DSDR, and one EMT simulation. The IEEE 34-node feeder is outside the completed work.</w:t>
+        <w:t xml:space="preserve"> and without the DSDR, and one EMT simulation. The IEEE 34-node feeder is outside the completed work.</w:t>
       </w:r>
     </w:p>
     <w:p>
@@ -9725,10 +9746,9 @@
         <w:pStyle w:val="Heading2"/>
       </w:pPr>
       <w:bookmarkStart w:id="22" w:name="significance-of-the-study"/>
-      <w:bookmarkStart w:id="23" w:name="_Toc241964619"/>
+      <w:bookmarkStart w:id="23" w:name="_Toc241965028"/>
       <w:bookmarkEnd w:id="20"/>
       <w:r>
-        <w:lastRenderedPageBreak/>
         <w:t>1.5 Significance of the Study</w:t>
       </w:r>
       <w:bookmarkEnd w:id="23"/>
@@ -9738,13 +9758,10 @@
         <w:pStyle w:val="FirstParagraph"/>
       </w:pPr>
       <w:r>
-        <w:t>The study gives a reproducible implementati</w:t>
+        <w:t>The study gives a reproducible implementation of a protection-coordination method for feeders with DG in a tool that utiliti</w:t>
       </w:r>
       <w:r>
-        <w:t>on of a protection-coordination method for feeders with DG in a tool that utilities use. It shows what the method achieves when the real relay dials and fuse sizes are respected, and it separates the contribution of the dual setting from the contribution o</w:t>
-      </w:r>
-      <w:r>
-        <w:t>f the fuse revision.</w:t>
+        <w:t>es use. It shows what the method achieves when the real relay dials and fuse sizes are respected, and it separates the contribution of the dual setting from the contribution of the fuse revision.</w:t>
       </w:r>
     </w:p>
     <w:p>
@@ -9752,9 +9769,10 @@
         <w:pStyle w:val="Heading2"/>
       </w:pPr>
       <w:bookmarkStart w:id="24" w:name="limitations-of-the-study"/>
-      <w:bookmarkStart w:id="25" w:name="_Toc241964620"/>
+      <w:bookmarkStart w:id="25" w:name="_Toc241965029"/>
       <w:bookmarkEnd w:id="22"/>
       <w:r>
+        <w:lastRenderedPageBreak/>
         <w:t>1.6 Limitations of the Study</w:t>
       </w:r>
       <w:bookmarkEnd w:id="25"/>
@@ -9767,7 +9785,10 @@
         </w:numPr>
       </w:pPr>
       <w:r>
-        <w:t>The method leaves the settings of R2, the fuse sizes, the source impedance and the fault type of each operating-time case open. These were chosen; every choice and its basis is listed in Section 4.8.</w:t>
+        <w:t xml:space="preserve">The method leaves the settings </w:t>
+      </w:r>
+      <w:r>
+        <w:t>of R2, the fuse sizes, the source impedance and the fault type of each operating-time case open. These were chosen; every choice and its basis is listed in Section 4.8.</w:t>
       </w:r>
     </w:p>
     <w:p>
@@ -9778,10 +9799,10 @@
         </w:numPr>
       </w:pPr>
       <w:r>
-        <w:t>The li</w:t>
+        <w:t>The library model of the CDG34 relay is not directional. The two setting groups are mod</w:t>
       </w:r>
       <w:r>
-        <w:t>brary model of the CDG34 relay is not directional. The two setting groups are modelled as separate relay units and the direction is assigned from the fault location.</w:t>
+        <w:t>elled as separate relay units and the direction is assigned from the fault location.</w:t>
       </w:r>
     </w:p>
     <w:p>
@@ -9792,10 +9813,10 @@
         </w:numPr>
       </w:pPr>
       <w:r>
-        <w:t>Coordination is judged with a zero-margin criterion (the fuse must not start to melt befor</w:t>
+        <w:t>Coordination is judged with a zero-margin criterion (the fuse must not start to melt before the fast trip). Section 5.15 shows how the result changes with a breaker time a</w:t>
       </w:r>
       <w:r>
-        <w:t>e the fast trip). Section 5.15 shows how the result changes with a breaker time and a fuse margin.</w:t>
+        <w:t>nd a fuse margin.</w:t>
       </w:r>
     </w:p>
     <w:p>
@@ -9817,10 +9838,7 @@
         </w:numPr>
       </w:pPr>
       <w:r>
-        <w:t xml:space="preserve">The IEEE 34-node feeder </w:t>
-      </w:r>
-      <w:r>
-        <w:t>has not been modelled.</w:t>
+        <w:t>The IEEE 34-node feeder has not been modelled.</w:t>
       </w:r>
     </w:p>
     <w:p>
@@ -9828,7 +9846,7 @@
         <w:pStyle w:val="Heading2"/>
       </w:pPr>
       <w:bookmarkStart w:id="26" w:name="organization-of-the-report"/>
-      <w:bookmarkStart w:id="27" w:name="_Toc241964621"/>
+      <w:bookmarkStart w:id="27" w:name="_Toc241965030"/>
       <w:bookmarkEnd w:id="24"/>
       <w:r>
         <w:t>1.7 Organization of the Report</w:t>
@@ -9840,13 +9858,10 @@
         <w:pStyle w:val="FirstParagraph"/>
       </w:pPr>
       <w:r>
-        <w:t>Chapter One introduces the problem and the objectives. Chapter Two reviews the literature on the protection concepts and the method followed. Chapter Three gives the method and its equations. Chapter Fo</w:t>
+        <w:t>Chapter One introduces the problem and the objectives. Chapter Two reviews the literature on the protection concepts and the method followed. Chapter Three gives the method and its equations. Chapter Four describes the PowerFactory model, the DG, the prote</w:t>
       </w:r>
       <w:r>
-        <w:t>ur describes the PowerFactory model, the DG, the protection devices and the simulation cases. Chapter Five presents the results. Chapter Six discusses the findings and their limits. Chapter Seven gives the conclusions and the future work. The comparison wi</w:t>
-      </w:r>
-      <w:r>
-        <w:t>th the reference paper is in Appendix C.</w:t>
+        <w:t>ction devices and the simulation cases. Chapter Five presents the results. Chapter Six discusses the findings and their limits. Chapter Seven gives the conclusions and the future work. The comparison with the reference paper is in Appendix C.</w:t>
       </w:r>
     </w:p>
     <w:p>
@@ -9854,12 +9869,15 @@
         <w:pStyle w:val="Heading1"/>
       </w:pPr>
       <w:bookmarkStart w:id="28" w:name="chapter-two-literature-review"/>
-      <w:bookmarkStart w:id="29" w:name="_Toc241964622"/>
+      <w:bookmarkStart w:id="29" w:name="_Toc241965031"/>
       <w:bookmarkEnd w:id="26"/>
       <w:bookmarkEnd w:id="8"/>
       <w:r>
         <w:lastRenderedPageBreak/>
-        <w:t>CHAPTER TWO: LITERATURE REVIEW</w:t>
+        <w:t xml:space="preserve">CHAPTER TWO: </w:t>
+      </w:r>
+      <w:r>
+        <w:t>LITERATURE REVIEW</w:t>
       </w:r>
       <w:bookmarkEnd w:id="29"/>
     </w:p>
@@ -9868,7 +9886,7 @@
         <w:pStyle w:val="Heading2"/>
       </w:pPr>
       <w:bookmarkStart w:id="30" w:name="overview-of-overcurrent-protection"/>
-      <w:bookmarkStart w:id="31" w:name="_Toc241964623"/>
+      <w:bookmarkStart w:id="31" w:name="_Toc241965032"/>
       <w:r>
         <w:t>2.1 Overview of Overcurrent Protection</w:t>
       </w:r>
@@ -9879,10 +9897,10 @@
         <w:pStyle w:val="FirstParagraph"/>
       </w:pPr>
       <w:r>
-        <w:t xml:space="preserve">An overcurrent device operates when the current exceeds its pickup. With an inverse-time characteristic the operating time falls as the multiple </w:t>
+        <w:t>An overcurrent device operates when the current exceeds its pickup. With an inverse-time characteristic the operating time falls as the multiple of pickup rises, so a device close to the fault clears</w:t>
       </w:r>
       <w:r>
-        <w:t>of pickup rises, so a device close to the fault clears it quickly while upstream devices act later as backup [3].</w:t>
+        <w:t xml:space="preserve"> it quickly while upstream devices act later as backup [3].</w:t>
       </w:r>
     </w:p>
     <w:p>
@@ -9890,7 +9908,7 @@
         <w:pStyle w:val="Heading2"/>
       </w:pPr>
       <w:bookmarkStart w:id="32" w:name="distribution-network-protection"/>
-      <w:bookmarkStart w:id="33" w:name="_Toc241964624"/>
+      <w:bookmarkStart w:id="33" w:name="_Toc241965033"/>
       <w:bookmarkEnd w:id="30"/>
       <w:r>
         <w:t>2.2 Distribution Network Protection</w:t>
@@ -9902,10 +9920,10 @@
         <w:pStyle w:val="FirstParagraph"/>
       </w:pPr>
       <w:r>
-        <w:t>Distribution feeders combine reclosers and fuses. A recloser distinguishes temporary from permanent faults</w:t>
+        <w:t>Distribution feeders combine reclosers and fuses. A recloser distinguishes temporary from permanent faults by its fast and delayed operations; a fuse isolates a</w:t>
       </w:r>
       <w:r>
-        <w:t xml:space="preserve"> by its fast and delayed operations; a fuse isolates a permanent fault on a lateral.</w:t>
+        <w:t xml:space="preserve"> permanent fault on a lateral.</w:t>
       </w:r>
     </w:p>
     <w:p>
@@ -9913,7 +9931,7 @@
         <w:pStyle w:val="Heading2"/>
       </w:pPr>
       <w:bookmarkStart w:id="34" w:name="overcurrent-relays"/>
-      <w:bookmarkStart w:id="35" w:name="_Toc241964625"/>
+      <w:bookmarkStart w:id="35" w:name="_Toc241965034"/>
       <w:bookmarkEnd w:id="32"/>
       <w:r>
         <w:t>2.3 Overcurrent Relays</w:t>
@@ -9925,10 +9943,10 @@
         <w:pStyle w:val="FirstParagraph"/>
       </w:pPr>
       <w:r>
-        <w:t>The pickup setting fixes the current above which the inverse-time characteristic is active. The time dial scales the operating time without changing</w:t>
+        <w:t>The pickup setting fixes the current above which the inverse-time characteristic is active. The time dial scales the operating time without changing the shape of the curve. Real relays offer discrete ta</w:t>
       </w:r>
       <w:r>
-        <w:t xml:space="preserve"> the shape of the curve. Real relays offer discrete taps and a limited dial range, which is decisive in this study.</w:t>
+        <w:t>ps and a limited dial range, which is decisive in this study.</w:t>
       </w:r>
     </w:p>
     <w:p>
@@ -9936,7 +9954,7 @@
         <w:pStyle w:val="Heading2"/>
       </w:pPr>
       <w:bookmarkStart w:id="36" w:name="directional-overcurrent-relays"/>
-      <w:bookmarkStart w:id="37" w:name="_Toc241964626"/>
+      <w:bookmarkStart w:id="37" w:name="_Toc241965035"/>
       <w:bookmarkEnd w:id="34"/>
       <w:r>
         <w:t>2.4 Directional Overcurrent Relays</w:t>
@@ -9948,10 +9966,10 @@
         <w:pStyle w:val="FirstParagraph"/>
       </w:pPr>
       <w:r>
-        <w:t>A directional element compares the current with a polarising voltage and so distinguishes the direction o</w:t>
+        <w:t xml:space="preserve">A directional element compares the current with a polarising voltage and so distinguishes the direction of the fault. It becomes necessary when a DG makes the </w:t>
       </w:r>
       <w:r>
-        <w:t>f the fault. It becomes necessary when a DG makes the fault current flow from the feeder towards the substation.</w:t>
+        <w:t>fault current flow from the feeder towards the substation.</w:t>
       </w:r>
     </w:p>
     <w:p>
@@ -9959,7 +9977,7 @@
         <w:pStyle w:val="Heading2"/>
       </w:pPr>
       <w:bookmarkStart w:id="38" w:name="fuserecloser-coordination"/>
-      <w:bookmarkStart w:id="39" w:name="_Toc241964627"/>
+      <w:bookmarkStart w:id="39" w:name="_Toc241965036"/>
       <w:bookmarkEnd w:id="36"/>
       <w:r>
         <w:t>2.5 Fuse–Recloser Coordination</w:t>
@@ -9971,13 +9989,10 @@
         <w:pStyle w:val="FirstParagraph"/>
       </w:pPr>
       <w:r>
-        <w:t xml:space="preserve">For fuse saving the fast recloser curve must lie below the minimum-melting curve of the fuse, and the delayed </w:t>
+        <w:t>For fuse saving the fast recloser curve must lie below the minimum-melting curve of the fuse, and the delayed curve above its total-clearing curve. Where two fuses ar</w:t>
       </w:r>
       <w:r>
-        <w:t>curve above its total-clearing curve. Where two fuses are in series, the fuse nearer the fault must clear the fault before the upstream fuse starts to melt, so that only the faulted section is disconnected. Figure 1 shows the principle with the curves of t</w:t>
-      </w:r>
-      <w:r>
-        <w:t>he model.</w:t>
+        <w:t>e in series, the fuse nearer the fault must clear the fault before the upstream fuse starts to melt, so that only the faulted section is disconnected. Figure 1 shows the principle with the curves of the model.</w:t>
       </w:r>
     </w:p>
     <w:p>
@@ -10006,7 +10021,7 @@
                     </pic:cNvPicPr>
                   </pic:nvPicPr>
                   <pic:blipFill>
-                    <a:blip r:embed="rId6"/>
+                    <a:blip r:embed="rId10"/>
                     <a:stretch>
                       <a:fillRect/>
                     </a:stretch>
@@ -10038,7 +10053,10 @@
         <w:pStyle w:val="ImageCaption"/>
       </w:pPr>
       <w:r>
-        <w:t>Figure 1: Conventional recloser–fuse coordination: fast and delayed curve of R1 around the band of fuse F646. Coordination holds between the two crossing currents.</w:t>
+        <w:t>Figure 1: Conventional recloser–fuse coordin</w:t>
+      </w:r>
+      <w:r>
+        <w:t>ation: fast and delayed curve of R1 around the band of fuse F646. Coordination holds between the two crossing currents.</w:t>
       </w:r>
     </w:p>
     <w:p>
@@ -10046,7 +10064,7 @@
         <w:pStyle w:val="Heading2"/>
       </w:pPr>
       <w:bookmarkStart w:id="40" w:name="X8a30b250f59d3a6df254db9c508f9b1f567ff56"/>
-      <w:bookmarkStart w:id="41" w:name="_Toc241964628"/>
+      <w:bookmarkStart w:id="41" w:name="_Toc241965037"/>
       <w:bookmarkEnd w:id="38"/>
       <w:r>
         <w:t>2.6 Impact of Distributed Generation on Protection Coordination</w:t>
@@ -10058,10 +10076,10 @@
         <w:pStyle w:val="FirstParagraph"/>
       </w:pPr>
       <w:r>
-        <w:t xml:space="preserve">A DG raises the </w:t>
+        <w:t>A DG raises the current through the fuses and can reverse the current th</w:t>
       </w:r>
       <w:r>
-        <w:t>current through the fuses and can reverse the current through a recloser. The recloser and the fuse then no longer carry the same current, and a setting that was coordinated without DG may let the fuse melt before the fast trip [4].</w:t>
+        <w:t>rough a recloser. The recloser and the fuse then no longer carry the same current, and a setting that was coordinated without DG may let the fuse melt before the fast trip [4].</w:t>
       </w:r>
     </w:p>
     <w:p>
@@ -10069,7 +10087,7 @@
         <w:pStyle w:val="Heading2"/>
       </w:pPr>
       <w:bookmarkStart w:id="42" w:name="adaptive-protection"/>
-      <w:bookmarkStart w:id="43" w:name="_Toc241964629"/>
+      <w:bookmarkStart w:id="43" w:name="_Toc241965038"/>
       <w:bookmarkEnd w:id="40"/>
       <w:r>
         <w:t>2.7 Adaptive Protection</w:t>
@@ -10081,7 +10099,10 @@
         <w:pStyle w:val="FirstParagraph"/>
       </w:pPr>
       <w:r>
-        <w:t>Adaptive protection changes the settings with the state of the network. In the DSDR the device holds two setting groups and selects one from the direction of the fault current, so no communication is needed.</w:t>
+        <w:t>Adaptive protection changes the settings with the state</w:t>
+      </w:r>
+      <w:r>
+        <w:t xml:space="preserve"> of the network. In the DSDR the device holds two setting groups and selects one from the direction of the fault current, so no communication is needed.</w:t>
       </w:r>
     </w:p>
     <w:p>
@@ -10089,13 +10110,10 @@
         <w:pStyle w:val="Heading2"/>
       </w:pPr>
       <w:bookmarkStart w:id="44" w:name="Xfbe7d656365447e754a0a1eb36dfd3afc559cb0"/>
-      <w:bookmarkStart w:id="45" w:name="_Toc241964630"/>
+      <w:bookmarkStart w:id="45" w:name="_Toc241965039"/>
       <w:bookmarkEnd w:id="42"/>
       <w:r>
-        <w:t>2.8 Protection of Unbalanced Distribution Netwo</w:t>
-      </w:r>
-      <w:r>
-        <w:t>rks</w:t>
+        <w:t>2.8 Protection of Unbalanced Distribution Networks</w:t>
       </w:r>
       <w:bookmarkEnd w:id="45"/>
     </w:p>
@@ -10104,7 +10122,10 @@
         <w:pStyle w:val="FirstParagraph"/>
       </w:pPr>
       <w:r>
-        <w:t>The IEEE 13-node feeder [2] has single-phase, two-phase and three-phase sections and unbalanced loads. The calculations must therefore keep the phases that really exist at each node and be made per phase.</w:t>
+        <w:t>The IEEE 13-node feeder [2] has single-phase, two-ph</w:t>
+      </w:r>
+      <w:r>
+        <w:t>ase and three-phase sections and unbalanced loads. The calculations must therefore keep the phases that really exist at each node and be made per phase.</w:t>
       </w:r>
     </w:p>
     <w:p>
@@ -10112,7 +10133,7 @@
         <w:pStyle w:val="Heading2"/>
       </w:pPr>
       <w:bookmarkStart w:id="46" w:name="review-of-related-research"/>
-      <w:bookmarkStart w:id="47" w:name="_Toc241964631"/>
+      <w:bookmarkStart w:id="47" w:name="_Toc241965040"/>
       <w:bookmarkEnd w:id="44"/>
       <w:r>
         <w:lastRenderedPageBreak/>
@@ -10125,16 +10146,13 @@
         <w:pStyle w:val="FirstParagraph"/>
       </w:pPr>
       <w:r>
-        <w:t>A classification</w:t>
+        <w:t>A classification technique for recloser–fuse coordination with DG decides for each fault whether the coordination exists [4]. A benchmark overcurrent protection scheme for the IEEE 13-node feeder, with device types and fuse sizes, is given in [5]; the pres</w:t>
       </w:r>
       <w:r>
-        <w:t xml:space="preserve"> technique for recloser–fuse coordination with DG decides for each fault whether the coordination exists [4]. A benchmark overcurrent protection scheme for the IEEE 13-node feeder, with device types and fuse sizes, is given in [5]; the present work takes f</w:t>
+        <w:t xml:space="preserve">ent work takes from it the fuse sizes that the reference method does not show. The short-circuit currents of the IEEE test feeders are published in [6] and are used here to validate the fault levels. The time–current characteristics of the recloser relays </w:t>
       </w:r>
       <w:r>
-        <w:t>rom it the fuse sizes that the reference method does not show. The short-circuit currents of the IEEE test feeders are published in [6] and are used here to validate the fault levels. The time–current characteristics of the recloser relays are those of the</w:t>
-      </w:r>
-      <w:r>
-        <w:t xml:space="preserve"> manufacturers’ instruction manuals [8].</w:t>
+        <w:t>are those of the manufacturers’ instruction manuals [8].</w:t>
       </w:r>
     </w:p>
     <w:p>
@@ -10142,7 +10160,7 @@
         <w:pStyle w:val="Heading2"/>
       </w:pPr>
       <w:bookmarkStart w:id="48" w:name="method-followed-in-this-study"/>
-      <w:bookmarkStart w:id="49" w:name="_Toc241964632"/>
+      <w:bookmarkStart w:id="49" w:name="_Toc241965041"/>
       <w:bookmarkEnd w:id="46"/>
       <w:r>
         <w:t>2.10 Method Followed in this Study</w:t>
@@ -10154,10 +10172,10 @@
         <w:pStyle w:val="FirstParagraph"/>
       </w:pPr>
       <w:r>
-        <w:t>The study follows the adaptive overcurrent protection scheme with a dual-setting directional recloser of [1]. The project uses its equations for the forward and reverse operating t</w:t>
+        <w:t>The study follows the adaptive overcurrent protection scheme with a dual-setting directional recloser of [1]. The project uses its equations for the forward and rev</w:t>
       </w:r>
       <w:r>
-        <w:t>imes, the pickup currents, the fuse characteristic and coefficients, the series-fuse rule and the setting constraints, and its flowchart for the design sequence.</w:t>
+        <w:t>erse operating times, the pickup currents, the fuse characteristic and coefficients, the series-fuse rule and the setting constraints, and its flowchart for the design sequence.</w:t>
       </w:r>
     </w:p>
     <w:p>
@@ -10165,7 +10183,7 @@
         <w:pStyle w:val="Heading2"/>
       </w:pPr>
       <w:bookmarkStart w:id="50" w:name="research-gap"/>
-      <w:bookmarkStart w:id="51" w:name="_Toc241964633"/>
+      <w:bookmarkStart w:id="51" w:name="_Toc241965042"/>
       <w:bookmarkEnd w:id="48"/>
       <w:r>
         <w:t>2.11 Research Gap</w:t>
@@ -10177,13 +10195,13 @@
         <w:pStyle w:val="FirstParagraph"/>
       </w:pPr>
       <w:r>
-        <w:t>The reference method reports that the DSDR restores coordination in every ca</w:t>
+        <w:t>The reference method reports that the DSDR restores coordina</w:t>
       </w:r>
       <w:r>
-        <w:t>se, but it does not publish the settings of the DSDR, and its figures use fuse curves that differ from its own fuse equation. The gap addressed here is an independent implementation in PowerFactory that uses the real dial ranges and fuse sizes, shows which</w:t>
+        <w:t>tion in every case, but it does not publish the settings of the DSDR, and its figures use fuse curves that differ from its own fuse equation. The gap addressed here is an independent implementation in PowerFactory that uses the real dial ranges and fuse si</w:t>
       </w:r>
       <w:r>
-        <w:t xml:space="preserve"> part of the improvement comes from the dual setting, and states where the method reaches the limits of the devices.</w:t>
+        <w:t>zes, shows which part of the improvement comes from the dual setting, and states where the method reaches the limits of the devices.</w:t>
       </w:r>
     </w:p>
     <w:p>
@@ -10191,7 +10209,7 @@
         <w:pStyle w:val="Heading2"/>
       </w:pPr>
       <w:bookmarkStart w:id="52" w:name="summary-of-literature-review"/>
-      <w:bookmarkStart w:id="53" w:name="_Toc241964634"/>
+      <w:bookmarkStart w:id="53" w:name="_Toc241965043"/>
       <w:bookmarkEnd w:id="50"/>
       <w:r>
         <w:t>2.12 Summary of Literature Review</w:t>
@@ -10203,10 +10221,10 @@
         <w:pStyle w:val="FirstParagraph"/>
       </w:pPr>
       <w:r>
-        <w:t xml:space="preserve">The literature establishes that a DG creates bidirectional fault currents and degrades conventional </w:t>
+        <w:t>The literature establishes that a DG creates bidirectional fault currents and degrades conventional coordination, and the DSDR is a structured way to assign independent forward and reverse settings. The project adopts the method and validates it stage by s</w:t>
       </w:r>
       <w:r>
-        <w:t>coordination, and the DSDR is a structured way to assign independent forward and reverse settings. The project adopts the method and validates it stage by stage, starting from the feeder without DG.</w:t>
+        <w:t>tage, starting from the feeder without DG.</w:t>
       </w:r>
     </w:p>
     <w:p>
@@ -10214,7 +10232,7 @@
         <w:pStyle w:val="Heading1"/>
       </w:pPr>
       <w:bookmarkStart w:id="54" w:name="chapter-three-methodology"/>
-      <w:bookmarkStart w:id="55" w:name="_Toc241964635"/>
+      <w:bookmarkStart w:id="55" w:name="_Toc241965044"/>
       <w:bookmarkEnd w:id="52"/>
       <w:bookmarkEnd w:id="28"/>
       <w:r>
@@ -10228,7 +10246,7 @@
         <w:pStyle w:val="Heading2"/>
       </w:pPr>
       <w:bookmarkStart w:id="56" w:name="research-methodology"/>
-      <w:bookmarkStart w:id="57" w:name="_Toc241964636"/>
+      <w:bookmarkStart w:id="57" w:name="_Toc241965045"/>
       <w:r>
         <w:t>3.1 Research Methodology</w:t>
       </w:r>
@@ -10239,13 +10257,10 @@
         <w:pStyle w:val="FirstParagraph"/>
       </w:pPr>
       <w:r>
-        <w:t>The w</w:t>
+        <w:t xml:space="preserve">The work follows the flowchart of the reference method [1], shown in Figure 2 as it is implemented. It has three stages: (A) the conventional scheme without DG, </w:t>
       </w:r>
       <w:r>
-        <w:t xml:space="preserve">ork follows the flowchart of the reference method [1], shown in Figure 2 as it is implemented. It has three stages: (A) the conventional scheme without DG, (B) the same settings with the DG connected, and (C) R2 as a dual-setting directional recloser with </w:t>
-      </w:r>
-      <w:r>
-        <w:t>the fuse revision of the method.</w:t>
+        <w:t>(B) the same settings with the DG connected, and (C) R2 as a dual-setting directional recloser with the fuse revision of the method.</w:t>
       </w:r>
     </w:p>
     <w:p>
@@ -10274,7 +10289,7 @@
                     </pic:cNvPicPr>
                   </pic:nvPicPr>
                   <pic:blipFill>
-                    <a:blip r:embed="rId7"/>
+                    <a:blip r:embed="rId11"/>
                     <a:stretch>
                       <a:fillRect/>
                     </a:stretch>
@@ -10314,7 +10329,7 @@
         <w:pStyle w:val="Heading2"/>
       </w:pPr>
       <w:bookmarkStart w:id="58" w:name="model-setup-in-digsilent-powerfactory"/>
-      <w:bookmarkStart w:id="59" w:name="_Toc241964637"/>
+      <w:bookmarkStart w:id="59" w:name="_Toc241965046"/>
       <w:bookmarkEnd w:id="56"/>
       <w:r>
         <w:t>3.2 Model Setup in DIgSILENT PowerFactory</w:t>
@@ -10326,10 +10341,13 @@
         <w:pStyle w:val="FirstParagraph"/>
       </w:pPr>
       <w:r>
-        <w:t>The study is carried out in DIgSILENT PowerFactory 2021 SP2 [7]. The feeder is the IEEE 13-node model o</w:t>
+        <w:t>The</w:t>
       </w:r>
       <w:r>
-        <w:t>f the DIgSILENT example library; its lines, loads and regulator taps were checked against the IEEE data. The study case that includes the 115/4.16 kV, 5 MVA substation transformer is used, because it reproduces the IEEE short-circuit benchmark [6].</w:t>
+        <w:t xml:space="preserve"> study is carried out in DIgSILENT PowerFactory 2021 SP2 [7]. The feeder is the IEEE 13-node model of the DIgSILENT example library; its lines, loads and regulator taps were checked against the IEEE data. The study case that includes the 115/4.16 kV, 5 MVA</w:t>
+      </w:r>
+      <w:r>
+        <w:t xml:space="preserve"> substation transformer is used, because it reproduces the IEEE short-circuit benchmark [6].</w:t>
       </w:r>
     </w:p>
     <w:p>
@@ -10337,14 +10355,11 @@
         <w:pStyle w:val="Heading2"/>
       </w:pPr>
       <w:bookmarkStart w:id="60" w:name="load-flow-analysis"/>
-      <w:bookmarkStart w:id="61" w:name="_Toc241964638"/>
+      <w:bookmarkStart w:id="61" w:name="_Toc241965047"/>
       <w:bookmarkEnd w:id="58"/>
       <w:r>
         <w:lastRenderedPageBreak/>
-        <w:t>3.3 Loa</w:t>
-      </w:r>
-      <w:r>
-        <w:t>d Flow Analysis</w:t>
+        <w:t>3.3 Load Flow Analysis</w:t>
       </w:r>
       <w:bookmarkEnd w:id="61"/>
     </w:p>
@@ -10353,10 +10368,10 @@
         <w:pStyle w:val="FirstParagraph"/>
       </w:pPr>
       <w:r>
-        <w:t>The load flow is the unbalanced three-phase AC load flow of PowerFactory. It gives the rated current of every protected branch (largest phase), the bus voltages per phase, and the current and its direction at the two reclosers with and with</w:t>
+        <w:t>The load flow is the unbalanced three-phase AC load flow of PowerFactory. It gives the rated current of every protected branch (largest phas</w:t>
       </w:r>
       <w:r>
-        <w:t>out the DG.</w:t>
+        <w:t>e), the bus voltages per phase, and the current and its direction at the two reclosers with and without the DG.</w:t>
       </w:r>
     </w:p>
     <w:p>
@@ -10364,7 +10379,7 @@
         <w:pStyle w:val="Heading2"/>
       </w:pPr>
       <w:bookmarkStart w:id="62" w:name="recloser-pickup-current"/>
-      <w:bookmarkStart w:id="63" w:name="_Toc241964639"/>
+      <w:bookmarkStart w:id="63" w:name="_Toc241965048"/>
       <w:bookmarkEnd w:id="60"/>
       <w:r>
         <w:t>3.4 Recloser Pickup Current</w:t>
@@ -10376,7 +10391,10 @@
         <w:pStyle w:val="FirstParagraph"/>
       </w:pPr>
       <w:r>
-        <w:t>The method uses an overload factor of 1.25 [1]. The pickup is 1.25 times the rated current of the protected branch, eq. (3), and is then set on the nearest available tap of the relay.</w:t>
+        <w:t xml:space="preserve">The method uses an overload factor of 1.25 [1]. The pickup is 1.25 times the rated current of the protected branch, </w:t>
+      </w:r>
+      <w:r>
+        <w:t>eq. (3), and is then set on the nearest available tap of the relay.</w:t>
       </w:r>
     </w:p>
     <w:p>
@@ -10384,7 +10402,7 @@
         <w:pStyle w:val="Heading2"/>
       </w:pPr>
       <w:bookmarkStart w:id="64" w:name="short-circuit-analysis"/>
-      <w:bookmarkStart w:id="65" w:name="_Toc241964640"/>
+      <w:bookmarkStart w:id="65" w:name="_Toc241965049"/>
       <w:bookmarkEnd w:id="62"/>
       <w:r>
         <w:t>3.5 Short-Circuit Analysis</w:t>
@@ -10406,10 +10424,13 @@
         <w:t>complete method</w:t>
       </w:r>
       <w:r>
-        <w:t xml:space="preserve"> of PowerFactory, which starts from the pre-fault load flow. LG, LL, LLG and LLL faults are applied at every node for every phase combination that exists there, with the DG out and in. The maximum fault</w:t>
+        <w:t xml:space="preserve"> of PowerFactory, which starts from the pre-fault load flow. LG, LL, LLG and LLL faults are applied at ever</w:t>
       </w:r>
       <w:r>
-        <w:t xml:space="preserve"> current of a branch is a bolted fault at its nearest node; the minimum is an LG fault through 3 Ω at its farthest node [1]. The current through R1, R2, every fuse and every branch of Table II is stored for each fault.</w:t>
+        <w:t>y node for every phase combination that exists there, with the DG out and in. The maximum fault current of a branch is a bolted fault at its nearest node; the minimum is an LG fault through 3 Ω at its farthest node [1]. The current through R1, R2, every fu</w:t>
+      </w:r>
+      <w:r>
+        <w:t>se and every branch of Table II is stored for each fault.</w:t>
       </w:r>
     </w:p>
     <w:p>
@@ -10417,13 +10438,10 @@
         <w:pStyle w:val="Heading2"/>
       </w:pPr>
       <w:bookmarkStart w:id="66" w:name="mathematical-formulation-of-the-dsdr"/>
-      <w:bookmarkStart w:id="67" w:name="_Toc241964641"/>
+      <w:bookmarkStart w:id="67" w:name="_Toc241965050"/>
       <w:bookmarkEnd w:id="64"/>
       <w:r>
-        <w:t>3.6 Mathematical Formulation of the D</w:t>
-      </w:r>
-      <w:r>
-        <w:t>SDR</w:t>
+        <w:t>3.6 Mathematical Formulation of the DSDR</w:t>
       </w:r>
       <w:bookmarkEnd w:id="67"/>
     </w:p>
@@ -10440,7 +10458,7 @@
         <w:pStyle w:val="Heading3"/>
       </w:pPr>
       <w:bookmarkStart w:id="68" w:name="forward-fast-and-delayed-operating-time"/>
-      <w:bookmarkStart w:id="69" w:name="_Toc241964642"/>
+      <w:bookmarkStart w:id="69" w:name="_Toc241965051"/>
       <w:r>
         <w:t>3.6.1 Forward Fast and Delayed Operating Time</w:t>
       </w:r>
@@ -11222,13 +11240,7 @@
                             <w:rPr>
                               <w:rFonts w:ascii="Cambria Math" w:hAnsi="Cambria Math"/>
                             </w:rPr>
-                            <m:t>f</m:t>
-                          </m:r>
-                          <m:r>
-                            <w:rPr>
-                              <w:rFonts w:ascii="Cambria Math" w:hAnsi="Cambria Math"/>
-                            </w:rPr>
-                            <m:t>w</m:t>
+                            <m:t>fw</m:t>
                           </m:r>
                         </m:sup>
                       </m:sSubSup>
@@ -11400,7 +11412,10 @@
         </m:sSub>
       </m:oMath>
       <w:r>
-        <w:t xml:space="preserve"> is the fault current through the recloser and </w:t>
+        <w:t xml:space="preserve"> </w:t>
+      </w:r>
+      <w:r>
+        <w:t xml:space="preserve">is the fault current through the recloser and </w:t>
       </w:r>
       <m:oMath>
         <m:sSub>
@@ -11438,7 +11453,7 @@
         <w:pStyle w:val="Heading3"/>
       </w:pPr>
       <w:bookmarkStart w:id="70" w:name="forward-pickup-current-and-constraints"/>
-      <w:bookmarkStart w:id="71" w:name="_Toc241964643"/>
+      <w:bookmarkStart w:id="71" w:name="_Toc241965052"/>
       <w:bookmarkEnd w:id="68"/>
       <w:r>
         <w:lastRenderedPageBreak/>
@@ -12106,10 +12121,7 @@
         <w:pStyle w:val="FirstParagraph"/>
       </w:pPr>
       <w:r>
-        <w:t>The pickup lies above the load current and below the minimum fault current of the zone; the dia</w:t>
-      </w:r>
-      <w:r>
-        <w:t>ls must stay inside the range of the device.</w:t>
+        <w:t>The pickup lies above the load current and below the minimum fault current of the zone; the dials must stay inside the range of the device.</w:t>
       </w:r>
     </w:p>
     <w:p>
@@ -12117,7 +12129,7 @@
         <w:pStyle w:val="Heading3"/>
       </w:pPr>
       <w:bookmarkStart w:id="72" w:name="fuse-characteristic-and-coefficient"/>
-      <w:bookmarkStart w:id="73" w:name="_Toc241964644"/>
+      <w:bookmarkStart w:id="73" w:name="_Toc241965053"/>
       <w:bookmarkEnd w:id="70"/>
       <w:r>
         <w:t>3.6.3 Fuse Characteristic and Coefficient</w:t>
@@ -12692,7 +12704,7 @@
         <w:pStyle w:val="Heading3"/>
       </w:pPr>
       <w:bookmarkStart w:id="74" w:name="series-fuses"/>
-      <w:bookmarkStart w:id="75" w:name="_Toc241964645"/>
+      <w:bookmarkStart w:id="75" w:name="_Toc241965054"/>
       <w:bookmarkEnd w:id="72"/>
       <w:r>
         <w:t>3.6.4 Series Fuses</w:t>
@@ -13048,7 +13060,13 @@
                             <w:rPr>
                               <w:rFonts w:ascii="Cambria Math" w:hAnsi="Cambria Math"/>
                             </w:rPr>
-                            <m:t>fw</m:t>
+                            <m:t>f</m:t>
+                          </m:r>
+                          <m:r>
+                            <w:rPr>
+                              <w:rFonts w:ascii="Cambria Math" w:hAnsi="Cambria Math"/>
+                            </w:rPr>
+                            <m:t>w</m:t>
                           </m:r>
                         </m:sup>
                       </m:sSubSup>
@@ -13270,10 +13288,7 @@
         </m:r>
       </m:oMath>
       <w:r>
-        <w:t xml:space="preserve"> is the</w:t>
-      </w:r>
-      <w:r>
-        <w:t xml:space="preserve"> number of series fuses in the fault path and </w:t>
+        <w:t xml:space="preserve"> is the number of series fuses in the fault path and </w:t>
       </w:r>
       <m:oMath>
         <m:r>
@@ -13307,10 +13322,13 @@
         <w:pStyle w:val="Heading3"/>
       </w:pPr>
       <w:bookmarkStart w:id="76" w:name="Xd104cacdf249f18121347c20881456ef82ff708"/>
-      <w:bookmarkStart w:id="77" w:name="_Toc241964646"/>
+      <w:bookmarkStart w:id="77" w:name="_Toc241965055"/>
       <w:bookmarkEnd w:id="74"/>
       <w:r>
-        <w:t>3.6.5 Reverse Operating Times, Pickup and Constraints</w:t>
+        <w:t>3.6.5 Reverse Operating Time</w:t>
+      </w:r>
+      <w:r>
+        <w:t>s, Pickup and Constraints</w:t>
       </w:r>
       <w:bookmarkEnd w:id="77"/>
     </w:p>
@@ -14861,10 +14879,10 @@
         </m:r>
       </m:oMath>
       <w:r>
-        <w:t xml:space="preserve"> is a fault location upstream of the recloser. The reverse current is the contribution of the DG, and the reverse pickup is based on the reverse load current that flows when the DG exports towards th</w:t>
+        <w:t xml:space="preserve"> is a fault location upstream of the recloser. The reverse current is the contribution of the DG, and the reverse pickup is based on the rever</w:t>
       </w:r>
       <w:r>
-        <w:t>e substation.</w:t>
+        <w:t>se load current that flows when the DG exports towards the substation.</w:t>
       </w:r>
     </w:p>
     <w:p>
@@ -14872,7 +14890,7 @@
         <w:pStyle w:val="Heading2"/>
       </w:pPr>
       <w:bookmarkStart w:id="78" w:name="device-characteristics-used-in-the-model"/>
-      <w:bookmarkStart w:id="79" w:name="_Toc241964647"/>
+      <w:bookmarkStart w:id="79" w:name="_Toc241965056"/>
       <w:bookmarkEnd w:id="76"/>
       <w:bookmarkEnd w:id="66"/>
       <w:r>
@@ -14893,7 +14911,7 @@
         <w:pStyle w:val="Heading3"/>
       </w:pPr>
       <w:bookmarkStart w:id="80" w:name="r1-ge-iac77b801a"/>
-      <w:bookmarkStart w:id="81" w:name="_Toc241964648"/>
+      <w:bookmarkStart w:id="81" w:name="_Toc241965057"/>
       <w:r>
         <w:t>3.7.1 R1: GE IAC77B801A</w:t>
       </w:r>
@@ -14904,7 +14922,10 @@
         <w:pStyle w:val="FirstParagraph"/>
       </w:pPr>
       <w:r>
-        <w:t xml:space="preserve">The operating time of R1 follows the GE IAC extremely inverse characteristic. The manufacturer gives it as </w:t>
+        <w:t>The operating ti</w:t>
+      </w:r>
+      <w:r>
+        <w:t xml:space="preserve">me of R1 follows the GE IAC extremely inverse characteristic. The manufacturer gives it as </w:t>
       </w:r>
       <m:oMath>
         <m:r>
@@ -15776,7 +15797,7 @@
         <w:pStyle w:val="Heading3"/>
       </w:pPr>
       <w:bookmarkStart w:id="82" w:name="r2-gealstom-cdg34"/>
-      <w:bookmarkStart w:id="83" w:name="_Toc241964649"/>
+      <w:bookmarkStart w:id="83" w:name="_Toc241965058"/>
       <w:bookmarkEnd w:id="80"/>
       <w:r>
         <w:t>3.7.2 R2: GE/Alstom CDG34</w:t>
@@ -15867,10 +15888,10 @@
         </m:sSub>
       </m:oMath>
       <w:r>
-        <w:t xml:space="preserve"> for time multipliers from 0.1 to 1.0. It starts at twice the plug setting and is in</w:t>
+        <w:t xml:space="preserve"> for time </w:t>
       </w:r>
       <w:r>
-        <w:t>terpolated on log-log axes:</w:t>
+        <w:t>multipliers from 0.1 to 1.0. It starts at twice the plug setting and is interpolated on log-log axes:</w:t>
       </w:r>
     </w:p>
     <w:p>
@@ -16249,10 +16270,13 @@
         <w:pStyle w:val="Heading3"/>
       </w:pPr>
       <w:bookmarkStart w:id="84" w:name="fuses"/>
-      <w:bookmarkStart w:id="85" w:name="_Toc241964650"/>
+      <w:bookmarkStart w:id="85" w:name="_Toc241965059"/>
       <w:bookmarkEnd w:id="82"/>
       <w:r>
-        <w:t>3.7.3 Fuses</w:t>
+        <w:t xml:space="preserve">3.7.3 </w:t>
+      </w:r>
+      <w:r>
+        <w:t>Fuses</w:t>
       </w:r>
       <w:bookmarkEnd w:id="85"/>
     </w:p>
@@ -16261,10 +16285,10 @@
         <w:pStyle w:val="FirstParagraph"/>
       </w:pPr>
       <w:r>
-        <w:t>The fuses are Gould-Shawmut A055C (5.5 kV, E-rated) with their minimum-melting and total-clearing curves. The fuse times are read from these curves at the current through the fuse with the same interpolation as eq. (16). The straight line of eq. (6) is use</w:t>
+        <w:t xml:space="preserve">The fuses are Gould-Shawmut A055C (5.5 kV, E-rated) with their minimum-melting and total-clearing curves. The fuse times are read from these curves at the current through the fuse with the same interpolation as eq. (16). The straight line of eq. (6) </w:t>
       </w:r>
       <w:r>
-        <w:t>d only to compute the coefficients of Table III.</w:t>
+        <w:t>is used only to compute the coefficients of Table III.</w:t>
       </w:r>
     </w:p>
     <w:p>
@@ -16272,7 +16296,7 @@
         <w:pStyle w:val="Heading2"/>
       </w:pPr>
       <w:bookmarkStart w:id="86" w:name="coordination-criteria"/>
-      <w:bookmarkStart w:id="87" w:name="_Toc241964651"/>
+      <w:bookmarkStart w:id="87" w:name="_Toc241965060"/>
       <w:bookmarkEnd w:id="84"/>
       <w:bookmarkEnd w:id="78"/>
       <w:r>
@@ -16475,13 +16499,7 @@
                 <w:rPr>
                   <w:rFonts w:ascii="Cambria Math" w:hAnsi="Cambria Math"/>
                 </w:rPr>
-                <m:t>TC</m:t>
-              </m:r>
-              <m:r>
-                <w:rPr>
-                  <w:rFonts w:ascii="Cambria Math" w:hAnsi="Cambria Math"/>
-                </w:rPr>
-                <m:t>T</m:t>
+                <m:t>TCT</m:t>
               </m:r>
             </m:sub>
           </m:sSub>
@@ -16603,10 +16621,10 @@
         <w:pStyle w:val="FirstParagraph"/>
       </w:pPr>
       <w:r>
-        <w:t>together with the series-fuse condition of eq. (8) and a margin of at least 10 cycles between the delayed curves of R2 and R1. A cell (node and fault type) is held only if every phase combination of that f</w:t>
+        <w:t xml:space="preserve">together with the series-fuse condition of eq. (8) and a margin of at least 10 cycles between the delayed curves of R2 and R1. A cell (node and fault type) is held only if every phase </w:t>
       </w:r>
       <w:r>
-        <w:t>ault type is held. The fuse and each recloser are evaluated at their own currents, because with DG they differ.</w:t>
+        <w:t>combination of that fault type is held. The fuse and each recloser are evaluated at their own currents, because with DG they differ.</w:t>
       </w:r>
     </w:p>
     <w:p>
@@ -16614,7 +16632,7 @@
         <w:pStyle w:val="Heading2"/>
       </w:pPr>
       <w:bookmarkStart w:id="88" w:name="design-procedure"/>
-      <w:bookmarkStart w:id="89" w:name="_Toc241964652"/>
+      <w:bookmarkStart w:id="89" w:name="_Toc241965061"/>
       <w:bookmarkEnd w:id="86"/>
       <w:r>
         <w:t>3.9 Design Procedure</w:t>
@@ -16637,7 +16655,10 @@
         </w:numPr>
       </w:pPr>
       <w:r>
-        <w:t>Load flow without DG: rated currents (Table II) and pickups, eq. (3).</w:t>
+        <w:t>Load flow without DG: rated currents (Table II) and pick</w:t>
+      </w:r>
+      <w:r>
+        <w:t>ups, eq. (3).</w:t>
       </w:r>
     </w:p>
     <w:p>
@@ -16648,10 +16669,7 @@
         </w:numPr>
       </w:pPr>
       <w:r>
-        <w:t>Short-c</w:t>
-      </w:r>
-      <w:r>
-        <w:t>ircuit study: minimum and maximum fault currents (Table II).</w:t>
+        <w:t>Short-circuit study: minimum and maximum fault currents (Table II).</w:t>
       </w:r>
     </w:p>
     <w:p>
@@ -16673,10 +16691,10 @@
         </w:numPr>
       </w:pPr>
       <w:r>
-        <w:t>Fuse coefficients, eqs. (7) and (9) (Table III), a</w:t>
+        <w:t>Fuse coefficients, eqs. (7) a</w:t>
       </w:r>
       <w:r>
-        <w:t>nd check of the installed fuses.</w:t>
+        <w:t>nd (9) (Table III), and check of the installed fuses.</w:t>
       </w:r>
     </w:p>
     <w:p>
@@ -16721,10 +16739,10 @@
         </w:numPr>
       </w:pPr>
       <w:r>
-        <w:t xml:space="preserve">Revision of the dials (step 8 of the method) </w:t>
+        <w:t>Revision of the dials (s</w:t>
       </w:r>
       <w:r>
-        <w:t>and of the fuse sizes (step 9) until the cells are held.</w:t>
+        <w:t>tep 8 of the method) and of the fuse sizes (step 9) until the cells are held.</w:t>
       </w:r>
     </w:p>
     <w:p>
@@ -16754,12 +16772,15 @@
         <w:pStyle w:val="Heading1"/>
       </w:pPr>
       <w:bookmarkStart w:id="90" w:name="Xee481ade0e8663bace7b129a3340f35d9c85e01"/>
-      <w:bookmarkStart w:id="91" w:name="_Toc241964653"/>
+      <w:bookmarkStart w:id="91" w:name="_Toc241965062"/>
       <w:bookmarkEnd w:id="88"/>
       <w:bookmarkEnd w:id="54"/>
       <w:r>
         <w:lastRenderedPageBreak/>
-        <w:t>CHAPTER FOUR: SYSTEM MODELING AND SIMULATION SETUP</w:t>
+        <w:t>CHAPTER FOUR: SYSTEM MODELI</w:t>
+      </w:r>
+      <w:r>
+        <w:t>NG AND SIMULATION SETUP</w:t>
       </w:r>
       <w:bookmarkEnd w:id="91"/>
     </w:p>
@@ -16768,7 +16789,7 @@
         <w:pStyle w:val="Heading2"/>
       </w:pPr>
       <w:bookmarkStart w:id="92" w:name="digsilent-powerfactory-environment"/>
-      <w:bookmarkStart w:id="93" w:name="_Toc241964654"/>
+      <w:bookmarkStart w:id="93" w:name="_Toc241965063"/>
       <w:r>
         <w:t>4.1 DIgSILENT PowerFactory Environment</w:t>
       </w:r>
@@ -16789,10 +16810,10 @@
         <w:t>IEEE13 DSDR Fuse Coordination</w:t>
       </w:r>
       <w:r>
-        <w:t xml:space="preserve"> in PowerFactory 2021 SP2. Load flows use the unbalanced AC method, short circuits the complete method, and the </w:t>
+        <w:t xml:space="preserve"> in PowerFactory 2021 SP2. Load flows use the unbalanced AC method, short circuits the complete method, and the time-domain study the EMT s</w:t>
       </w:r>
       <w:r>
-        <w:t>time-domain study the EMT simulation with a step of 0.1 ms. The relays and fuses are modelled with the PowerFactory library types of the actual devices.</w:t>
+        <w:t>imulation with a step of 0.1 ms. The relays and fuses are modelled with the PowerFactory library types of the actual devices.</w:t>
       </w:r>
     </w:p>
     <w:p>
@@ -16800,7 +16821,7 @@
         <w:pStyle w:val="Heading2"/>
       </w:pPr>
       <w:bookmarkStart w:id="94" w:name="ieee-13-node-feeder-model"/>
-      <w:bookmarkStart w:id="95" w:name="_Toc241964655"/>
+      <w:bookmarkStart w:id="95" w:name="_Toc241965064"/>
       <w:bookmarkEnd w:id="92"/>
       <w:r>
         <w:t>4.2 IEEE 13-Node Feeder Model</w:t>
@@ -16812,13 +16833,13 @@
         <w:pStyle w:val="FirstParagraph"/>
       </w:pPr>
       <w:r>
-        <w:t>Figure 3 shows the feeder with its protection devices. The feeder has the</w:t>
+        <w:t xml:space="preserve">Figure 3 shows the feeder with its protection devices. The feeder has the </w:t>
       </w:r>
       <w:r>
-        <w:t xml:space="preserve"> voltage regulator at the substation, overhead and cable sections, the 4.16/0.48 kV transformer XFM-1, spot and distributed loads, and two capacitors. The middle part of the distributed load on line 632–671 is placed behind a short lateral (node DL) so tha</w:t>
+        <w:t>voltage regulator at the substation, overhead and cable sections, the 4.16/0.48 kV transformer XFM-1, spot and distributed loads, and two capacitors. The middle part of the distributed load on line 632–671 is placed behind a short lateral (node DL) so that</w:t>
       </w:r>
       <w:r>
-        <w:t>t a fault there lies below its fuse.</w:t>
+        <w:t xml:space="preserve"> a fault there lies below its fuse.</w:t>
       </w:r>
     </w:p>
     <w:p>
@@ -16846,7 +16867,7 @@
                     </pic:cNvPicPr>
                   </pic:nvPicPr>
                   <pic:blipFill>
-                    <a:blip r:embed="rId8"/>
+                    <a:blip r:embed="rId12"/>
                     <a:stretch>
                       <a:fillRect/>
                     </a:stretch>
@@ -16886,7 +16907,7 @@
         <w:pStyle w:val="Heading2"/>
       </w:pPr>
       <w:bookmarkStart w:id="96" w:name="source-and-feeder"/>
-      <w:bookmarkStart w:id="97" w:name="_Toc241964656"/>
+      <w:bookmarkStart w:id="97" w:name="_Toc241965065"/>
       <w:bookmarkEnd w:id="94"/>
       <w:r>
         <w:t>4.3 Source and Feeder</w:t>
@@ -16939,7 +16960,13 @@
           <w:rPr>
             <w:rFonts w:ascii="Cambria Math" w:hAnsi="Cambria Math"/>
           </w:rPr>
-          <m:t>8.06 </m:t>
+          <m:t>8.</m:t>
+        </m:r>
+        <m:r>
+          <w:rPr>
+            <w:rFonts w:ascii="Cambria Math" w:hAnsi="Cambria Math"/>
+          </w:rPr>
+          <m:t>06 </m:t>
         </m:r>
         <m:r>
           <m:rPr>
@@ -16956,10 +16983,10 @@
       </w:r>
       <w:r>
         <w:lastRenderedPageBreak/>
-        <w:t>benchmark [6] within about 2 % at every node. The alternative study case with a stiff 4.16 kV source overstates the fault levels by 20 to 65 % and is not used. The regulator taps are fixed at</w:t>
+        <w:t>benchmark [6] within about 2 % at every node. The alternative study case with a stiff 4.16 kV source overstates the fault levels by 20 to 65 % and is not used. The regulator taps are fixed at +</w:t>
       </w:r>
       <w:r>
-        <w:t xml:space="preserve"> +10, +8 and +11.</w:t>
+        <w:t>10, +8 and +11.</w:t>
       </w:r>
     </w:p>
     <w:p>
@@ -16967,7 +16994,7 @@
         <w:pStyle w:val="Heading2"/>
       </w:pPr>
       <w:bookmarkStart w:id="98" w:name="distributed-generation-model"/>
-      <w:bookmarkStart w:id="99" w:name="_Toc241964657"/>
+      <w:bookmarkStart w:id="99" w:name="_Toc241965066"/>
       <w:bookmarkEnd w:id="96"/>
       <w:r>
         <w:t>4.4 Distributed Generation Model</w:t>
@@ -16979,10 +17006,10 @@
         <w:pStyle w:val="FirstParagraph"/>
       </w:pPr>
       <w:r>
-        <w:t>The DG is a 4.05 MVA, 0.69 kV synchronous machine connected to node 692 through a 0.69/4.16 kV transformer with a leakage reactance of 0.15 p.u. It is modelled with the standard synchronous-machine model o</w:t>
+        <w:t xml:space="preserve">The DG is a 4.05 MVA, 0.69 kV synchronous machine connected to node 692 through a 0.69/4.16 kV transformer with a leakage reactance of 0.15 p.u. It is modelled with the standard synchronous-machine model of </w:t>
       </w:r>
       <w:r>
-        <w:t>f PowerFactory, round rotor, with the short-circuit data of Table 1 (values read back from the model). In the load flow the machine delivers 3.24 MW and controls its terminal voltage to 1.0 p.u.</w:t>
+        <w:t>PowerFactory, round rotor, with the short-circuit data of Table 1 (values read back from the model). In the load flow the machine delivers 3.24 MW and controls its terminal voltage to 1.0 p.u.</w:t>
       </w:r>
     </w:p>
     <w:p>
@@ -16990,10 +17017,10 @@
         <w:pStyle w:val="TableCaption"/>
       </w:pPr>
       <w:r>
-        <w:t>Table 1: Parameters of the synchronous DG in the PowerFactory</w:t>
+        <w:t>Table 1: Parameters of the synchronous DG in the PowerFactory m</w:t>
       </w:r>
       <w:r>
-        <w:t xml:space="preserve"> model.</w:t>
+        <w:t>odel.</w:t>
       </w:r>
     </w:p>
     <w:tbl>
@@ -18781,7 +18808,7 @@
         <w:pStyle w:val="Heading2"/>
       </w:pPr>
       <w:bookmarkStart w:id="100" w:name="recloser-model"/>
-      <w:bookmarkStart w:id="101" w:name="_Toc241964658"/>
+      <w:bookmarkStart w:id="101" w:name="_Toc241965067"/>
       <w:bookmarkEnd w:id="98"/>
       <w:r>
         <w:t>4.5 Recloser Model</w:t>
@@ -19255,7 +19282,7 @@
         <w:pStyle w:val="Heading2"/>
       </w:pPr>
       <w:bookmarkStart w:id="102" w:name="fuse-model"/>
-      <w:bookmarkStart w:id="103" w:name="_Toc241964659"/>
+      <w:bookmarkStart w:id="103" w:name="_Toc241965068"/>
       <w:bookmarkEnd w:id="100"/>
       <w:r>
         <w:t>4.6 Fuse Model</w:t>
@@ -20969,7 +20996,7 @@
         <w:pStyle w:val="Heading2"/>
       </w:pPr>
       <w:bookmarkStart w:id="104" w:name="fault-model"/>
-      <w:bookmarkStart w:id="105" w:name="_Toc241964660"/>
+      <w:bookmarkStart w:id="105" w:name="_Toc241965069"/>
       <w:bookmarkEnd w:id="102"/>
       <w:r>
         <w:t>4.7 Fault Model</w:t>
@@ -20992,7 +21019,7 @@
         <w:pStyle w:val="Heading2"/>
       </w:pPr>
       <w:bookmarkStart w:id="106" w:name="measurement-and-data-acquisition"/>
-      <w:bookmarkStart w:id="107" w:name="_Toc241964661"/>
+      <w:bookmarkStart w:id="107" w:name="_Toc241965070"/>
       <w:bookmarkEnd w:id="104"/>
       <w:r>
         <w:t>4.8 Measurement and Data Acquisition</w:t>
@@ -21096,7 +21123,7 @@
         <w:pStyle w:val="Heading2"/>
       </w:pPr>
       <w:bookmarkStart w:id="108" w:name="simulation-cases"/>
-      <w:bookmarkStart w:id="109" w:name="_Toc241964662"/>
+      <w:bookmarkStart w:id="109" w:name="_Toc241965071"/>
       <w:bookmarkEnd w:id="106"/>
       <w:r>
         <w:t>4.9 Simulation Cases</w:t>
@@ -21699,7 +21726,7 @@
         <w:pStyle w:val="Heading1"/>
       </w:pPr>
       <w:bookmarkStart w:id="110" w:name="chapter-five-results-obtained"/>
-      <w:bookmarkStart w:id="111" w:name="_Toc241964663"/>
+      <w:bookmarkStart w:id="111" w:name="_Toc241965072"/>
       <w:bookmarkEnd w:id="108"/>
       <w:bookmarkEnd w:id="90"/>
       <w:r>
@@ -21713,7 +21740,7 @@
         <w:pStyle w:val="Heading2"/>
       </w:pPr>
       <w:bookmarkStart w:id="112" w:name="load-flow-results"/>
-      <w:bookmarkStart w:id="113" w:name="_Toc241964664"/>
+      <w:bookmarkStart w:id="113" w:name="_Toc241965073"/>
       <w:r>
         <w:t>5.1 Load-Flow Results</w:t>
       </w:r>
@@ -24070,7 +24097,7 @@
         <w:pStyle w:val="Heading2"/>
       </w:pPr>
       <w:bookmarkStart w:id="114" w:name="X5e88ffb06e6c30a6127ecceabc5ec8d03e3a944"/>
-      <w:bookmarkStart w:id="115" w:name="_Toc241964665"/>
+      <w:bookmarkStart w:id="115" w:name="_Toc241965074"/>
       <w:bookmarkEnd w:id="112"/>
       <w:r>
         <w:lastRenderedPageBreak/>
@@ -25221,7 +25248,7 @@
         <w:pStyle w:val="Heading2"/>
       </w:pPr>
       <w:bookmarkStart w:id="116" w:name="recloser-pickup-currents-and-settings"/>
-      <w:bookmarkStart w:id="117" w:name="_Toc241964666"/>
+      <w:bookmarkStart w:id="117" w:name="_Toc241965075"/>
       <w:bookmarkEnd w:id="114"/>
       <w:r>
         <w:t>5.3 Recloser Pickup Currents and Settings</w:t>
@@ -25244,7 +25271,7 @@
         <w:pStyle w:val="Heading2"/>
       </w:pPr>
       <w:bookmarkStart w:id="118" w:name="X83ac5ff66defbd7c49824ee3d1deaf43350240b"/>
-      <w:bookmarkStart w:id="119" w:name="_Toc241964667"/>
+      <w:bookmarkStart w:id="119" w:name="_Toc241965076"/>
       <w:bookmarkEnd w:id="116"/>
       <w:r>
         <w:t>5.4 Short-Circuit Results With and Without DG</w:t>
@@ -27998,7 +28025,7 @@
         <w:pStyle w:val="Heading2"/>
       </w:pPr>
       <w:bookmarkStart w:id="120" w:name="fuse-coefficients-table-iii"/>
-      <w:bookmarkStart w:id="121" w:name="_Toc241964668"/>
+      <w:bookmarkStart w:id="121" w:name="_Toc241965077"/>
       <w:bookmarkEnd w:id="118"/>
       <w:r>
         <w:t>5.5 Fuse Coefficients (Table III)</w:t>
@@ -30764,7 +30791,7 @@
         <w:pStyle w:val="Heading2"/>
       </w:pPr>
       <w:bookmarkStart w:id="122" w:name="conventional-coordination-without-dg"/>
-      <w:bookmarkStart w:id="123" w:name="_Toc241964669"/>
+      <w:bookmarkStart w:id="123" w:name="_Toc241965078"/>
       <w:bookmarkEnd w:id="120"/>
       <w:r>
         <w:t>5.6 Conventional Coordination Without DG</w:t>
@@ -30810,7 +30837,7 @@
                     </pic:cNvPicPr>
                   </pic:nvPicPr>
                   <pic:blipFill>
-                    <a:blip r:embed="rId9"/>
+                    <a:blip r:embed="rId13"/>
                     <a:stretch>
                       <a:fillRect/>
                     </a:stretch>
@@ -30871,7 +30898,7 @@
                     </pic:cNvPicPr>
                   </pic:nvPicPr>
                   <pic:blipFill>
-                    <a:blip r:embed="rId10"/>
+                    <a:blip r:embed="rId14"/>
                     <a:stretch>
                       <a:fillRect/>
                     </a:stretch>
@@ -30911,7 +30938,7 @@
         <w:pStyle w:val="Heading2"/>
       </w:pPr>
       <w:bookmarkStart w:id="124" w:name="Xb290ab7956202389b09579cca7aee91f611f42c"/>
-      <w:bookmarkStart w:id="125" w:name="_Toc241964670"/>
+      <w:bookmarkStart w:id="125" w:name="_Toc241965079"/>
       <w:bookmarkEnd w:id="122"/>
       <w:r>
         <w:t>5.7 Coordination With DG and a Conventional R2 (Fig. 14)</w:t>
@@ -32067,7 +32094,7 @@
                     </pic:cNvPicPr>
                   </pic:nvPicPr>
                   <pic:blipFill>
-                    <a:blip r:embed="rId11"/>
+                    <a:blip r:embed="rId15"/>
                     <a:stretch>
                       <a:fillRect/>
                     </a:stretch>
@@ -32135,7 +32162,7 @@
                     </pic:cNvPicPr>
                   </pic:nvPicPr>
                   <pic:blipFill>
-                    <a:blip r:embed="rId12"/>
+                    <a:blip r:embed="rId16"/>
                     <a:stretch>
                       <a:fillRect/>
                     </a:stretch>
@@ -32196,7 +32223,7 @@
                     </pic:cNvPicPr>
                   </pic:nvPicPr>
                   <pic:blipFill>
-                    <a:blip r:embed="rId13"/>
+                    <a:blip r:embed="rId17"/>
                     <a:stretch>
                       <a:fillRect/>
                     </a:stretch>
@@ -32256,7 +32283,7 @@
                     </pic:cNvPicPr>
                   </pic:nvPicPr>
                   <pic:blipFill>
-                    <a:blip r:embed="rId14"/>
+                    <a:blip r:embed="rId18"/>
                     <a:stretch>
                       <a:fillRect/>
                     </a:stretch>
@@ -32296,7 +32323,7 @@
         <w:pStyle w:val="Heading2"/>
       </w:pPr>
       <w:bookmarkStart w:id="126" w:name="dsdr-settings-and-fuse-revision"/>
-      <w:bookmarkStart w:id="127" w:name="_Toc241964671"/>
+      <w:bookmarkStart w:id="127" w:name="_Toc241965080"/>
       <w:bookmarkEnd w:id="124"/>
       <w:r>
         <w:t>5.8 DSDR Settings and Fuse Revision</w:t>
@@ -32308,17 +32335,20 @@
         <w:pStyle w:val="FirstParagraph"/>
       </w:pPr>
       <w:r>
-        <w:t>The reverse load current of R2 is 252.2 A, so eq. (12) gives a reverse pickup of 315.3 A. The reverse group is set on a 500/5 current transformer with plugs of 150 A (fast) and 300 A (delayed) and the same time multipliers 0.1 and 1.0 (Figure 10). Step 8 o</w:t>
+        <w:t>The reverse load current o</w:t>
       </w:r>
       <w:r>
-        <w:t xml:space="preserve">f the method (revising the dials) could not improve any lost case, because R1 is already at both ends of the IAC dial range (0.5 and 10) and R2 at both ends of the CDG table (0.1 and 1.0). Step 9 </w:t>
+        <w:t>f R2 is 252.2 A, so eq. (12) gives a reverse pickup of 315.3 A. The reverse group is set on a 500/5 current transformer with plugs of 150 A (fast) and 300 A (delayed) and the same time multipliers 0.1 and 1.0 (Figure 10). Step 8 of the method (revising the</w:t>
+      </w:r>
+      <w:r>
+        <w:t xml:space="preserve"> dials) could not improve any lost case, because R1 is already at both ends of the IAC dial range (0.5 and 10) and R2 at both ends of the CDG table (0.1 and 1.0). Step 9 </w:t>
       </w:r>
       <w:r>
         <w:lastRenderedPageBreak/>
-        <w:t>(revising the fuses) was therefore needed: F632 to 500E; F63</w:t>
+        <w:t>(revising the fuses) was therefore needed: F632 to 500E; F633, F646, F-DL and F671-1 t</w:t>
       </w:r>
       <w:r>
-        <w:t>3, F646, F-DL and F671-1 to 400E; F692-R to 250E (Table 3).</w:t>
+        <w:t>o 400E; F692-R to 250E (Table 3).</w:t>
       </w:r>
     </w:p>
     <w:p>
@@ -32346,7 +32376,7 @@
                     </pic:cNvPicPr>
                   </pic:nvPicPr>
                   <pic:blipFill>
-                    <a:blip r:embed="rId15"/>
+                    <a:blip r:embed="rId19"/>
                     <a:stretch>
                       <a:fillRect/>
                     </a:stretch>
@@ -32386,7 +32416,7 @@
         <w:pStyle w:val="Heading2"/>
       </w:pPr>
       <w:bookmarkStart w:id="128" w:name="coordination-with-the-dsdr-fig.-17"/>
-      <w:bookmarkStart w:id="129" w:name="_Toc241964672"/>
+      <w:bookmarkStart w:id="129" w:name="_Toc241965081"/>
       <w:bookmarkEnd w:id="126"/>
       <w:r>
         <w:t>5.9 Coordination With the DSDR (Fig. 17)</w:t>
@@ -32398,10 +32428,10 @@
         <w:pStyle w:val="FirstParagraph"/>
       </w:pPr>
       <w:r>
-        <w:t>With R2 as a DSDR and the revised fuses, coordination is held in 38 of 39 cells (Table 11, Figure 11). With the same fuses and a single-setting R2 only 31 cells are held. The dual setting itself therefore restores s</w:t>
+        <w:t xml:space="preserve">With R2 as a DSDR and the revised fuses, coordination is held in 38 of 39 cells (Table 11, Figure 11). With the same fuses and a single-setting R2 only 31 cells are held. The dual setting itself therefore restores seven cells: all four fault types at 633, </w:t>
       </w:r>
       <w:r>
-        <w:t>even cells: all four fault types at 633, and the LG faults at 645, 646 and DL.</w:t>
+        <w:t>and the LG faults at 645, 646 and DL.</w:t>
       </w:r>
     </w:p>
     <w:p>
@@ -32409,10 +32439,7 @@
         <w:pStyle w:val="BodyText"/>
       </w:pPr>
       <w:r>
-        <w:t xml:space="preserve">The cell that remains lost is the LG fault at 692. F671-1 must be 400E to stay selective with F692-R, but it then clears after R2’s delayed trip (7.6 s against 4.0 s), and R2’s </w:t>
-      </w:r>
-      <w:r>
-        <w:t>delayed dial is already at its maximum.</w:t>
+        <w:t>The cell that remains lost is the LG fault at 692. F671-1 must be 400E to stay selective with F692-R, but it then clears after R2’s delayed trip (7.6 s against 4.0 s), and R2’s delayed dial is already at its maximum.</w:t>
       </w:r>
     </w:p>
     <w:p>
@@ -32420,7 +32447,10 @@
         <w:pStyle w:val="TableCaption"/>
       </w:pPr>
       <w:r>
-        <w:t>Table 11: Coordination status with DG and the revised fuses: single-setting R2 against dual-setting R2.</w:t>
+        <w:t>T</w:t>
+      </w:r>
+      <w:r>
+        <w:t>able 11: Coordination status with DG and the revised fuses: single-setting R2 against dual-setting R2.</w:t>
       </w:r>
     </w:p>
     <w:tbl>
@@ -34402,7 +34432,7 @@
                     </pic:cNvPicPr>
                   </pic:nvPicPr>
                   <pic:blipFill>
-                    <a:blip r:embed="rId16"/>
+                    <a:blip r:embed="rId20"/>
                     <a:stretch>
                       <a:fillRect/>
                     </a:stretch>
@@ -34442,10 +34472,7 @@
         <w:pStyle w:val="BodyText"/>
       </w:pPr>
       <w:r>
-        <w:t xml:space="preserve">Figures 12 and 13 show a bolted LL fault at 646. The fuses carry 3.67 kA. R2 carries </w:t>
-      </w:r>
-      <w:r>
-        <w:t>1.11 kA in reverse and trips on its reverse fast curve in 0.086 s, before F646 melts (0.415 s).</w:t>
+        <w:t>Figures 12 and 13 show a bolted LL fault at 646. The fuses carry 3.67 kA. R2 carries 1.11 kA in reverse and trips on its reverse fast curve in 0.086 s, before F646 melts (0.415 s).</w:t>
       </w:r>
     </w:p>
     <w:p>
@@ -34473,7 +34500,7 @@
                     </pic:cNvPicPr>
                   </pic:nvPicPr>
                   <pic:blipFill>
-                    <a:blip r:embed="rId17"/>
+                    <a:blip r:embed="rId21"/>
                     <a:stretch>
                       <a:fillRect/>
                     </a:stretch>
@@ -34505,7 +34532,10 @@
         <w:pStyle w:val="ImageCaption"/>
       </w:pPr>
       <w:r>
-        <w:t>Figure 12: Bolted LL fault at 646: R2 reverse setting with F646 and F632.</w:t>
+        <w:t>Figure 12: B</w:t>
+      </w:r>
+      <w:r>
+        <w:t>olted LL fault at 646: R2 reverse setting with F646 and F632.</w:t>
       </w:r>
     </w:p>
     <w:p>
@@ -34534,7 +34564,7 @@
                     </pic:cNvPicPr>
                   </pic:nvPicPr>
                   <pic:blipFill>
-                    <a:blip r:embed="rId18"/>
+                    <a:blip r:embed="rId22"/>
                     <a:stretch>
                       <a:fillRect/>
                     </a:stretch>
@@ -34574,13 +34604,10 @@
         <w:pStyle w:val="Heading2"/>
       </w:pPr>
       <w:bookmarkStart w:id="130" w:name="operating-times-with-the-dsdr-table-iv"/>
-      <w:bookmarkStart w:id="131" w:name="_Toc241964673"/>
+      <w:bookmarkStart w:id="131" w:name="_Toc241965082"/>
       <w:bookmarkEnd w:id="128"/>
       <w:r>
-        <w:t>5.10 Operating Times Wit</w:t>
-      </w:r>
-      <w:r>
-        <w:t>h the DSDR (Table IV)</w:t>
+        <w:t>5.10 Operating Times With the DSDR (Table IV)</w:t>
       </w:r>
       <w:bookmarkEnd w:id="131"/>
     </w:p>
@@ -34589,10 +34616,13 @@
         <w:pStyle w:val="FirstParagraph"/>
       </w:pPr>
       <w:r>
-        <w:t>Tables 12 and 13 give the operating times with the DSDR. R1 operates forward for every node. R2 operates in reverse for the nodes upstream of it and forward for the nodes downstream. The fuse time is the minimum-melting time of the fu</w:t>
+        <w:t>Tables 12 and 13 give the operating times with the DSDR. R1 operates forward for every n</w:t>
       </w:r>
       <w:r>
-        <w:t>se nearest to the fault at the current through that fuse. In all nine rows with a fuse it is longer than the last fast trip; the smallest margins are 6 ms at 675 and 15 ms at DL and 652.</w:t>
+        <w:t>ode. R2 operates in reverse for the nodes upstream of it and forward for the nodes downstream. The fuse time is the minimum-melting time of the fuse nearest to the fault at the current through that fuse. In all nine rows with a fuse it is longer than the l</w:t>
+      </w:r>
+      <w:r>
+        <w:t>ast fast trip; the smallest margins are 6 ms at 675 and 15 ms at DL and 652.</w:t>
       </w:r>
     </w:p>
     <w:p>
@@ -36819,10 +36849,10 @@
         </m:sSub>
       </m:oMath>
       <w:r>
-        <w:t xml:space="preserve"> </w:t>
+        <w:t xml:space="preserve"> minus the last fast trip (R2 for faults below R2; the later </w:t>
       </w:r>
       <w:r>
-        <w:t>minus the last fast trip (R2 for faults below R2; the later of R1 and R2 reverse above it). Nodes 632, 671 and 680 are on the main feeder and have no fuse.</w:t>
+        <w:t>of R1 and R2 reverse above it). Nodes 632, 671 and 680 are on the main feeder and have no fuse.</w:t>
       </w:r>
     </w:p>
     <w:tbl>
@@ -38854,7 +38884,7 @@
         <w:pStyle w:val="Heading2"/>
       </w:pPr>
       <w:bookmarkStart w:id="132" w:name="Xc70f1a62ce24bab81475ab366fb581e571c45d0"/>
-      <w:bookmarkStart w:id="133" w:name="_Toc241964674"/>
+      <w:bookmarkStart w:id="133" w:name="_Toc241965083"/>
       <w:bookmarkEnd w:id="130"/>
       <w:r>
         <w:t>5.11 Single Setting Against Dual Setting on Selected Faults</w:t>
@@ -38866,10 +38896,7 @@
         <w:pStyle w:val="FirstParagraph"/>
       </w:pPr>
       <w:r>
-        <w:t xml:space="preserve">Table 14 compares the two settings of R2 on nine faults with the same (revised) fuses: the six faults of the figures above and three cells of the classification. </w:t>
-      </w:r>
-      <w:r>
-        <w:t>Figures 14 and 15 show two of the diagrams.</w:t>
+        <w:t>Table 14 compares the two settings of R2 on nine faults with the same (revised) fuses: the six faults of the figures above and three cells of the classification. Figures 14 and 15 show two of the diagrams.</w:t>
       </w:r>
     </w:p>
     <w:p>
@@ -38877,7 +38904,10 @@
         <w:pStyle w:val="TableCaption"/>
       </w:pPr>
       <w:r>
-        <w:t>Table 14: Nine faults with the DG in service: single-setting against dual-setting R2, same fuses.</w:t>
+        <w:t>Table 14: Nine faults with the DG in service: sing</w:t>
+      </w:r>
+      <w:r>
+        <w:t>le-setting against dual-setting R2, same fuses.</w:t>
       </w:r>
     </w:p>
     <w:tbl>
@@ -41197,13 +41227,13 @@
         <w:pStyle w:val="BodyText"/>
       </w:pPr>
       <w:r>
-        <w:t>In cases 5, 7 and 8 the dual setting restores the fuse saving: the reverse group picks up a DG current that the forward group does not see (case 7: 469 A) or sees only slowly. Cases 3, 4 and 9 are lost with both settings; they are limits of the fuse revisi</w:t>
+        <w:t xml:space="preserve">In cases 5, 7 and 8 the dual setting restores the fuse saving: the reverse group picks up a DG current that </w:t>
       </w:r>
       <w:r>
-        <w:t xml:space="preserve">on and of the dial range, not of the direction. Cases 3 and 4 are faults through impedance: the larger fuses that are needed for the bolted faults are too slow for these lower currents. Cases 5 and 7 are shown in detail in Figures 14 and 15; Tables 15 and </w:t>
+        <w:t>the forward group does not see (case 7: 469 A) or sees only slowly. Cases 3, 4 and 9 are lost with both settings; they are limits of the fuse revision and of the dial range, not of the direction. Cases 3 and 4 are faults through impedance: the larger fuses</w:t>
       </w:r>
       <w:r>
-        <w:t>16 list their currents, settings and operating times.</w:t>
+        <w:t xml:space="preserve"> that are needed for the bolted faults are too slow for these lower currents. Cases 5 and 7 are shown in detail in Figures 14 and 15; Tables 15 and 16 list their currents, settings and operating times.</w:t>
       </w:r>
     </w:p>
     <w:p>
@@ -41231,7 +41261,7 @@
                     </pic:cNvPicPr>
                   </pic:nvPicPr>
                   <pic:blipFill>
-                    <a:blip r:embed="rId19"/>
+                    <a:blip r:embed="rId23"/>
                     <a:stretch>
                       <a:fillRect/>
                     </a:stretch>
@@ -41263,7 +41293,10 @@
         <w:pStyle w:val="ImageCaption"/>
       </w:pPr>
       <w:r>
-        <w:t>Figure 14: Three-phase fault at 10 % of line 632–633: single setting (left) and dual setting (right).</w:t>
+        <w:t>Figure 14: Three-phase fault at 10 % of line 632–633</w:t>
+      </w:r>
+      <w:r>
+        <w:t>: single setting (left) and dual setting (right).</w:t>
       </w:r>
     </w:p>
     <w:p>
@@ -41315,15 +41348,7 @@
                 <w:bCs/>
                 <w:sz w:val="20"/>
               </w:rPr>
-              <w:t>Quant</w:t>
-            </w:r>
-            <w:r>
-              <w:rPr>
-                <w:b/>
-                <w:bCs/>
-                <w:sz w:val="20"/>
-              </w:rPr>
-              <w:t>ity</w:t>
+              <w:t>Quantity</w:t>
             </w:r>
           </w:p>
         </w:tc>
@@ -41960,7 +41985,7 @@
                     </pic:cNvPicPr>
                   </pic:nvPicPr>
                   <pic:blipFill>
-                    <a:blip r:embed="rId20"/>
+                    <a:blip r:embed="rId24"/>
                     <a:stretch>
                       <a:fillRect/>
                     </a:stretch>
@@ -42044,15 +42069,7 @@
                 <w:bCs/>
                 <w:sz w:val="20"/>
               </w:rPr>
-              <w:t>Quantit</w:t>
-            </w:r>
-            <w:r>
-              <w:rPr>
-                <w:b/>
-                <w:bCs/>
-                <w:sz w:val="20"/>
-              </w:rPr>
-              <w:t>y</w:t>
+              <w:t>Quantity</w:t>
             </w:r>
           </w:p>
         </w:tc>
@@ -42339,7 +42356,13 @@
               <w:rPr>
                 <w:sz w:val="20"/>
               </w:rPr>
-              <w:t xml:space="preserve"> 632), DG contribution only</w:t>
+              <w:t xml:space="preserve"> </w:t>
+            </w:r>
+            <w:r>
+              <w:rPr>
+                <w:sz w:val="20"/>
+              </w:rPr>
+              <w:t>632), DG contribution only</w:t>
             </w:r>
           </w:p>
         </w:tc>
@@ -42483,7 +42506,13 @@
               <w:rPr>
                 <w:sz w:val="20"/>
               </w:rPr>
-              <w:t>no trip / no trip</w:t>
+              <w:t>no trip</w:t>
+            </w:r>
+            <w:r>
+              <w:rPr>
+                <w:sz w:val="20"/>
+              </w:rPr>
+              <w:t xml:space="preserve"> / no trip</w:t>
             </w:r>
           </w:p>
         </w:tc>
@@ -42669,7 +42698,7 @@
         <w:pStyle w:val="Heading2"/>
       </w:pPr>
       <w:bookmarkStart w:id="134" w:name="time-sequence-check"/>
-      <w:bookmarkStart w:id="135" w:name="_Toc241964675"/>
+      <w:bookmarkStart w:id="135" w:name="_Toc241965084"/>
       <w:bookmarkEnd w:id="132"/>
       <w:r>
         <w:t>5.12 Time-Sequence Check</w:t>
@@ -42681,16 +42710,13 @@
         <w:pStyle w:val="FirstParagraph"/>
       </w:pPr>
       <w:r>
-        <w:t>The classification above uses the strict rule that every recloser must trip before the fuse starts to melt. A time-sequence check follows each fault in time instead: the fuse heats with the c</w:t>
+        <w:t>The classification above uses the strict rule that every recloser must trip before the fuse starts to melt. A time-sequence check follows each fault in time instead: the fuse heats with the current that still flows after each recloser opens. For the 18 cel</w:t>
       </w:r>
       <w:r>
-        <w:t>urrent that still flows after each recloser opens. For the 18 cells upstream of R2 the strict rule gives 11 cells held with the single setting and 18 with the dual setting; the time sequence gives 15 and 18 (Figure 16). The three cells that the DSDR restor</w:t>
+        <w:t>ls upstream of R2 the strict rule gives 11 cells held with the single setting and 18 with the dual setting; the time sequence gives 15 and 18 (Figure 16). The three cells that the DSDR restores in the time sequence as well are the LG faults at 633, 645 and</w:t>
       </w:r>
       <w:r>
-        <w:t>es in the time sequence as well are the LG faults at 633, 645 and 646, where the single-setting R2 never trips on a reverse current of about 0.5 to 0.6 kA. For the 21 cells downstream of R2 the DG at 692 feeds the fault directly, with no recloser in its pa</w:t>
-      </w:r>
-      <w:r>
-        <w:t>th, and the result is the same for both settings.</w:t>
+        <w:t xml:space="preserve"> 646, where the single-setting R2 never trips on a reverse current of about 0.5 to 0.6 kA. For the 21 cells downstream of R2 the DG at 692 feeds the fault directly, with no recloser in its path, and the result is the same for both settings.</w:t>
       </w:r>
     </w:p>
     <w:p>
@@ -42719,7 +42745,7 @@
                     </pic:cNvPicPr>
                   </pic:nvPicPr>
                   <pic:blipFill>
-                    <a:blip r:embed="rId21"/>
+                    <a:blip r:embed="rId25"/>
                     <a:stretch>
                       <a:fillRect/>
                     </a:stretch>
@@ -42751,7 +42777,10 @@
         <w:pStyle w:val="ImageCaption"/>
       </w:pPr>
       <w:r>
-        <w:t>Figure 16: Time-sequence check of all 39 cells, single against dual setting.</w:t>
+        <w:t>Figure 16: Ti</w:t>
+      </w:r>
+      <w:r>
+        <w:t>me-sequence check of all 39 cells, single against dual setting.</w:t>
       </w:r>
     </w:p>
     <w:p>
@@ -42759,7 +42788,7 @@
         <w:pStyle w:val="Heading2"/>
       </w:pPr>
       <w:bookmarkStart w:id="136" w:name="time-domain-verification-fig.-10"/>
-      <w:bookmarkStart w:id="137" w:name="_Toc241964676"/>
+      <w:bookmarkStart w:id="137" w:name="_Toc241965085"/>
       <w:bookmarkEnd w:id="134"/>
       <w:r>
         <w:t>5.13 Time-Domain Verification (Fig. 10)</w:t>
@@ -42771,10 +42800,10 @@
         <w:pStyle w:val="FirstParagraph"/>
       </w:pPr>
       <w:r>
-        <w:t>Figure 17 is the EMT simulation of an LL (a–c) fault at 684 through 0.2 Ω with the conv</w:t>
+        <w:t>Figure 17 is the EMT simulation of an LL (a–c) fault at 684 through 0.2 Ω with the conventional settings. The recloser trips follow R2’s fast curve appl</w:t>
       </w:r>
       <w:r>
-        <w:t xml:space="preserve">entional settings. The recloser trips follow R2’s fast curve applied to the simulated current, and the fuse F671-2 (300E) melts when the accumulated heating </w:t>
+        <w:t xml:space="preserve">ied to the simulated current, and the fuse F671-2 (300E) melts when the accumulated heating </w:t>
       </w:r>
       <m:oMath>
         <m:r>
@@ -42852,13 +42881,13 @@
         </m:r>
       </m:oMath>
       <w:r>
-        <w:t xml:space="preserve"> reaches one. Without DG the two fast shots use 45 % of the melting heat, the fuse</w:t>
+        <w:t xml:space="preserve"> reaches one. Without DG the two fast shots use 45 % of the melting heat, the fuse survives both and then clears the permanent fault. With the DG t</w:t>
       </w:r>
       <w:r>
-        <w:t xml:space="preserve"> survives both and then clears the permanent fault. With the DG the fuse melts at the end of the second fast shot, because the DG keeps feeding the fault while R2 is open (Table 17). The feeder current at node 632 is 557 / 588 A RMS (phases a / c) before t</w:t>
+        <w:t>he fuse melts at the end of the second fast shot, because the DG keeps feeding the fault while R2 is open (Table 17). The feeder current at node 632 is 557 / 588 A RMS (phases a / c) before the fault and 2362 / 2719 A during it, with peaks of 3338 / 3842 A</w:t>
       </w:r>
       <w:r>
-        <w:t>he fault and 2362 / 2719 A during it, with peaks of 3338 / 3842 A.</w:t>
+        <w:t>.</w:t>
       </w:r>
     </w:p>
     <w:p>
@@ -42887,7 +42916,7 @@
                     </pic:cNvPicPr>
                   </pic:nvPicPr>
                   <pic:blipFill>
-                    <a:blip r:embed="rId22"/>
+                    <a:blip r:embed="rId26"/>
                     <a:stretch>
                       <a:fillRect/>
                     </a:stretch>
@@ -43442,7 +43471,7 @@
         <w:pStyle w:val="Heading2"/>
       </w:pPr>
       <w:bookmarkStart w:id="138" w:name="X7c5edc208d8393e8bb98b81cd113bff5a2b6a3c"/>
-      <w:bookmarkStart w:id="139" w:name="_Toc241964677"/>
+      <w:bookmarkStart w:id="139" w:name="_Toc241965086"/>
       <w:bookmarkEnd w:id="136"/>
       <w:r>
         <w:t>5.14 Verification With the Relay and Fuse Models of PowerFactory</w:t>
@@ -43454,17 +43483,14 @@
         <w:pStyle w:val="FirstParagraph"/>
       </w:pPr>
       <w:r>
-        <w:t xml:space="preserve">The operating times of Chapter Five are calculated from the time–current curves of the devices. As a check, </w:t>
-      </w:r>
-      <w:r>
-        <w:t xml:space="preserve">the settings were entered into the relay and fuse elements of the model, </w:t>
+        <w:t xml:space="preserve">The operating times of Chapter Five are calculated from the time–current curves of the devices. As a check, the settings were entered into the relay and fuse elements of the model, </w:t>
       </w:r>
       <w:r>
         <w:lastRenderedPageBreak/>
-        <w:t>and PowerFactory itself calculated the tripping time of every device for every fault, for the conventional and for the DSDR settings. Over 1896 operating times the largest deviation i</w:t>
+        <w:t>and PowerF</w:t>
       </w:r>
       <w:r>
-        <w:t>s 1.22 %.</w:t>
+        <w:t>actory itself calculated the tripping time of every device for every fault, for the conventional and for the DSDR settings. Over 1896 operating times the largest deviation is 1.22 %.</w:t>
       </w:r>
     </w:p>
     <w:p>
@@ -43472,7 +43498,7 @@
         <w:pStyle w:val="Heading2"/>
       </w:pPr>
       <w:bookmarkStart w:id="140" w:name="sensitivity-of-the-result-to-the-margin"/>
-      <w:bookmarkStart w:id="141" w:name="_Toc241964678"/>
+      <w:bookmarkStart w:id="141" w:name="_Toc241965087"/>
       <w:bookmarkEnd w:id="138"/>
       <w:r>
         <w:t>5.15 Sensitivity of the Result to the Margin</w:t>
@@ -43484,10 +43510,13 @@
         <w:pStyle w:val="FirstParagraph"/>
       </w:pPr>
       <w:r>
-        <w:t>The 38 held cells are obtained with a zero margin. If the breaker interrupting time of three cycles is added to the fast trip, 31 cells are held; if in addition a safety margin is kept on the fuse melt</w:t>
+        <w:t>The 38 held cells are obtain</w:t>
       </w:r>
       <w:r>
-        <w:t>ing time, 26 cells are held. The pickups are a second limit: with the DG, the lowest LG fault current through 3 Ω is 577 A at R1 and 368 A at R2, below the pickups of 734.6 A and 587.5 A, because the DG supplies part of the fault.</w:t>
+        <w:t>ed with a zero margin. If the breaker interrupting time of three cycles is added to the fast trip, 31 cells are held; if in addition a safety margin is kept on the fuse melting time, 26 cells are held. The pickups are a second limit: with the DG, the lowes</w:t>
+      </w:r>
+      <w:r>
+        <w:t>t LG fault current through 3 Ω is 577 A at R1 and 368 A at R2, below the pickups of 734.6 A and 587.5 A, because the DG supplies part of the fault.</w:t>
       </w:r>
     </w:p>
     <w:p>
@@ -43495,13 +43524,10 @@
         <w:pStyle w:val="Heading2"/>
       </w:pPr>
       <w:bookmarkStart w:id="142" w:name="effect-of-the-dg-penetration-level"/>
-      <w:bookmarkStart w:id="143" w:name="_Toc241964679"/>
+      <w:bookmarkStart w:id="143" w:name="_Toc241965088"/>
       <w:bookmarkEnd w:id="140"/>
       <w:r>
-        <w:t>5.16 Effect of the DG Pen</w:t>
-      </w:r>
-      <w:r>
-        <w:t>etration Level</w:t>
+        <w:t>5.16 Effect of the DG Penetration Level</w:t>
       </w:r>
       <w:bookmarkEnd w:id="143"/>
     </w:p>
@@ -43510,16 +43536,16 @@
         <w:pStyle w:val="FirstParagraph"/>
       </w:pPr>
       <w:r>
-        <w:t>To see how the conventional coordination degrades as the DG grows, seven separate PowerFactory projects were made, copies of the model with the DG at 692 set to 0, 10, 25, 37, 50, 75 and 100 % of 4.05 MVA. The machine, its step-up transforme</w:t>
+        <w:t>To see how the conventional coordination degrades as the DG grows, s</w:t>
       </w:r>
       <w:r>
-        <w:t xml:space="preserve">r and its active and reactive power are scaled together, so the per-unit data of Table 1 stay the same; at 0 % the DG is out of service. Every model keeps the conventional protection of the design without DG (single-setting R2, fuses of the design without </w:t>
+        <w:t>even separate PowerFactory projects were made, copies of the model with the DG at 692 set to 0, 10, 25, 37, 50, 75 and 100 % of 4.05 MVA. The machine, its step-up transformer and its active and reactive power are scaled together, so the per-unit data of Ta</w:t>
       </w:r>
       <w:r>
-        <w:t>DG), and all operating times are PowerFactory’s own relay and fuse calculations. Two fuse–recloser pairs are followed: fuse F633 against R1 for a three-phase fault at 633 (R1’s zone), and the lateral fuse F671-2 at node 671 against R2 for a line-to-line fa</w:t>
+        <w:t>ble 1 stay the same; at 0 % the DG is out of service. Every model keeps the conventional protection of the design without DG (single-setting R2, fuses of the design without DG), and all operating times are PowerFactory’s own relay and fuse calculations. Tw</w:t>
       </w:r>
       <w:r>
-        <w:t>ult at 684 (R2’s zone). The coordination time interval is</w:t>
+        <w:t>o fuse–recloser pairs are followed: fuse F633 against R1 for a three-phase fault at 633 (R1’s zone), and the lateral fuse F671-2 at node 671 against R2 for a line-to-line fault at 684 (R2’s zone). The coordination time interval is</w:t>
       </w:r>
     </w:p>
     <w:p>
@@ -43753,10 +43779,7 @@
         </m:r>
       </m:oMath>
       <w:r>
-        <w:t xml:space="preserve"> over the seven levels, so that each ring adds up</w:t>
-      </w:r>
-      <w:r>
-        <w:t xml:space="preserve"> to 100 %.</w:t>
+        <w:t xml:space="preserve"> over the seven levels, so that each ring adds up to 100 %.</w:t>
       </w:r>
     </w:p>
     <w:p>
@@ -43834,7 +43857,15 @@
                 <w:bCs/>
                 <w:sz w:val="20"/>
               </w:rPr>
-              <w:t>Node 633: F633 and R1 (LLL)</w:t>
+              <w:t>Node 63</w:t>
+            </w:r>
+            <w:r>
+              <w:rPr>
+                <w:b/>
+                <w:bCs/>
+                <w:sz w:val="20"/>
+              </w:rPr>
+              <w:t>3: F633 and R1 (LLL)</w:t>
             </w:r>
           </w:p>
         </w:tc>
@@ -45760,7 +45791,7 @@
                     </pic:cNvPicPr>
                   </pic:nvPicPr>
                   <pic:blipFill>
-                    <a:blip r:embed="rId23"/>
+                    <a:blip r:embed="rId27"/>
                     <a:stretch>
                       <a:fillRect/>
                     </a:stretch>
@@ -45840,10 +45871,10 @@
         </m:r>
       </m:oMath>
       <w:r>
-        <w:t> ms. At node 671 the fuse current rises from 2574 A to 3963 A while R2’s current stays at about 2543 A; the CTI falls fr</w:t>
+        <w:t> ms. At node 671 the fu</w:t>
       </w:r>
       <w:r>
-        <w:t xml:space="preserve">om </w:t>
+        <w:t xml:space="preserve">se current rises from 2574 A to 3963 A while R2’s current stays at about 2543 A; the CTI falls from </w:t>
       </w:r>
       <m:oMath>
         <m:r>
@@ -45883,13 +45914,13 @@
         </m:r>
       </m:oMath>
       <w:r>
-        <w:t> ms. The mechanism is the same at both nodes (Figure 19): the fuse lies between the fault and both sources and carries the grid share and the DG share, while the recloser carries only the grid share, which even falls slightly because the D</w:t>
+        <w:t xml:space="preserve"> ms. The mechanism is the same at both nodes (Figure 19): the fuse lies between the fault and both sources and carries the grid share and the </w:t>
       </w:r>
       <w:r>
-        <w:t>G holds up the voltage of the network during the fault. A fuse curve is steep, so the extra current shortens its melting time much more than the lower current lengthens the recloser’s time, and the CTI decreases. At 633 the margin is only a few millisecond</w:t>
+        <w:t xml:space="preserve">DG share, while the recloser carries only the grid share, which even falls slightly because the DG holds up the voltage of the network during the fault. A fuse curve is steep, so the extra current shortens its melting time much more than the lower current </w:t>
       </w:r>
       <w:r>
-        <w:t>s without DG and is lost from about 4 % penetration; at 671 the margin is large and stays positive up to 100 %.</w:t>
+        <w:t>lengthens the recloser’s time, and the CTI decreases. At 633 the margin is only a few milliseconds without DG and is lost from about 4 % penetration; at 671 the margin is large and stays positive up to 100 %.</w:t>
       </w:r>
     </w:p>
     <w:p>
@@ -45918,7 +45949,7 @@
                     </pic:cNvPicPr>
                   </pic:nvPicPr>
                   <pic:blipFill>
-                    <a:blip r:embed="rId24"/>
+                    <a:blip r:embed="rId28"/>
                     <a:stretch>
                       <a:fillRect/>
                     </a:stretch>
@@ -45950,10 +45981,10 @@
         <w:pStyle w:val="ImageCaption"/>
       </w:pPr>
       <w:r>
-        <w:t>Figure 19: Currents through the fuse (grid and DG share), the recloser (grid share) and from the DG, and the resulting CTI, against DG penetra</w:t>
+        <w:t>Figure 19: Currents through the fuse (grid an</w:t>
       </w:r>
       <w:r>
-        <w:t>tion.</w:t>
+        <w:t>d DG share), the recloser (grid share) and from the DG, and the resulting CTI, against DG penetration.</w:t>
       </w:r>
     </w:p>
     <w:p>
@@ -45961,10 +45992,13 @@
         <w:pStyle w:val="BodyText"/>
       </w:pPr>
       <w:r>
-        <w:t>Figure 20 shows the same on the time–current characteristics: the curves are fixed because the settings are not changed, the recloser’s operating point stays where it is, and the fuse’s operating point moves to a higher current and a shorter time wit</w:t>
+        <w:t>Figure 20 shows the same on the time–current characteristics: the curves are fixed because the settings are not changed, the recloser’s operating point s</w:t>
       </w:r>
       <w:r>
-        <w:t>h every step. Figure 21 gives node 633 level by level, with the vertical short-circuit lines of the fuse and the recloser currents, the operating times and the CTI.</w:t>
+        <w:t>tays where it is, and the fuse’s operating point moves to a higher current and a shorter time with every step. Figure 21 gives node 633 level by level, with the vertical short-circuit lines of the fuse and the recloser currents, the operating times and the</w:t>
+      </w:r>
+      <w:r>
+        <w:t xml:space="preserve"> CTI.</w:t>
       </w:r>
     </w:p>
     <w:p>
@@ -45992,7 +46026,7 @@
                     </pic:cNvPicPr>
                   </pic:nvPicPr>
                   <pic:blipFill>
-                    <a:blip r:embed="rId25"/>
+                    <a:blip r:embed="rId29"/>
                     <a:stretch>
                       <a:fillRect/>
                     </a:stretch>
@@ -46024,10 +46058,7 @@
         <w:pStyle w:val="ImageCaption"/>
       </w:pPr>
       <w:r>
-        <w:t xml:space="preserve">Figure 20: Time–current characteristics at all penetration levels: fuse operating points </w:t>
-      </w:r>
-      <w:r>
-        <w:t>(squares) and recloser operating points (circles).</w:t>
+        <w:t>Figure 20: Time–current characteristics at all penetration levels: fuse operating points (squares) and recloser operating points (circles).</w:t>
       </w:r>
     </w:p>
     <w:p>
@@ -46056,7 +46087,7 @@
                     </pic:cNvPicPr>
                   </pic:nvPicPr>
                   <pic:blipFill>
-                    <a:blip r:embed="rId26"/>
+                    <a:blip r:embed="rId30"/>
                     <a:stretch>
                       <a:fillRect/>
                     </a:stretch>
@@ -46088,7 +46119,10 @@
         <w:pStyle w:val="ImageCaption"/>
       </w:pPr>
       <w:r>
-        <w:t>Figure 21: Node 633, fuse F633 and R1, at each penetration level, with the short-circuit currents, operating times and CTI.</w:t>
+        <w:t>Figure 21: Node 633, fuse F633 and R1, at each penetration level, with the short-circuit currents, operati</w:t>
+      </w:r>
+      <w:r>
+        <w:t>ng times and CTI.</w:t>
       </w:r>
     </w:p>
     <w:p>
@@ -46096,10 +46130,7 @@
         <w:pStyle w:val="BodyText"/>
       </w:pPr>
       <w:r>
-        <w:t>The fault level rises at every node (Table 19), most near the DG (671, 692, 675</w:t>
-      </w:r>
-      <w:r>
-        <w:t xml:space="preserve">: about </w:t>
+        <w:t xml:space="preserve">The fault level rises at every node (Table 19), most near the DG (671, 692, 675: about </w:t>
       </w:r>
       <m:oMath>
         <m:r>
@@ -46127,7 +46158,10 @@
         <w:pStyle w:val="TableCaption"/>
       </w:pPr>
       <w:r>
-        <w:t>Table 19: Largest bolted fault current at each node (A) against DG penetration.</w:t>
+        <w:t>T</w:t>
+      </w:r>
+      <w:r>
+        <w:t>able 19: Largest bolted fault current at each node (A) against DG penetration.</w:t>
       </w:r>
     </w:p>
     <w:tbl>
@@ -46756,7 +46790,13 @@
                   <w:rPr>
                     <w:rFonts w:ascii="Cambria Math" w:hAnsi="Cambria Math"/>
                   </w:rPr>
-                  <m:t>12 </m:t>
+                  <m:t>12</m:t>
+                </m:r>
+                <m:r>
+                  <w:rPr>
+                    <w:rFonts w:ascii="Cambria Math" w:hAnsi="Cambria Math"/>
+                  </w:rPr>
+                  <m:t> </m:t>
                 </m:r>
                 <m:r>
                   <m:rPr>
@@ -48329,13 +48369,10 @@
       </w:pPr>
       <w:r>
         <w:lastRenderedPageBreak/>
-        <w:t xml:space="preserve">The load flow changes as well (Table 20). The DG supplies part of the load locally, so the load </w:t>
+        <w:t xml:space="preserve">The load flow changes as well (Table 20). The DG supplies part of the load locally, so the load current through both reclosers falls, the voltages rise, and the power through R2 reverses between 75 and 100 %. By eq. (3) the pickups would have to fall with </w:t>
       </w:r>
       <w:r>
-        <w:t xml:space="preserve">current through both reclosers falls, the voltages rise, and the power through R2 reverses between 75 and 100 %. By eq. (3) the pickups would have to fall with the penetration; with the fixed settings (R1 720 A, its curve starting at 1080 A; R2 fast curve </w:t>
-      </w:r>
-      <w:r>
-        <w:t>starting at 600 A) the reclosers no longer detect the weakest faults (LG through 3 Ω) in their zones, R2 from just above 50 %.</w:t>
+        <w:t>the penetration; with the fixed settings (R1 720 A, its curve starting at 1080 A; R2 fast curve starting at 600 A) the reclosers no longer detect the weakest faults (LG through 3 Ω) in their zones, R2 from just above 50 %.</w:t>
       </w:r>
     </w:p>
     <w:p>
@@ -48343,7 +48380,10 @@
         <w:pStyle w:val="TableCaption"/>
       </w:pPr>
       <w:r>
-        <w:t xml:space="preserve">Table 20: Load flow, pickups by eq. (3) and lowest fault current through each recloser against DG penetration. </w:t>
+        <w:t>Table 20: Load flow, pickups by e</w:t>
+      </w:r>
+      <w:r>
+        <w:t xml:space="preserve">q. (3) and lowest fault current through each recloser against DG penetration. </w:t>
       </w:r>
       <m:oMath>
         <m:sSup>
@@ -48376,10 +48416,7 @@
         </m:sSup>
       </m:oMath>
       <w:r>
-        <w:t>: below the star</w:t>
-      </w:r>
-      <w:r>
-        <w:t>t of the recloser’s curve with the fixed settings (not detected).</w:t>
+        <w:t>: below the start of the recloser’s curve with the fixed settings (not detected).</w:t>
       </w:r>
     </w:p>
     <w:tbl>
@@ -50343,13 +50380,10 @@
         <w:pStyle w:val="BodyText"/>
       </w:pPr>
       <w:r>
-        <w:t xml:space="preserve">The penetration study therefore shows the two ways in which fixed settings fail as the DG grows: the fuse </w:t>
+        <w:t>The penetration study therefore shows the two ways in which fixed settings fail as the DG grows: the fuse saving is lost because the fuse speeds up while the recloser does not, and the sensitivity is lost because the currents through the reclosers fall. Bo</w:t>
       </w:r>
       <w:r>
-        <w:t>saving is lost because the fuse speeds up while the recloser does not, and the sensitivity is lost because the currents through the reclosers fall. Both are reasons for settings that adapt to the DG, which is what the dual-setting directional recloser prov</w:t>
-      </w:r>
-      <w:r>
-        <w:t>ides.</w:t>
+        <w:t>th are reasons for settings that adapt to the DG, which is what the dual-setting directional recloser provides.</w:t>
       </w:r>
     </w:p>
     <w:p>
@@ -50357,7 +50391,7 @@
         <w:pStyle w:val="Heading2"/>
       </w:pPr>
       <w:bookmarkStart w:id="144" w:name="results-summary"/>
-      <w:bookmarkStart w:id="145" w:name="_Toc241964680"/>
+      <w:bookmarkStart w:id="145" w:name="_Toc241965089"/>
       <w:bookmarkEnd w:id="142"/>
       <w:r>
         <w:t>5.17 Results Summary</w:t>
@@ -50701,7 +50735,10 @@
       </w:pPr>
       <w:r>
         <w:lastRenderedPageBreak/>
-        <w:t>The dual setting alone, with the fuses of the design without DG, restores one cell (24 to 25). Together with the fuse revision it restores fourteen (24 to 38), seven of which need the dual setting.</w:t>
+        <w:t>The dual setting alone, with the fuses of the design without DG, restores one cell (24 to 25). Together with the fuse revision it restores fourteen (24 to 38), seven of which need the dual setti</w:t>
+      </w:r>
+      <w:r>
+        <w:t>ng.</w:t>
       </w:r>
     </w:p>
     <w:p>
@@ -50709,7 +50746,7 @@
         <w:pStyle w:val="Heading1"/>
       </w:pPr>
       <w:bookmarkStart w:id="146" w:name="chapter-six-discussion"/>
-      <w:bookmarkStart w:id="147" w:name="_Toc241964681"/>
+      <w:bookmarkStart w:id="147" w:name="_Toc241965090"/>
       <w:bookmarkEnd w:id="144"/>
       <w:bookmarkEnd w:id="110"/>
       <w:r>
@@ -50723,7 +50760,7 @@
         <w:pStyle w:val="Heading2"/>
       </w:pPr>
       <w:bookmarkStart w:id="148" w:name="effect-of-dg-on-fault-current"/>
-      <w:bookmarkStart w:id="149" w:name="_Toc241964682"/>
+      <w:bookmarkStart w:id="149" w:name="_Toc241965091"/>
       <w:r>
         <w:t>6.1 Effect of DG on Fault Current</w:t>
       </w:r>
@@ -50734,10 +50771,10 @@
         <w:pStyle w:val="FirstParagraph"/>
       </w:pPr>
       <w:r>
-        <w:t xml:space="preserve">The DG raises the fault current at every node, most near its connection point (671 and 692: from 3.39 to 5.56 kA). The fuses carry this higher current and melt faster, while R1 carries about the same grid current as before. The margin between the fuse and </w:t>
+        <w:t xml:space="preserve">The DG raises the fault current at every node, most near its connection point (671 and 692: from 3.39 to </w:t>
       </w:r>
       <w:r>
-        <w:t>the fast trip, which is small even without DG, disappears.</w:t>
+        <w:t>5.56 kA). The fuses carry this higher current and melt faster, while R1 carries about the same grid current as before. The margin between the fuse and the fast trip, which is small even without DG, disappears.</w:t>
       </w:r>
     </w:p>
     <w:p>
@@ -50745,7 +50782,7 @@
         <w:pStyle w:val="Heading2"/>
       </w:pPr>
       <w:bookmarkStart w:id="150" w:name="effect-of-fault-current-direction"/>
-      <w:bookmarkStart w:id="151" w:name="_Toc241964683"/>
+      <w:bookmarkStart w:id="151" w:name="_Toc241965092"/>
       <w:bookmarkEnd w:id="148"/>
       <w:r>
         <w:t>6.2 Effect of Fault Current Direction</w:t>
@@ -50757,10 +50794,13 @@
         <w:pStyle w:val="FirstParagraph"/>
       </w:pPr>
       <w:r>
-        <w:t>For faults at 632, 633, 645, 646 and DL the current through R2 is reverse and consists only of the DG contribution. Its magnitude (0.5 to 2.0 kA) is much lower</w:t>
+        <w:t>For faul</w:t>
       </w:r>
       <w:r>
-        <w:t xml:space="preserve"> than the forward fault currents for which the forward group is set. A forward group with plugs of 300 and 600 A responds slowly to these currents, or not at all for LG faults.</w:t>
+        <w:t>ts at 632, 633, 645, 646 and DL the current through R2 is reverse and consists only of the DG contribution. Its magnitude (0.5 to 2.0 kA) is much lower than the forward fault currents for which the forward group is set. A forward group with plugs of 300 an</w:t>
+      </w:r>
+      <w:r>
+        <w:t>d 600 A responds slowly to these currents, or not at all for LG faults.</w:t>
       </w:r>
     </w:p>
     <w:p>
@@ -50768,7 +50808,7 @@
         <w:pStyle w:val="Heading2"/>
       </w:pPr>
       <w:bookmarkStart w:id="152" w:name="X57820d6cb35852c66145b7e71718a4d298e756c"/>
-      <w:bookmarkStart w:id="153" w:name="_Toc241964684"/>
+      <w:bookmarkStart w:id="153" w:name="_Toc241965093"/>
       <w:bookmarkEnd w:id="150"/>
       <w:r>
         <w:t>6.3 Performance of the Conventional Protection</w:t>
@@ -50780,10 +50820,10 @@
         <w:pStyle w:val="FirstParagraph"/>
       </w:pPr>
       <w:r>
-        <w:t>With the conventional single set</w:t>
+        <w:t xml:space="preserve">With the conventional single setting the scheme keeps coordination at the nodes on the main feeder and loses it on the fused laterals of </w:t>
       </w:r>
       <w:r>
-        <w:t>ting the scheme keeps coordination at the nodes on the main feeder and loses it on the fused laterals of R1’s zone and at 675. The loss depends on the location and on the fault type; it is not a uniform failure of the feeder.</w:t>
+        <w:t>R1’s zone and at 675. The loss depends on the location and on the fault type; it is not a uniform failure of the feeder.</w:t>
       </w:r>
     </w:p>
     <w:p>
@@ -50791,7 +50831,7 @@
         <w:pStyle w:val="Heading2"/>
       </w:pPr>
       <w:bookmarkStart w:id="154" w:name="performance-of-the-dsdr"/>
-      <w:bookmarkStart w:id="155" w:name="_Toc241964685"/>
+      <w:bookmarkStart w:id="155" w:name="_Toc241965094"/>
       <w:bookmarkEnd w:id="152"/>
       <w:r>
         <w:t>6.4 Performance of the DSDR</w:t>
@@ -50803,13 +50843,13 @@
         <w:pStyle w:val="FirstParagraph"/>
       </w:pPr>
       <w:r>
-        <w:t>Th</w:t>
+        <w:t>The reverse group, with half the plug settings, trips for every reverse fault before the fuse melts once th</w:t>
       </w:r>
       <w:r>
-        <w:t xml:space="preserve">e reverse group, with half the plug settings, trips for every reverse fault before the fuse melts once the fuses are revised. The result of 38 cells against 31 with the same fuses isolates its contribution. Without the fuse revision the improvement is one </w:t>
+        <w:t>e fuses are revised. The result of 38 cells against 31 with the same fuses isolates its contribution. Without the fuse revision the improvement is one cell only: at 633 and DL the fuses of the design without DG melt in 0.05 to 0.16 s with the DG, before R1</w:t>
       </w:r>
       <w:r>
-        <w:t>cell only: at 633 and DL the fuses of the design without DG melt in 0.05 to 0.16 s with the DG, before R1’s fast trip (0.11 to 0.18 s), and no setting of R2 can change R1’s time. The DSDR is therefore necessary but not sufficient.</w:t>
+        <w:t>’s fast trip (0.11 to 0.18 s), and no setting of R2 can change R1’s time. The DSDR is therefore necessary but not sufficient.</w:t>
       </w:r>
     </w:p>
     <w:p>
@@ -50817,13 +50857,10 @@
         <w:pStyle w:val="Heading2"/>
       </w:pPr>
       <w:bookmarkStart w:id="156" w:name="limits-reached-by-the-devices"/>
-      <w:bookmarkStart w:id="157" w:name="_Toc241964686"/>
+      <w:bookmarkStart w:id="157" w:name="_Toc241965095"/>
       <w:bookmarkEnd w:id="154"/>
       <w:r>
-        <w:t>6.5 Limits Reached by the</w:t>
-      </w:r>
-      <w:r>
-        <w:t xml:space="preserve"> Devices</w:t>
+        <w:t>6.5 Limits Reached by the Devices</w:t>
       </w:r>
       <w:bookmarkEnd w:id="157"/>
     </w:p>
@@ -50832,17 +50869,17 @@
         <w:pStyle w:val="FirstParagraph"/>
       </w:pPr>
       <w:r>
-        <w:t xml:space="preserve">R1’s dials are the two extremes of the IAC range, and the CDG table ends at 0.1 and 1.0. The method’s dial revision has no room. The fuse revision creates a conflict between the two states of the network: the larger fuses that are needed with the </w:t>
+        <w:t>R1’s dials are the two extremes of the IAC range, and the CDG table ends at 0.1 and 1.0. The met</w:t>
       </w:r>
       <w:r>
-        <w:t xml:space="preserve">DG are too slow for two cells </w:t>
+        <w:t xml:space="preserve">hod’s dial revision has no room. The fuse revision creates a conflict between the two states of the network: the larger fuses that are needed with the DG are too slow for two cells </w:t>
       </w:r>
       <w:r>
         <w:lastRenderedPageBreak/>
-        <w:t xml:space="preserve">without it, and for the faults through impedance. Fuse sizes cannot adapt to the DG state. For faults downstream of R2 the fuse saving relies on the DG’s own protection disconnecting it during the dead time, which is not part </w:t>
+        <w:t>without it, and for the faults through impedance. Fuse sizes cannot adapt t</w:t>
       </w:r>
       <w:r>
-        <w:t>of the method.</w:t>
+        <w:t>o the DG state. For faults downstream of R2 the fuse saving relies on the DG’s own protection disconnecting it during the dead time, which is not part of the method.</w:t>
       </w:r>
     </w:p>
     <w:p>
@@ -50850,7 +50887,7 @@
         <w:pStyle w:val="Heading2"/>
       </w:pPr>
       <w:bookmarkStart w:id="158" w:name="engineering-implication"/>
-      <w:bookmarkStart w:id="159" w:name="_Toc241964687"/>
+      <w:bookmarkStart w:id="159" w:name="_Toc241965096"/>
       <w:bookmarkEnd w:id="156"/>
       <w:r>
         <w:t>6.6 Engineering Implication</w:t>
@@ -50862,10 +50899,13 @@
         <w:pStyle w:val="FirstParagraph"/>
       </w:pPr>
       <w:r>
-        <w:t>Adaptive directional protection is justified where a DG is downstream of a mid-line recloser. To apply it, the engineer must check the dial range of the actual relay, revise the fuse sizes for the DG state, verify</w:t>
+        <w:t>Adaptive directional protection is justified where a DG is dow</w:t>
       </w:r>
       <w:r>
-        <w:t xml:space="preserve"> the pickup against the reduced minimum fault current with DG, and provide for the DG infeed to faults beyond the recloser.</w:t>
+        <w:t>nstream of a mid-line recloser. To apply it, the engineer must check the dial range of the actual relay, revise the fuse sizes for the DG state, verify the pickup against the reduced minimum fault current with DG, and provide for the DG infeed to faults be</w:t>
+      </w:r>
+      <w:r>
+        <w:t>yond the recloser.</w:t>
       </w:r>
     </w:p>
     <w:p>
@@ -50873,7 +50913,7 @@
         <w:pStyle w:val="Heading1"/>
       </w:pPr>
       <w:bookmarkStart w:id="160" w:name="chapter-seven-conclusion-and-future-work"/>
-      <w:bookmarkStart w:id="161" w:name="_Toc241964688"/>
+      <w:bookmarkStart w:id="161" w:name="_Toc241965097"/>
       <w:bookmarkEnd w:id="158"/>
       <w:bookmarkEnd w:id="146"/>
       <w:r>
@@ -50887,7 +50927,7 @@
         <w:pStyle w:val="Heading2"/>
       </w:pPr>
       <w:bookmarkStart w:id="162" w:name="conclusion"/>
-      <w:bookmarkStart w:id="163" w:name="_Toc241964689"/>
+      <w:bookmarkStart w:id="163" w:name="_Toc241965098"/>
       <w:r>
         <w:t>7.1 Conclusion</w:t>
       </w:r>
@@ -50898,16 +50938,16 @@
         <w:pStyle w:val="FirstParagraph"/>
       </w:pPr>
       <w:r>
-        <w:t>The DSDR method of [1] was implemented on the IEEE 13-node feeder in DIgSIL</w:t>
+        <w:t>The DSDR method of [1] was implemented on the IEEE 13-node feeder in DIgSILENT PowerFactory with the real characteristics of the protection devices. The feeder model agrees with th</w:t>
       </w:r>
       <w:r>
-        <w:t>ENT PowerFactory with the real characteristics of the protection devices. The feeder model agrees with the IEEE short-circuit benchmark within about 2 %. Without DG the conventional scheme is coordinated in all 39 cells. With the 4.05 MVA DG at node 692 an</w:t>
+        <w:t>e IEEE short-circuit benchmark within about 2 %. Without DG the conventional scheme is coordinated in all 39 cells. With the 4.05 MVA DG at node 692 and a conventional R2, coordination is held in 24 cells. With R2 as a DSDR and the fuse revision of the met</w:t>
       </w:r>
       <w:r>
-        <w:t>d a conventional R2, coordination is held in 24 cells. With R2 as a DSDR and the fuse revision of the method it is held in 38 cells; with the same fuses and a single setting in 31. The dual-setting directional recloser therefore restores the coordination i</w:t>
+        <w:t>hod it is held in 38 cells; with the same fuses and a single setting in 31. The dual-setting directional recloser therefore restores the coordination in the zone between the grid and the DG, with the qualification that the result depends on the fuse revisi</w:t>
       </w:r>
       <w:r>
-        <w:t>n the zone between the grid and the DG, with the qualification that the result depends on the fuse revision and that one cell and the faults downstream of R2 remain open.</w:t>
+        <w:t>on and that one cell and the faults downstream of R2 remain open.</w:t>
       </w:r>
     </w:p>
     <w:p>
@@ -50915,7 +50955,7 @@
         <w:pStyle w:val="Heading2"/>
       </w:pPr>
       <w:bookmarkStart w:id="164" w:name="major-findings"/>
-      <w:bookmarkStart w:id="165" w:name="_Toc241964690"/>
+      <w:bookmarkStart w:id="165" w:name="_Toc241965099"/>
       <w:bookmarkEnd w:id="162"/>
       <w:r>
         <w:t>7.2 Major Findings</w:t>
@@ -50952,7 +50992,10 @@
         </w:numPr>
       </w:pPr>
       <w:r>
-        <w:t>R2 forward: plugs 300 / 600 A, TMS 0.1 / 1.0; R2 reverse: plugs 150 / 300 A, TMS 0.1 / 1.0; reverse pickup by eq. (12) 315.3 A.</w:t>
+        <w:t xml:space="preserve">R2 forward: plugs 300 / 600 A, TMS 0.1 / </w:t>
+      </w:r>
+      <w:r>
+        <w:t>1.0; R2 reverse: plugs 150 / 300 A, TMS 0.1 / 1.0; reverse pickup by eq. (12) 315.3 A.</w:t>
       </w:r>
     </w:p>
     <w:p>
@@ -50963,10 +51006,7 @@
         </w:numPr>
       </w:pPr>
       <w:r>
-        <w:t>With DG the load current at R2 reverses (252 A) and R2 carries 1</w:t>
-      </w:r>
-      <w:r>
-        <w:t>.1 to 2.0 kA in reverse for upstream faults.</w:t>
+        <w:t>With DG the load current at R2 reverses (252 A) and R2 carries 1.1 to 2.0 kA in reverse for upstream faults.</w:t>
       </w:r>
     </w:p>
     <w:p>
@@ -50977,7 +51017,10 @@
         </w:numPr>
       </w:pPr>
       <w:r>
-        <w:t>Coordination: 39 cells without DG; 24 with DG and a conventional R2; 38 with the DSDR.</w:t>
+        <w:t>Coordination: 39 cells without DG; 24 with DG and a conventi</w:t>
+      </w:r>
+      <w:r>
+        <w:t>onal R2; 38 with the DSDR.</w:t>
       </w:r>
     </w:p>
     <w:p>
@@ -50999,10 +51042,7 @@
         </w:numPr>
       </w:pPr>
       <w:r>
-        <w:t>The LG fault at 692 cannot b</w:t>
-      </w:r>
-      <w:r>
-        <w:t>e coordinated within the dial range of R2.</w:t>
+        <w:t>The LG fault at 692 cannot be coordinated within the dial range of R2.</w:t>
       </w:r>
     </w:p>
     <w:p>
@@ -51013,7 +51053,10 @@
         </w:numPr>
       </w:pPr>
       <w:r>
-        <w:t xml:space="preserve">With rising DG penetration and fixed settings the CTI falls at both studied nodes (633: from about </w:t>
+        <w:t>With rising DG penetration and fixed settings the CTI falls at</w:t>
+      </w:r>
+      <w:r>
+        <w:t xml:space="preserve"> both studied nodes (633: from about </w:t>
       </w:r>
       <m:oMath>
         <m:r>
@@ -51093,10 +51136,7 @@
         </m:r>
       </m:oMath>
       <w:r>
-        <w:t> ms), the fault level rises by up to 64 %, and R2 stops detecting the weakest f</w:t>
-      </w:r>
-      <w:r>
-        <w:t>ault of its zone above about 50 %.</w:t>
+        <w:t> ms), the fault level rises by up to 64 %, and R2 stops detecting the weakest fault of its zone above about 50 %.</w:t>
       </w:r>
     </w:p>
     <w:p>
@@ -51108,7 +51148,10 @@
       </w:pPr>
       <w:r>
         <w:lastRenderedPageBreak/>
-        <w:t>PowerFactory’s own relay and fuse models confirm the operating times within 1.22 %.</w:t>
+        <w:t>PowerFactory’s own relay and fuse models confirm the operating times w</w:t>
+      </w:r>
+      <w:r>
+        <w:t>ithin 1.22 %.</w:t>
       </w:r>
     </w:p>
     <w:p>
@@ -51127,7 +51170,7 @@
         <w:pStyle w:val="Heading2"/>
       </w:pPr>
       <w:bookmarkStart w:id="166" w:name="contributions-of-the-present-work"/>
-      <w:bookmarkStart w:id="167" w:name="_Toc241964691"/>
+      <w:bookmarkStart w:id="167" w:name="_Toc241965100"/>
       <w:bookmarkEnd w:id="164"/>
       <w:r>
         <w:t>7.3 Contributions of the Present Work</w:t>
@@ -51164,7 +51207,10 @@
         </w:numPr>
       </w:pPr>
       <w:r>
-        <w:t>Identification of the limits of the method: dial range, DG-in against DG-out fuse sizes, DG infeed downstream of the recloser, and sensitivity of the pickups with DG.</w:t>
+        <w:t>Identification of the limits of the method: dial range, DG-in again</w:t>
+      </w:r>
+      <w:r>
+        <w:t>st DG-out fuse sizes, DG infeed downstream of the recloser, and sensitivity of the pickups with DG.</w:t>
       </w:r>
     </w:p>
     <w:p>
@@ -51183,13 +51229,10 @@
         <w:pStyle w:val="Heading2"/>
       </w:pPr>
       <w:bookmarkStart w:id="168" w:name="future-work"/>
-      <w:bookmarkStart w:id="169" w:name="_Toc241964692"/>
+      <w:bookmarkStart w:id="169" w:name="_Toc241965101"/>
       <w:bookmarkEnd w:id="166"/>
       <w:r>
-        <w:t>7.4 Futu</w:t>
-      </w:r>
-      <w:r>
-        <w:t>re Work</w:t>
+        <w:t>7.4 Future Work</w:t>
       </w:r>
       <w:bookmarkEnd w:id="169"/>
     </w:p>
@@ -51198,10 +51241,13 @@
         <w:pStyle w:val="FirstParagraph"/>
       </w:pPr>
       <w:r>
-        <w:t>Future work may include the extension of the study to the IEEE 34-node test feeder, an explicit directional element for R2, a classification with a practical margin (breaker time and a fuse margin), a recloser with a wider dial range or with user-d</w:t>
+        <w:t>Future work may include the extension of the study to the I</w:t>
       </w:r>
       <w:r>
-        <w:t>efined curves, a setting-group change triggered by the DG state, the disconnection logic of the DG during the reclosing dead time, the sensitivity to fault impedance, inverter-based generation, and hardware-in-the-loop tests.</w:t>
+        <w:t>EEE 34-node test feeder, an explicit directional element for R2, a classification with a practical margin (breaker time and a fuse margin), a recloser with a wider dial range or with user-defined curves, a setting-group change triggered by the DG state, th</w:t>
+      </w:r>
+      <w:r>
+        <w:t>e disconnection logic of the DG during the reclosing dead time, the sensitivity to fault impedance, inverter-based generation, and hardware-in-the-loop tests.</w:t>
       </w:r>
     </w:p>
     <w:p>
@@ -51209,7 +51255,7 @@
         <w:pStyle w:val="Heading1"/>
       </w:pPr>
       <w:bookmarkStart w:id="170" w:name="references"/>
-      <w:bookmarkStart w:id="171" w:name="_Toc241964693"/>
+      <w:bookmarkStart w:id="171" w:name="_Toc241965102"/>
       <w:bookmarkEnd w:id="168"/>
       <w:bookmarkEnd w:id="160"/>
       <w:r>
@@ -51223,10 +51269,10 @@
         <w:pStyle w:val="FirstParagraph"/>
       </w:pPr>
       <w:r>
-        <w:t>[1] M. Yousaf, A. J</w:t>
+        <w:t>[1] M. Yousaf, A. Jalilian, K. M. Muttaqi, and D. Sutanto, “An adaptive overcurrent pr</w:t>
       </w:r>
       <w:r>
-        <w:t xml:space="preserve">alilian, K. M. Muttaqi, and D. Sutanto, “An adaptive overcurrent protection scheme for dual-setting directional recloser and fuse coordination in unbalanced distribution networks with distributed generation,” </w:t>
+        <w:t xml:space="preserve">otection scheme for dual-setting directional recloser and fuse coordination in unbalanced distribution networks with distributed generation,” </w:t>
       </w:r>
       <w:r>
         <w:rPr>
@@ -51236,10 +51282,10 @@
         <w:t>IEEE Transactions on Industry Applications</w:t>
       </w:r>
       <w:r>
-        <w:t>, vol</w:t>
+        <w:t>, vol. 58, no. 2, pp. 1831–1842, Mar./Apr. 2022, doi: 10.1109/TIA.2022.3</w:t>
       </w:r>
       <w:r>
-        <w:t>. 58, no. 2, pp. 1831–1842, Mar./Apr. 2022, doi: 10.1109/TIA.2022.3146095.</w:t>
+        <w:t>146095.</w:t>
       </w:r>
     </w:p>
     <w:p>
@@ -51275,10 +51321,7 @@
         <w:t>et al.</w:t>
       </w:r>
       <w:r>
-        <w:t xml:space="preserve">, </w:t>
-      </w:r>
-      <w:r>
-        <w:t xml:space="preserve">“IEEE standard inverse-time characteristic equations for overcurrent relays,” </w:t>
+        <w:t xml:space="preserve">, “IEEE standard inverse-time characteristic equations for overcurrent relays,” </w:t>
       </w:r>
       <w:r>
         <w:rPr>
@@ -51296,17 +51339,21 @@
         <w:pStyle w:val="BodyText"/>
       </w:pPr>
       <w:r>
-        <w:t>[4] A. Naiem, Y. Hegazy, A. Abdelaziz, and M. Elsharkawy, “A classification technique for recloser-fu</w:t>
-      </w:r>
-      <w:r>
-        <w:t xml:space="preserve">se coordination in distribution systems with distributed generation,” </w:t>
+        <w:t xml:space="preserve">[4] A. Naiem, Y. Hegazy, A. Abdelaziz, and M. Elsharkawy, “A classification technique for recloser-fuse coordination in distribution systems with distributed generation,” </w:t>
       </w:r>
       <w:r>
         <w:rPr>
           <w:i/>
           <w:iCs/>
         </w:rPr>
-        <w:t>IEEE Transactions on Power Delivery</w:t>
+        <w:t>IEEE Tra</w:t>
+      </w:r>
+      <w:r>
+        <w:rPr>
+          <w:i/>
+          <w:iCs/>
+        </w:rPr>
+        <w:t>nsactions on Power Delivery</w:t>
       </w:r>
       <w:r>
         <w:t>, vol. 27, no. 1, pp. 176–185, Jan. 2012.</w:t>
@@ -51317,17 +51364,21 @@
         <w:pStyle w:val="BodyText"/>
       </w:pPr>
       <w:r>
-        <w:t>[5] M. Yousaf, K. M. Muttaqi, and D. Sutanto, “Overcurrent protection scheme for the IEEE 13-node benchmark t</w:t>
-      </w:r>
-      <w:r>
-        <w:t xml:space="preserve">est feeder with improved selectivity,” in </w:t>
+        <w:t xml:space="preserve">[5] M. Yousaf, K. M. Muttaqi, and D. Sutanto, “Overcurrent protection scheme for the IEEE 13-node benchmark test feeder with improved selectivity,” in </w:t>
       </w:r>
       <w:r>
         <w:rPr>
           <w:i/>
           <w:iCs/>
         </w:rPr>
-        <w:t>Proc. IEEE Power &amp; Energy Society General Meeting</w:t>
+        <w:t>Proc. IEEE Power &amp; Energy Society Ge</w:t>
+      </w:r>
+      <w:r>
+        <w:rPr>
+          <w:i/>
+          <w:iCs/>
+        </w:rPr>
+        <w:t>neral Meeting</w:t>
       </w:r>
       <w:r>
         <w:t>, 2020, doi: 10.1109/PESGM41954.2020.9281529.</w:t>
@@ -51345,14 +51396,7 @@
           <w:i/>
           <w:iCs/>
         </w:rPr>
-        <w:t>Proc. IEEE PES Transmission and Dis</w:t>
-      </w:r>
-      <w:r>
-        <w:rPr>
-          <w:i/>
-          <w:iCs/>
-        </w:rPr>
-        <w:t>tribution Conference and Exposition</w:t>
+        <w:t>Proc. IEEE PES Transmission and Distribution Conference and Exposition</w:t>
       </w:r>
       <w:r>
         <w:t>, 2012.</w:t>
@@ -51370,7 +51414,14 @@
           <w:i/>
           <w:iCs/>
         </w:rPr>
-        <w:t>PowerFactory 2021 User Manual</w:t>
+        <w:t>PowerFactory 20</w:t>
+      </w:r>
+      <w:r>
+        <w:rPr>
+          <w:i/>
+          <w:iCs/>
+        </w:rPr>
+        <w:t>21 User Manual</w:t>
       </w:r>
       <w:r>
         <w:t>, Gomaringen, Germany, 2021.</w:t>
@@ -51391,10 +51442,7 @@
         <w:t>735/737 Feeder Protection Relay – Instruction Manual</w:t>
       </w:r>
       <w:r>
-        <w:t>, manual P/N 1601-0048-DK (GEK-106291F), Markham, ON, Canada, 2010</w:t>
-      </w:r>
-      <w:r>
-        <w:t>, Ch. 5: Overcurrent Curves (IAC curves).</w:t>
+        <w:t>, manual P/N 1601-0048-DK (GEK-106291F), Markham, ON, Canada, 2010, Ch. 5: Overcurrent Curves (IAC curves).</w:t>
       </w:r>
     </w:p>
     <w:p>
@@ -51402,11 +51450,14 @@
         <w:pStyle w:val="Heading1"/>
       </w:pPr>
       <w:bookmarkStart w:id="172" w:name="X4827c8b941e6789b98e30582593521b6e2e5f14"/>
-      <w:bookmarkStart w:id="173" w:name="_Toc241964694"/>
+      <w:bookmarkStart w:id="173" w:name="_Toc241965103"/>
       <w:bookmarkEnd w:id="170"/>
       <w:r>
         <w:lastRenderedPageBreak/>
-        <w:t>APPENDIX A: COMPLETE COPY OF THE REFERENCE PAPER</w:t>
+        <w:t>APPENDIX A: COMPLETE COPY OF THE REF</w:t>
+      </w:r>
+      <w:r>
+        <w:t>ERENCE PAPER</w:t>
       </w:r>
       <w:bookmarkEnd w:id="173"/>
     </w:p>
@@ -51415,10 +51466,7 @@
         <w:pStyle w:val="FirstParagraph"/>
       </w:pPr>
       <w:r>
-        <w:t>The complete reference paper [1] is attached as a separate, unchanged PDF copy in accordance with the requirement of the department. It is not reproduced inside this</w:t>
-      </w:r>
-      <w:r>
-        <w:t xml:space="preserve"> document.</w:t>
+        <w:t>The complete reference paper [1] is attached as a separate, unchanged PDF copy in accordance with the requirement of the department. It is not reproduced inside this document.</w:t>
       </w:r>
     </w:p>
     <w:p>
@@ -51426,7 +51474,7 @@
         <w:pStyle w:val="Heading1"/>
       </w:pPr>
       <w:bookmarkStart w:id="174" w:name="appendix-b-implementation-formulas"/>
-      <w:bookmarkStart w:id="175" w:name="_Toc241964695"/>
+      <w:bookmarkStart w:id="175" w:name="_Toc241965104"/>
       <w:bookmarkEnd w:id="172"/>
       <w:r>
         <w:lastRenderedPageBreak/>
@@ -51439,7 +51487,10 @@
         <w:pStyle w:val="FirstParagraph"/>
       </w:pPr>
       <w:r>
-        <w:t xml:space="preserve">The operating times are evaluated with the following expressions, where </w:t>
+        <w:t>The operating times are evaluat</w:t>
+      </w:r>
+      <w:r>
+        <w:t xml:space="preserve">ed with the following expressions, where </w:t>
       </w:r>
       <m:oMath>
         <m:r>
@@ -51933,13 +51984,7 @@
                 <m:rPr>
                   <m:nor/>
                 </m:rPr>
-                <m:t>R2 (CDG table</m:t>
-              </m:r>
-              <m:r>
-                <m:rPr>
-                  <m:nor/>
-                </m:rPr>
-                <m:t>):</m:t>
+                <m:t>R2 (CDG table):</m:t>
               </m:r>
               <m:r>
                 <w:rPr>
@@ -53305,7 +53350,14 @@
           <w:b/>
           <w:bCs/>
         </w:rPr>
-        <w:t>Worked example, node 633, three-phase fault, DG in service.</w:t>
+        <w:t xml:space="preserve">Worked example, node </w:t>
+      </w:r>
+      <w:r>
+        <w:rPr>
+          <w:b/>
+          <w:bCs/>
+        </w:rPr>
+        <w:t>633, three-phase fault, DG in service.</w:t>
       </w:r>
       <w:r>
         <w:t xml:space="preserve"> R1 carries 3970 A: </w:t>
@@ -53560,10 +53612,7 @@
         </m:r>
       </m:oMath>
       <w:r>
-        <w:t> s and</w:t>
-      </w:r>
-      <w:r>
-        <w:t xml:space="preserve"> </w:t>
+        <w:t xml:space="preserve"> s and </w:t>
       </w:r>
       <m:oMath>
         <m:sSub>
@@ -53753,10 +53802,7 @@
         </m:r>
       </m:oMath>
       <w:r>
-        <w:t>, table 2.0 s. The fuse F633 (400E) carries 5426 A, the sum of both contributions: its curve points are 4800 A at 0.2 s and 6392 A at 0.1 </w:t>
-      </w:r>
-      <w:r>
-        <w:t xml:space="preserve">s, </w:t>
+        <w:t xml:space="preserve">, table 2.0 s. The fuse F633 (400E) carries 5426 A, the sum of both contributions: its curve points are 4800 A at 0.2 s and 6392 A at 0.1 s, </w:t>
       </w:r>
       <m:oMath>
         <m:r>
@@ -53936,7 +53982,10 @@
         </m:r>
       </m:oMath>
       <w:r>
-        <w:t> s. The fuse outlasts the last fast trip (0.106 s) by 0.043 s.</w:t>
+        <w:t> s. The f</w:t>
+      </w:r>
+      <w:r>
+        <w:t>use outlasts the last fast trip (0.106 s) by 0.043 s.</w:t>
       </w:r>
     </w:p>
     <w:p>
@@ -53944,7 +53993,7 @@
         <w:pStyle w:val="Heading1"/>
       </w:pPr>
       <w:bookmarkStart w:id="176" w:name="X1d693c1b6ec79efb8616441bcfc2367f3e3b176"/>
-      <w:bookmarkStart w:id="177" w:name="_Toc241964696"/>
+      <w:bookmarkStart w:id="177" w:name="_Toc241965105"/>
       <w:bookmarkEnd w:id="174"/>
       <w:r>
         <w:lastRenderedPageBreak/>
@@ -53957,10 +54006,7 @@
         <w:pStyle w:val="FirstParagraph"/>
       </w:pPr>
       <w:r>
-        <w:t>This appendix compares the results of Chapter Five with the values printed in</w:t>
-      </w:r>
-      <w:r>
-        <w:t xml:space="preserve"> the reference paper [1] or read from its figures.</w:t>
+        <w:t>This appendix compares the results of Chapter Five with the values printed in the reference paper [1] or read from its figures.</w:t>
       </w:r>
     </w:p>
     <w:p>
@@ -53968,7 +54014,7 @@
         <w:pStyle w:val="Heading2"/>
       </w:pPr>
       <w:bookmarkStart w:id="178" w:name="basis-of-comparison"/>
-      <w:bookmarkStart w:id="179" w:name="_Toc241964697"/>
+      <w:bookmarkStart w:id="179" w:name="_Toc241965106"/>
       <w:r>
         <w:t>Basis of Comparison</w:t>
       </w:r>
@@ -53979,10 +54025,10 @@
         <w:pStyle w:val="FirstParagraph"/>
       </w:pPr>
       <w:r>
-        <w:t>The comparison uses only values that the paper prints or that can be read from its figures. The model was not tuned to match the paper; differences are stated and explained from the evi</w:t>
+        <w:t>The co</w:t>
       </w:r>
       <w:r>
-        <w:t>dence in the model.</w:t>
+        <w:t>mparison uses only values that the paper prints or that can be read from its figures. The model was not tuned to match the paper; differences are stated and explained from the evidence in the model.</w:t>
       </w:r>
     </w:p>
     <w:p>
@@ -53990,7 +54036,10 @@
         <w:pStyle w:val="TableCaption"/>
       </w:pPr>
       <w:r>
-        <w:t>Table 22: Comparison of the results with the reference paper.</w:t>
+        <w:t>Table 22: Comparison of the results with the reference pa</w:t>
+      </w:r>
+      <w:r>
+        <w:t>per.</w:t>
       </w:r>
     </w:p>
     <w:tbl>
@@ -54487,7 +54536,13 @@
               <w:rPr>
                 <w:sz w:val="20"/>
               </w:rPr>
-              <w:t>Synchronous machine</w:t>
+              <w:t>Synchro</w:t>
+            </w:r>
+            <w:r>
+              <w:rPr>
+                <w:sz w:val="20"/>
+              </w:rPr>
+              <w:t>nous machine</w:t>
             </w:r>
           </w:p>
         </w:tc>
@@ -55007,13 +55062,7 @@
               <w:rPr>
                 <w:sz w:val="20"/>
               </w:rPr>
-              <w:t>IEEE 34-node fee</w:t>
-            </w:r>
-            <w:r>
-              <w:rPr>
-                <w:sz w:val="20"/>
-              </w:rPr>
-              <w:t>der</w:t>
+              <w:t>IEEE 34-node feeder</w:t>
             </w:r>
           </w:p>
         </w:tc>
@@ -55072,7 +55121,7 @@
         <w:pStyle w:val="Heading2"/>
       </w:pPr>
       <w:bookmarkStart w:id="180" w:name="base-case-comparison"/>
-      <w:bookmarkStart w:id="181" w:name="_Toc241964698"/>
+      <w:bookmarkStart w:id="181" w:name="_Toc241965107"/>
       <w:bookmarkEnd w:id="178"/>
       <w:r>
         <w:lastRenderedPageBreak/>
@@ -55085,10 +55134,7 @@
         <w:pStyle w:val="FirstParagraph"/>
       </w:pPr>
       <w:r>
-        <w:t xml:space="preserve">The rated currents test the feeder model independently of the protection and of the DG. Their agreement within 2 % shows that the topology, the </w:t>
-      </w:r>
-      <w:r>
-        <w:t>loads and the regulator are implemented as in the paper.</w:t>
+        <w:t>The rated currents test the feeder model independently of the protection and of the DG. Their agreement within 2 % shows that the topology, the loads and the regulator are implemented as in the paper.</w:t>
       </w:r>
     </w:p>
     <w:p>
@@ -55096,7 +55142,7 @@
         <w:pStyle w:val="Heading2"/>
       </w:pPr>
       <w:bookmarkStart w:id="182" w:name="fault-current-magnitude-difference"/>
-      <w:bookmarkStart w:id="183" w:name="_Toc241964699"/>
+      <w:bookmarkStart w:id="183" w:name="_Toc241965108"/>
       <w:bookmarkEnd w:id="180"/>
       <w:r>
         <w:t>Fault-Current Magnitude Difference</w:t>
@@ -55108,13 +55154,13 @@
         <w:pStyle w:val="FirstParagraph"/>
       </w:pPr>
       <w:r>
-        <w:t xml:space="preserve">The maximum fault currents of the feeder branches are 4 to 60 % below the paper’s Table II. The model was validated against the </w:t>
+        <w:t>The maximum fault currents of the feeder branches are 4 to 60 % below the paper’s Table II. The model was validated against the published IEEE short-circuit results instead, which it meets within about 2 %. The paper’s values cannot all be correct: 6.73 kA</w:t>
       </w:r>
       <w:r>
-        <w:t>published IEEE short-circuit results instead, which it meets within about 2 %. The paper’s values cannot all be correct: 6.73 kA on 632–633 and 7.83 kA on 692–675 exceed its own 5.41 kA at the feeder head. The two worked cases of the paper illustrate the r</w:t>
+        <w:t xml:space="preserve"> on 632–633 and 7.83 kA on 692–675 exceed its own 5.41 kA at the feeder head. The two worked cases of the paper illustrate the remaining difference: R2 carries 1718 A for the LG fault at 611 (paper: 1974 A) and 1114 A in reverse for the LL fault at 646 (pa</w:t>
       </w:r>
       <w:r>
-        <w:t>emaining difference: R2 carries 1718 A for the LG fault at 611 (paper: 1974 A) and 1114 A in reverse for the LL fault at 646 (paper: 1542 A).</w:t>
+        <w:t>per: 1542 A).</w:t>
       </w:r>
     </w:p>
     <w:p>
@@ -55122,7 +55168,7 @@
         <w:pStyle w:val="Heading2"/>
       </w:pPr>
       <w:bookmarkStart w:id="184" w:name="fuse-and-coordination-comparison"/>
-      <w:bookmarkStart w:id="185" w:name="_Toc241964700"/>
+      <w:bookmarkStart w:id="185" w:name="_Toc241965109"/>
       <w:bookmarkEnd w:id="182"/>
       <w:r>
         <w:t>Fuse and Coordination Comparison</w:t>
@@ -55134,13 +55180,10 @@
         <w:pStyle w:val="FirstParagraph"/>
       </w:pPr>
       <w:r>
-        <w:t>The paper’s Table III could be reproduced only with the series index reversed. Th</w:t>
+        <w:t>The paper’s Table III could be reproduced only with the series index reversed. The fuse times in the paper’s figures do not follow its fuse equation: for F646 at 3.6 kA the figure shows about 0.18 s, the equat</w:t>
       </w:r>
       <w:r>
-        <w:t>e fuse times in the paper’s figures do not follow its fuse equation: for F646 at 3.6 kA the figure shows about 0.18 s, the equation with Table III gives 1.85 s. The figures match A055C library fuses, and the sizes change between figures (F646 is 200E in Fi</w:t>
-      </w:r>
-      <w:r>
-        <w:t>g. 12 and 300E in Figs. 11 and 16). The model therefore uses library fuse curves throughout.</w:t>
+        <w:t>ion with Table III gives 1.85 s. The figures match A055C library fuses, and the sizes change between figures (F646 is 200E in Fig. 12 and 300E in Figs. 11 and 16). The model therefore uses library fuse curves throughout.</w:t>
       </w:r>
     </w:p>
     <w:p>
@@ -55148,10 +55191,13 @@
         <w:pStyle w:val="Heading2"/>
       </w:pPr>
       <w:bookmarkStart w:id="186" w:name="operating-time-comparison-table-iv"/>
-      <w:bookmarkStart w:id="187" w:name="_Toc241964701"/>
+      <w:bookmarkStart w:id="187" w:name="_Toc241965110"/>
       <w:bookmarkEnd w:id="184"/>
       <w:r>
-        <w:t>Operating-Time Comparison (Table IV)</w:t>
+        <w:t>Operating-Time Comparison (Table IV</w:t>
+      </w:r>
+      <w:r>
+        <w:t>)</w:t>
       </w:r>
       <w:bookmarkEnd w:id="187"/>
     </w:p>
@@ -55160,13 +55206,10 @@
         <w:pStyle w:val="FirstParagraph"/>
       </w:pPr>
       <w:r>
-        <w:t>The R1 equation and settings reproduce the paper’s worked example, so the difference of the R1 times comes from the fault curr</w:t>
+        <w:t>The R1 equation and settings reproduce the paper’s worked example, so the difference of the R1 times comes from the fault currents. In every row of the paper the delayed time of R1 is 20 times the fast time, the ratio of the dials 10 and 0.5, which confi</w:t>
       </w:r>
       <w:r>
-        <w:t xml:space="preserve">ents. In every row of the paper the delayed time of R1 is 20 times the fast time, the ratio of the dials 10 and 0.5, which confirms the dials. For R2 the paper prints no settings and the ratio of its two times is not constant, so the R2 times and the fuse </w:t>
-      </w:r>
-      <w:r>
-        <w:t>times of the model are the result of the stated method and cannot be matched to the paper row by row.</w:t>
+        <w:t>rms the dials. For R2 the paper prints no settings and the ratio of its two times is not constant, so the R2 times and the fuse times of the model are the result of the stated method and cannot be matched to the paper row by row.</w:t>
       </w:r>
     </w:p>
     <w:p>
@@ -55174,7 +55217,7 @@
         <w:pStyle w:val="Heading2"/>
       </w:pPr>
       <w:bookmarkStart w:id="188" w:name="central-finding-comparison"/>
-      <w:bookmarkStart w:id="189" w:name="_Toc241964702"/>
+      <w:bookmarkStart w:id="189" w:name="_Toc241965111"/>
       <w:bookmarkEnd w:id="186"/>
       <w:r>
         <w:t>Central Finding Comparison</w:t>
@@ -55186,14 +55229,14 @@
         <w:pStyle w:val="FirstParagraph"/>
       </w:pPr>
       <w:r>
-        <w:t>The central finding of the paper is reproduced: the DG makes a conventional scheme lose coordination in the zone between the gr</w:t>
-      </w:r>
-      <w:r>
-        <w:t xml:space="preserve">id and the DG, and a dual-setting directional R2 </w:t>
+        <w:t xml:space="preserve">The central finding of the paper is reproduced: the DG makes a conventional scheme lose coordination in the zone between the grid and the DG, and a dual-setting directional R2 </w:t>
       </w:r>
       <w:r>
         <w:lastRenderedPageBreak/>
-        <w:t>restores it there. The model adds two qualifications. The dual setting needs the fuse revision to be effective; and it does not help for faults downstream of R2, which the DG feeds directly.</w:t>
+        <w:t>restores it there. The model adds two qualifications. The dual setting needs th</w:t>
+      </w:r>
+      <w:r>
+        <w:t>e fuse revision to be effective; and it does not help for faults downstream of R2, which the DG feeds directly.</w:t>
       </w:r>
     </w:p>
     <w:p>
@@ -55201,13 +55244,10 @@
         <w:pStyle w:val="Heading2"/>
       </w:pPr>
       <w:bookmarkStart w:id="190" w:name="tables-of-the-comparison"/>
-      <w:bookmarkStart w:id="191" w:name="_Toc241964703"/>
+      <w:bookmarkStart w:id="191" w:name="_Toc241965112"/>
       <w:bookmarkEnd w:id="188"/>
       <w:r>
-        <w:t>Tables of the co</w:t>
-      </w:r>
-      <w:r>
-        <w:t>mparison</w:t>
+        <w:t>Tables of the comparison</w:t>
       </w:r>
       <w:bookmarkEnd w:id="191"/>
     </w:p>
@@ -55355,7 +55395,13 @@
               <w:rPr>
                 <w:sz w:val="20"/>
               </w:rPr>
-              <w:t>Leakage reactance</w:t>
+              <w:t>L</w:t>
+            </w:r>
+            <w:r>
+              <w:rPr>
+                <w:sz w:val="20"/>
+              </w:rPr>
+              <w:t>eakage reactance</w:t>
             </w:r>
           </w:p>
         </w:tc>
@@ -57296,7 +57342,10 @@
         <w:pStyle w:val="TableCaption"/>
       </w:pPr>
       <w:r>
-        <w:t>Table 24: Branch currents: model against Table II of the paper. XFM1 HV side: the model values are 4.16 kV currents for a fault on the 0.48 kV side, so this row is not comparable.</w:t>
+        <w:t>Table 24: Branch currents: model against Table II of the paper. XFM1 HV side: the model values are 4.16 kV currents for a fault on the 0.48 kV side,</w:t>
+      </w:r>
+      <w:r>
+        <w:t xml:space="preserve"> so this row is not comparable.</w:t>
       </w:r>
     </w:p>
     <w:tbl>
@@ -60408,7 +60457,13 @@
                     <w:rPr>
                       <w:rFonts w:ascii="Cambria Math" w:hAnsi="Cambria Math"/>
                     </w:rPr>
-                    <m:t>MMT</m:t>
+                    <m:t>M</m:t>
+                  </m:r>
+                  <m:r>
+                    <w:rPr>
+                      <w:rFonts w:ascii="Cambria Math" w:hAnsi="Cambria Math"/>
+                    </w:rPr>
+                    <m:t>MT</m:t>
                   </m:r>
                 </m:sub>
               </m:sSub>
@@ -70208,7 +70263,7 @@
         <w:pStyle w:val="Heading2"/>
       </w:pPr>
       <w:bookmarkStart w:id="192" w:name="dg-penetration-fig.-7-of-the-paper"/>
-      <w:bookmarkStart w:id="193" w:name="_Toc241964704"/>
+      <w:bookmarkStart w:id="193" w:name="_Toc241965113"/>
       <w:bookmarkEnd w:id="190"/>
       <w:r>
         <w:t>DG penetration (Fig. 7 of the paper)</w:t>
@@ -70254,7 +70309,7 @@
                     </pic:cNvPicPr>
                   </pic:nvPicPr>
                   <pic:blipFill>
-                    <a:blip r:embed="rId27"/>
+                    <a:blip r:embed="rId31"/>
                     <a:stretch>
                       <a:fillRect/>
                     </a:stretch>
@@ -71433,15 +71488,129 @@
     </w:tbl>
     <w:p/>
     <w:sectPr>
+      <w:footerReference w:type="default" r:id="rId32"/>
       <w:footnotePr>
         <w:numRestart w:val="eachSect"/>
       </w:footnotePr>
       <w:pgSz w:w="12240" w:h="15840"/>
       <w:pgMar w:top="1440" w:right="1440" w:bottom="1440" w:left="1729" w:header="720" w:footer="720" w:gutter="0"/>
+      <w:pgNumType w:start="1"/>
       <w:cols w:space="720"/>
     </w:sectPr>
   </w:body>
 </w:document>
+</file>
+
+<file path=word/endnotes.xml><?xml version="1.0" encoding="utf-8"?>
+<w:endnotes xmlns:wpc="http://schemas.microsoft.com/office/word/2010/wordprocessingCanvas" xmlns:cx="http://schemas.microsoft.com/office/drawing/2014/chartex" xmlns:cx1="http://schemas.microsoft.com/office/drawing/2015/9/8/chartex" xmlns:mc="http://schemas.openxmlformats.org/markup-compatibility/2006" xmlns:o="urn:schemas-microsoft-com:office:office" xmlns:r="http://schemas.openxmlformats.org/officeDocument/2006/relationships" xmlns:m="http://schemas.openxmlformats.org/officeDocument/2006/math" xmlns:v="urn:schemas-microsoft-com:vml" xmlns:wp14="http://schemas.microsoft.com/office/word/2010/wordprocessingDrawing" xmlns:wp="http://schemas.openxmlformats.org/drawingml/2006/wordprocessingDrawing" xmlns:w10="urn:schemas-microsoft-com:office:word" xmlns:w="http://schemas.openxmlformats.org/wordprocessingml/2006/main" xmlns:w14="http://schemas.microsoft.com/office/word/2010/wordml" xmlns:w15="http://schemas.microsoft.com/office/word/2012/wordml" xmlns:w16se="http://schemas.microsoft.com/office/word/2015/wordml/symex" xmlns:wpg="http://schemas.microsoft.com/office/word/2010/wordprocessingGroup" xmlns:wpi="http://schemas.microsoft.com/office/word/2010/wordprocessingInk" xmlns:wne="http://schemas.microsoft.com/office/word/2006/wordml" xmlns:wps="http://schemas.microsoft.com/office/word/2010/wordprocessingShape" mc:Ignorable="w14 w15 w16se wp14">
+  <w:endnote w:type="separator" w:id="-1">
+    <w:p>
+      <w:pPr>
+        <w:spacing w:after="0" w:line="240" w:lineRule="auto"/>
+      </w:pPr>
+      <w:r>
+        <w:separator/>
+      </w:r>
+    </w:p>
+  </w:endnote>
+  <w:endnote w:type="continuationSeparator" w:id="0">
+    <w:p>
+      <w:pPr>
+        <w:spacing w:after="0" w:line="240" w:lineRule="auto"/>
+      </w:pPr>
+      <w:r>
+        <w:continuationSeparator/>
+      </w:r>
+    </w:p>
+  </w:endnote>
+</w:endnotes>
+</file>
+
+<file path=word/footer1.xml><?xml version="1.0" encoding="utf-8"?>
+<w:ftr xmlns:wpc="http://schemas.microsoft.com/office/word/2010/wordprocessingCanvas" xmlns:cx="http://schemas.microsoft.com/office/drawing/2014/chartex" xmlns:cx1="http://schemas.microsoft.com/office/drawing/2015/9/8/chartex" xmlns:mc="http://schemas.openxmlformats.org/markup-compatibility/2006" xmlns:o="urn:schemas-microsoft-com:office:office" xmlns:r="http://schemas.openxmlformats.org/officeDocument/2006/relationships" xmlns:m="http://schemas.openxmlformats.org/officeDocument/2006/math" xmlns:v="urn:schemas-microsoft-com:vml" xmlns:wp14="http://schemas.microsoft.com/office/word/2010/wordprocessingDrawing" xmlns:wp="http://schemas.openxmlformats.org/drawingml/2006/wordprocessingDrawing" xmlns:w10="urn:schemas-microsoft-com:office:word" xmlns:w="http://schemas.openxmlformats.org/wordprocessingml/2006/main" xmlns:w14="http://schemas.microsoft.com/office/word/2010/wordml" xmlns:w15="http://schemas.microsoft.com/office/word/2012/wordml" xmlns:w16se="http://schemas.microsoft.com/office/word/2015/wordml/symex" xmlns:wpg="http://schemas.microsoft.com/office/word/2010/wordprocessingGroup" xmlns:wpi="http://schemas.microsoft.com/office/word/2010/wordprocessingInk" xmlns:wne="http://schemas.microsoft.com/office/word/2006/wordml" xmlns:wps="http://schemas.microsoft.com/office/word/2010/wordprocessingShape" mc:Ignorable="w14 w15 w16se wp14">
+  <w:p/>
+</w:ftr>
+</file>
+
+<file path=word/footer2.xml><?xml version="1.0" encoding="utf-8"?>
+<w:ftr xmlns:wpc="http://schemas.microsoft.com/office/word/2010/wordprocessingCanvas" xmlns:cx="http://schemas.microsoft.com/office/drawing/2014/chartex" xmlns:cx1="http://schemas.microsoft.com/office/drawing/2015/9/8/chartex" xmlns:mc="http://schemas.openxmlformats.org/markup-compatibility/2006" xmlns:o="urn:schemas-microsoft-com:office:office" xmlns:r="http://schemas.openxmlformats.org/officeDocument/2006/relationships" xmlns:m="http://schemas.openxmlformats.org/officeDocument/2006/math" xmlns:v="urn:schemas-microsoft-com:vml" xmlns:wp14="http://schemas.microsoft.com/office/word/2010/wordprocessingDrawing" xmlns:wp="http://schemas.openxmlformats.org/drawingml/2006/wordprocessingDrawing" xmlns:w10="urn:schemas-microsoft-com:office:word" xmlns:w="http://schemas.openxmlformats.org/wordprocessingml/2006/main" xmlns:w14="http://schemas.microsoft.com/office/word/2010/wordml" xmlns:w15="http://schemas.microsoft.com/office/word/2012/wordml" xmlns:w16se="http://schemas.microsoft.com/office/word/2015/wordml/symex" xmlns:wpg="http://schemas.microsoft.com/office/word/2010/wordprocessingGroup" xmlns:wpi="http://schemas.microsoft.com/office/word/2010/wordprocessingInk" xmlns:wne="http://schemas.microsoft.com/office/word/2006/wordml" xmlns:wps="http://schemas.microsoft.com/office/word/2010/wordprocessingShape" mc:Ignorable="w14 w15 w16se wp14">
+  <w:p>
+    <w:pPr>
+      <w:jc w:val="center"/>
+    </w:pPr>
+    <w:r>
+      <w:fldChar w:fldCharType="begin"/>
+    </w:r>
+    <w:r>
+      <w:instrText>PAGE</w:instrText>
+    </w:r>
+    <w:r>
+      <w:fldChar w:fldCharType="separate"/>
+    </w:r>
+    <w:r>
+      <w:rPr>
+        <w:noProof/>
+      </w:rPr>
+      <w:t>vii</w:t>
+    </w:r>
+    <w:r>
+      <w:fldChar w:fldCharType="end"/>
+    </w:r>
+  </w:p>
+</w:ftr>
+</file>
+
+<file path=word/footer3.xml><?xml version="1.0" encoding="utf-8"?>
+<w:ftr xmlns:wpc="http://schemas.microsoft.com/office/word/2010/wordprocessingCanvas" xmlns:cx="http://schemas.microsoft.com/office/drawing/2014/chartex" xmlns:cx1="http://schemas.microsoft.com/office/drawing/2015/9/8/chartex" xmlns:mc="http://schemas.openxmlformats.org/markup-compatibility/2006" xmlns:o="urn:schemas-microsoft-com:office:office" xmlns:r="http://schemas.openxmlformats.org/officeDocument/2006/relationships" xmlns:m="http://schemas.openxmlformats.org/officeDocument/2006/math" xmlns:v="urn:schemas-microsoft-com:vml" xmlns:wp14="http://schemas.microsoft.com/office/word/2010/wordprocessingDrawing" xmlns:wp="http://schemas.openxmlformats.org/drawingml/2006/wordprocessingDrawing" xmlns:w10="urn:schemas-microsoft-com:office:word" xmlns:w="http://schemas.openxmlformats.org/wordprocessingml/2006/main" xmlns:w14="http://schemas.microsoft.com/office/word/2010/wordml" xmlns:w15="http://schemas.microsoft.com/office/word/2012/wordml" xmlns:w16se="http://schemas.microsoft.com/office/word/2015/wordml/symex" xmlns:wpg="http://schemas.microsoft.com/office/word/2010/wordprocessingGroup" xmlns:wpi="http://schemas.microsoft.com/office/word/2010/wordprocessingInk" xmlns:wne="http://schemas.microsoft.com/office/word/2006/wordml" xmlns:wps="http://schemas.microsoft.com/office/word/2010/wordprocessingShape" mc:Ignorable="w14 w15 w16se wp14">
+  <w:p>
+    <w:pPr>
+      <w:jc w:val="center"/>
+    </w:pPr>
+    <w:r>
+      <w:fldChar w:fldCharType="begin"/>
+    </w:r>
+    <w:r>
+      <w:instrText>PAGE</w:instrText>
+    </w:r>
+    <w:r>
+      <w:fldChar w:fldCharType="separate"/>
+    </w:r>
+    <w:r>
+      <w:rPr>
+        <w:noProof/>
+      </w:rPr>
+      <w:t>54</w:t>
+    </w:r>
+    <w:r>
+      <w:fldChar w:fldCharType="end"/>
+    </w:r>
+  </w:p>
+</w:ftr>
+</file>
+
+<file path=word/footnotes.xml><?xml version="1.0" encoding="utf-8"?>
+<w:footnotes xmlns:wpc="http://schemas.microsoft.com/office/word/2010/wordprocessingCanvas" xmlns:cx="http://schemas.microsoft.com/office/drawing/2014/chartex" xmlns:cx1="http://schemas.microsoft.com/office/drawing/2015/9/8/chartex" xmlns:mc="http://schemas.openxmlformats.org/markup-compatibility/2006" xmlns:o="urn:schemas-microsoft-com:office:office" xmlns:r="http://schemas.openxmlformats.org/officeDocument/2006/relationships" xmlns:m="http://schemas.openxmlformats.org/officeDocument/2006/math" xmlns:v="urn:schemas-microsoft-com:vml" xmlns:wp14="http://schemas.microsoft.com/office/word/2010/wordprocessingDrawing" xmlns:wp="http://schemas.openxmlformats.org/drawingml/2006/wordprocessingDrawing" xmlns:w10="urn:schemas-microsoft-com:office:word" xmlns:w="http://schemas.openxmlformats.org/wordprocessingml/2006/main" xmlns:w14="http://schemas.microsoft.com/office/word/2010/wordml" xmlns:w15="http://schemas.microsoft.com/office/word/2012/wordml" xmlns:w16se="http://schemas.microsoft.com/office/word/2015/wordml/symex" xmlns:wpg="http://schemas.microsoft.com/office/word/2010/wordprocessingGroup" xmlns:wpi="http://schemas.microsoft.com/office/word/2010/wordprocessingInk" xmlns:wne="http://schemas.microsoft.com/office/word/2006/wordml" xmlns:wps="http://schemas.microsoft.com/office/word/2010/wordprocessingShape" mc:Ignorable="w14 w15 w16se wp14">
+  <w:footnote w:type="separator" w:id="-1">
+    <w:p>
+      <w:pPr>
+        <w:spacing w:after="0" w:line="240" w:lineRule="auto"/>
+      </w:pPr>
+      <w:r>
+        <w:separator/>
+      </w:r>
+    </w:p>
+  </w:footnote>
+  <w:footnote w:type="continuationSeparator" w:id="0">
+    <w:p>
+      <w:pPr>
+        <w:spacing w:after="0" w:line="240" w:lineRule="auto"/>
+      </w:pPr>
+      <w:r>
+        <w:continuationSeparator/>
+      </w:r>
+    </w:p>
+  </w:footnote>
+</w:footnotes>
 </file>
 
 <file path=word/numbering.xml><?xml version="1.0" encoding="utf-8"?>
@@ -71449,7 +71618,7 @@
   <w:abstractNum w:abstractNumId="0" w15:restartNumberingAfterBreak="0">
     <w:nsid w:val="0000A990"/>
     <w:multiLevelType w:val="multilevel"/>
-    <w:tmpl w:val="C6DC76E2"/>
+    <w:tmpl w:val="D7381C6A"/>
     <w:lvl w:ilvl="0">
       <w:numFmt w:val="bullet"/>
       <w:lvlText w:val=" "/>
@@ -71526,7 +71695,7 @@
   <w:abstractNum w:abstractNumId="1" w15:restartNumberingAfterBreak="0">
     <w:nsid w:val="0000A991"/>
     <w:multiLevelType w:val="multilevel"/>
-    <w:tmpl w:val="9D626152"/>
+    <w:tmpl w:val="2948F9E6"/>
     <w:lvl w:ilvl="0">
       <w:numFmt w:val="bullet"/>
       <w:lvlText w:val=""/>
@@ -71630,7 +71799,7 @@
   <w:abstractNum w:abstractNumId="2" w15:restartNumberingAfterBreak="0">
     <w:nsid w:val="00A99201"/>
     <w:multiLevelType w:val="multilevel"/>
-    <w:tmpl w:val="232C9354"/>
+    <w:tmpl w:val="54D262BC"/>
     <w:lvl w:ilvl="0">
       <w:start w:val="1"/>
       <w:numFmt w:val="decimal"/>
@@ -73145,7 +73314,7 @@
     <w:autoRedefine/>
     <w:uiPriority w:val="39"/>
     <w:unhideWhenUsed/>
-    <w:rsid w:val="00D85B1D"/>
+    <w:rsid w:val="004F3383"/>
     <w:pPr>
       <w:spacing w:after="100"/>
     </w:pPr>
@@ -73157,7 +73326,7 @@
     <w:autoRedefine/>
     <w:uiPriority w:val="39"/>
     <w:unhideWhenUsed/>
-    <w:rsid w:val="00D85B1D"/>
+    <w:rsid w:val="004F3383"/>
     <w:pPr>
       <w:spacing w:after="100"/>
       <w:ind w:left="240"/>
@@ -73170,7 +73339,7 @@
     <w:autoRedefine/>
     <w:uiPriority w:val="39"/>
     <w:unhideWhenUsed/>
-    <w:rsid w:val="00D85B1D"/>
+    <w:rsid w:val="004F3383"/>
     <w:pPr>
       <w:spacing w:after="100"/>
       <w:ind w:left="480"/>
@@ -73183,7 +73352,7 @@
     <w:autoRedefine/>
     <w:uiPriority w:val="39"/>
     <w:unhideWhenUsed/>
-    <w:rsid w:val="00D85B1D"/>
+    <w:rsid w:val="004F3383"/>
     <w:pPr>
       <w:spacing w:after="100" w:line="259" w:lineRule="auto"/>
       <w:ind w:left="660"/>
@@ -73203,7 +73372,7 @@
     <w:autoRedefine/>
     <w:uiPriority w:val="39"/>
     <w:unhideWhenUsed/>
-    <w:rsid w:val="00D85B1D"/>
+    <w:rsid w:val="004F3383"/>
     <w:pPr>
       <w:spacing w:after="100" w:line="259" w:lineRule="auto"/>
       <w:ind w:left="880"/>
@@ -73223,7 +73392,7 @@
     <w:autoRedefine/>
     <w:uiPriority w:val="39"/>
     <w:unhideWhenUsed/>
-    <w:rsid w:val="00D85B1D"/>
+    <w:rsid w:val="004F3383"/>
     <w:pPr>
       <w:spacing w:after="100" w:line="259" w:lineRule="auto"/>
       <w:ind w:left="1100"/>
@@ -73243,7 +73412,7 @@
     <w:autoRedefine/>
     <w:uiPriority w:val="39"/>
     <w:unhideWhenUsed/>
-    <w:rsid w:val="00D85B1D"/>
+    <w:rsid w:val="004F3383"/>
     <w:pPr>
       <w:spacing w:after="100" w:line="259" w:lineRule="auto"/>
       <w:ind w:left="1320"/>
@@ -73263,7 +73432,7 @@
     <w:autoRedefine/>
     <w:uiPriority w:val="39"/>
     <w:unhideWhenUsed/>
-    <w:rsid w:val="00D85B1D"/>
+    <w:rsid w:val="004F3383"/>
     <w:pPr>
       <w:spacing w:after="100" w:line="259" w:lineRule="auto"/>
       <w:ind w:left="1540"/>
@@ -73283,7 +73452,7 @@
     <w:autoRedefine/>
     <w:uiPriority w:val="39"/>
     <w:unhideWhenUsed/>
-    <w:rsid w:val="00D85B1D"/>
+    <w:rsid w:val="004F3383"/>
     <w:pPr>
       <w:spacing w:after="100" w:line="259" w:lineRule="auto"/>
       <w:ind w:left="1760"/>
